--- a/Word+PDF/NET.docx
+++ b/Word+PDF/NET.docx
@@ -3258,7 +3258,7 @@
           <w:r>
             <w:fldChar w:fldCharType="separate"/>
           </w:r>
-          <w:hyperlink w:anchor="_Toc242926053" w:history="1">
+          <w:hyperlink w:anchor="_Toc242939677" w:history="1">
             <w:r>
               <w:rPr>
                 <w:rStyle w:val="Hyperlink"/>
@@ -3281,7 +3281,7 @@
               <w:rPr>
                 <w:webHidden/>
               </w:rPr>
-              <w:instrText xml:space="preserve"> PAGEREF _Toc242926053 \h </w:instrText>
+              <w:instrText xml:space="preserve"> PAGEREF _Toc242939677 \h </w:instrText>
             </w:r>
             <w:r>
               <w:rPr>
@@ -3318,7 +3318,7 @@
               <w:szCs w:val="24"/>
             </w:rPr>
           </w:pPr>
-          <w:hyperlink w:anchor="_Toc242926054" w:history="1">
+          <w:hyperlink w:anchor="_Toc242939678" w:history="1">
             <w:r>
               <w:rPr>
                 <w:rStyle w:val="Hyperlink"/>
@@ -3342,7 +3342,7 @@
               <w:rPr>
                 <w:webHidden/>
               </w:rPr>
-              <w:instrText xml:space="preserve"> PAGEREF _Toc242926054 \h </w:instrText>
+              <w:instrText xml:space="preserve"> PAGEREF _Toc242939678 \h </w:instrText>
             </w:r>
             <w:r>
               <w:rPr>
@@ -3379,7 +3379,7 @@
               <w:szCs w:val="24"/>
             </w:rPr>
           </w:pPr>
-          <w:hyperlink w:anchor="_Toc242926055" w:history="1">
+          <w:hyperlink w:anchor="_Toc242939679" w:history="1">
             <w:r>
               <w:rPr>
                 <w:rStyle w:val="Hyperlink"/>
@@ -3416,7 +3416,7 @@
               <w:rPr>
                 <w:webHidden/>
               </w:rPr>
-              <w:instrText xml:space="preserve"> PAGEREF _Toc242926055 \h </w:instrText>
+              <w:instrText xml:space="preserve"> PAGEREF _Toc242939679 \h </w:instrText>
             </w:r>
             <w:r>
               <w:rPr>
@@ -3455,7 +3455,7 @@
               <w:lang w:val="en-US"/>
             </w:rPr>
           </w:pPr>
-          <w:hyperlink w:anchor="_Toc242926056" w:history="1">
+          <w:hyperlink w:anchor="_Toc242939680" w:history="1">
             <w:r>
               <w:rPr>
                 <w:rStyle w:val="Hyperlink"/>
@@ -3478,7 +3478,7 @@
               <w:rPr>
                 <w:webHidden/>
               </w:rPr>
-              <w:instrText xml:space="preserve"> PAGEREF _Toc242926056 \h </w:instrText>
+              <w:instrText xml:space="preserve"> PAGEREF _Toc242939680 \h </w:instrText>
             </w:r>
             <w:r>
               <w:rPr>
@@ -3517,7 +3517,7 @@
               <w:lang w:val="en-US"/>
             </w:rPr>
           </w:pPr>
-          <w:hyperlink w:anchor="_Toc242926057" w:history="1">
+          <w:hyperlink w:anchor="_Toc242939681" w:history="1">
             <w:r>
               <w:rPr>
                 <w:rStyle w:val="Hyperlink"/>
@@ -3540,7 +3540,7 @@
               <w:rPr>
                 <w:webHidden/>
               </w:rPr>
-              <w:instrText xml:space="preserve"> PAGEREF _Toc242926057 \h </w:instrText>
+              <w:instrText xml:space="preserve"> PAGEREF _Toc242939681 \h </w:instrText>
             </w:r>
             <w:r>
               <w:rPr>
@@ -3579,7 +3579,7 @@
               <w:lang w:val="en-US"/>
             </w:rPr>
           </w:pPr>
-          <w:hyperlink w:anchor="_Toc242926058" w:history="1">
+          <w:hyperlink w:anchor="_Toc242939682" w:history="1">
             <w:r>
               <w:rPr>
                 <w:rStyle w:val="Hyperlink"/>
@@ -3602,7 +3602,7 @@
               <w:rPr>
                 <w:webHidden/>
               </w:rPr>
-              <w:instrText xml:space="preserve"> PAGEREF _Toc242926058 \h </w:instrText>
+              <w:instrText xml:space="preserve"> PAGEREF _Toc242939682 \h </w:instrText>
             </w:r>
             <w:r>
               <w:rPr>
@@ -3639,7 +3639,7 @@
               <w:szCs w:val="24"/>
             </w:rPr>
           </w:pPr>
-          <w:hyperlink w:anchor="_Toc242926059" w:history="1">
+          <w:hyperlink w:anchor="_Toc242939683" w:history="1">
             <w:r>
               <w:rPr>
                 <w:rStyle w:val="Hyperlink"/>
@@ -3662,7 +3662,7 @@
               <w:rPr>
                 <w:webHidden/>
               </w:rPr>
-              <w:instrText xml:space="preserve"> PAGEREF _Toc242926059 \h </w:instrText>
+              <w:instrText xml:space="preserve"> PAGEREF _Toc242939683 \h </w:instrText>
             </w:r>
             <w:r>
               <w:rPr>
@@ -3701,7 +3701,7 @@
               <w:lang w:val="en-US"/>
             </w:rPr>
           </w:pPr>
-          <w:hyperlink w:anchor="_Toc242926060" w:history="1">
+          <w:hyperlink w:anchor="_Toc242939684" w:history="1">
             <w:r>
               <w:rPr>
                 <w:rStyle w:val="Hyperlink"/>
@@ -3724,7 +3724,7 @@
               <w:rPr>
                 <w:webHidden/>
               </w:rPr>
-              <w:instrText xml:space="preserve"> PAGEREF _Toc242926060 \h </w:instrText>
+              <w:instrText xml:space="preserve"> PAGEREF _Toc242939684 \h </w:instrText>
             </w:r>
             <w:r>
               <w:rPr>
@@ -3763,7 +3763,7 @@
               <w:lang w:val="en-US"/>
             </w:rPr>
           </w:pPr>
-          <w:hyperlink w:anchor="_Toc242926061" w:history="1">
+          <w:hyperlink w:anchor="_Toc242939685" w:history="1">
             <w:r>
               <w:rPr>
                 <w:rStyle w:val="Hyperlink"/>
@@ -3786,7 +3786,7 @@
               <w:rPr>
                 <w:webHidden/>
               </w:rPr>
-              <w:instrText xml:space="preserve"> PAGEREF _Toc242926061 \h </w:instrText>
+              <w:instrText xml:space="preserve"> PAGEREF _Toc242939685 \h </w:instrText>
             </w:r>
             <w:r>
               <w:rPr>
@@ -3825,7 +3825,7 @@
               <w:lang w:val="en-US"/>
             </w:rPr>
           </w:pPr>
-          <w:hyperlink w:anchor="_Toc242926062" w:history="1">
+          <w:hyperlink w:anchor="_Toc242939686" w:history="1">
             <w:r>
               <w:rPr>
                 <w:rStyle w:val="Hyperlink"/>
@@ -3848,7 +3848,7 @@
               <w:rPr>
                 <w:webHidden/>
               </w:rPr>
-              <w:instrText xml:space="preserve"> PAGEREF _Toc242926062 \h </w:instrText>
+              <w:instrText xml:space="preserve"> PAGEREF _Toc242939686 \h </w:instrText>
             </w:r>
             <w:r>
               <w:rPr>
@@ -3887,7 +3887,7 @@
               <w:lang w:val="en-US"/>
             </w:rPr>
           </w:pPr>
-          <w:hyperlink w:anchor="_Toc242926063" w:history="1">
+          <w:hyperlink w:anchor="_Toc242939687" w:history="1">
             <w:r>
               <w:rPr>
                 <w:rStyle w:val="Hyperlink"/>
@@ -3910,7 +3910,7 @@
               <w:rPr>
                 <w:webHidden/>
               </w:rPr>
-              <w:instrText xml:space="preserve"> PAGEREF _Toc242926063 \h </w:instrText>
+              <w:instrText xml:space="preserve"> PAGEREF _Toc242939687 \h </w:instrText>
             </w:r>
             <w:r>
               <w:rPr>
@@ -3947,7 +3947,7 @@
               <w:szCs w:val="24"/>
             </w:rPr>
           </w:pPr>
-          <w:hyperlink w:anchor="_Toc242926064" w:history="1">
+          <w:hyperlink w:anchor="_Toc242939688" w:history="1">
             <w:r>
               <w:rPr>
                 <w:rStyle w:val="Hyperlink"/>
@@ -3970,7 +3970,7 @@
               <w:rPr>
                 <w:webHidden/>
               </w:rPr>
-              <w:instrText xml:space="preserve"> PAGEREF _Toc242926064 \h </w:instrText>
+              <w:instrText xml:space="preserve"> PAGEREF _Toc242939688 \h </w:instrText>
             </w:r>
             <w:r>
               <w:rPr>
@@ -4009,7 +4009,7 @@
               <w:lang w:val="en-US"/>
             </w:rPr>
           </w:pPr>
-          <w:hyperlink w:anchor="_Toc242926065" w:history="1">
+          <w:hyperlink w:anchor="_Toc242939689" w:history="1">
             <w:r>
               <w:rPr>
                 <w:rStyle w:val="Hyperlink"/>
@@ -4032,7 +4032,7 @@
               <w:rPr>
                 <w:webHidden/>
               </w:rPr>
-              <w:instrText xml:space="preserve"> PAGEREF _Toc242926065 \h </w:instrText>
+              <w:instrText xml:space="preserve"> PAGEREF _Toc242939689 \h </w:instrText>
             </w:r>
             <w:r>
               <w:rPr>
@@ -4071,7 +4071,7 @@
               <w:lang w:val="en-US"/>
             </w:rPr>
           </w:pPr>
-          <w:hyperlink w:anchor="_Toc242926066" w:history="1">
+          <w:hyperlink w:anchor="_Toc242939690" w:history="1">
             <w:r>
               <w:rPr>
                 <w:rStyle w:val="Hyperlink"/>
@@ -4094,7 +4094,7 @@
               <w:rPr>
                 <w:webHidden/>
               </w:rPr>
-              <w:instrText xml:space="preserve"> PAGEREF _Toc242926066 \h </w:instrText>
+              <w:instrText xml:space="preserve"> PAGEREF _Toc242939690 \h </w:instrText>
             </w:r>
             <w:r>
               <w:rPr>
@@ -4134,7 +4134,7 @@
               <w:lang w:val="en-US"/>
             </w:rPr>
           </w:pPr>
-          <w:hyperlink w:anchor="_Toc242926067" w:history="1">
+          <w:hyperlink w:anchor="_Toc242939691" w:history="1">
             <w:r>
               <w:rPr>
                 <w:rStyle w:val="Hyperlink"/>
@@ -4157,7 +4157,7 @@
               <w:rPr>
                 <w:webHidden/>
               </w:rPr>
-              <w:instrText xml:space="preserve"> PAGEREF _Toc242926067 \h </w:instrText>
+              <w:instrText xml:space="preserve"> PAGEREF _Toc242939691 \h </w:instrText>
             </w:r>
             <w:r>
               <w:rPr>
@@ -4197,7 +4197,7 @@
               <w:lang w:val="en-US"/>
             </w:rPr>
           </w:pPr>
-          <w:hyperlink w:anchor="_Toc242926068" w:history="1">
+          <w:hyperlink w:anchor="_Toc242939692" w:history="1">
             <w:r>
               <w:rPr>
                 <w:rStyle w:val="Hyperlink"/>
@@ -4220,7 +4220,7 @@
               <w:rPr>
                 <w:webHidden/>
               </w:rPr>
-              <w:instrText xml:space="preserve"> PAGEREF _Toc242926068 \h </w:instrText>
+              <w:instrText xml:space="preserve"> PAGEREF _Toc242939692 \h </w:instrText>
             </w:r>
             <w:r>
               <w:rPr>
@@ -4260,7 +4260,7 @@
               <w:lang w:val="en-US"/>
             </w:rPr>
           </w:pPr>
-          <w:hyperlink w:anchor="_Toc242926069" w:history="1">
+          <w:hyperlink w:anchor="_Toc242939693" w:history="1">
             <w:r>
               <w:rPr>
                 <w:rStyle w:val="Hyperlink"/>
@@ -4283,7 +4283,7 @@
               <w:rPr>
                 <w:webHidden/>
               </w:rPr>
-              <w:instrText xml:space="preserve"> PAGEREF _Toc242926069 \h </w:instrText>
+              <w:instrText xml:space="preserve"> PAGEREF _Toc242939693 \h </w:instrText>
             </w:r>
             <w:r>
               <w:rPr>
@@ -4322,7 +4322,7 @@
               <w:lang w:val="en-US"/>
             </w:rPr>
           </w:pPr>
-          <w:hyperlink w:anchor="_Toc242926070" w:history="1">
+          <w:hyperlink w:anchor="_Toc242939694" w:history="1">
             <w:r>
               <w:rPr>
                 <w:rStyle w:val="Hyperlink"/>
@@ -4345,7 +4345,7 @@
               <w:rPr>
                 <w:webHidden/>
               </w:rPr>
-              <w:instrText xml:space="preserve"> PAGEREF _Toc242926070 \h </w:instrText>
+              <w:instrText xml:space="preserve"> PAGEREF _Toc242939694 \h </w:instrText>
             </w:r>
             <w:r>
               <w:rPr>
@@ -4384,7 +4384,7 @@
               <w:lang w:val="en-US"/>
             </w:rPr>
           </w:pPr>
-          <w:hyperlink w:anchor="_Toc242926071" w:history="1">
+          <w:hyperlink w:anchor="_Toc242939695" w:history="1">
             <w:r>
               <w:rPr>
                 <w:rStyle w:val="Hyperlink"/>
@@ -4407,7 +4407,7 @@
               <w:rPr>
                 <w:webHidden/>
               </w:rPr>
-              <w:instrText xml:space="preserve"> PAGEREF _Toc242926071 \h </w:instrText>
+              <w:instrText xml:space="preserve"> PAGEREF _Toc242939695 \h </w:instrText>
             </w:r>
             <w:r>
               <w:rPr>
@@ -4446,7 +4446,7 @@
               <w:lang w:val="en-US"/>
             </w:rPr>
           </w:pPr>
-          <w:hyperlink w:anchor="_Toc242926072" w:history="1">
+          <w:hyperlink w:anchor="_Toc242939696" w:history="1">
             <w:r>
               <w:rPr>
                 <w:rStyle w:val="Hyperlink"/>
@@ -4469,7 +4469,7 @@
               <w:rPr>
                 <w:webHidden/>
               </w:rPr>
-              <w:instrText xml:space="preserve"> PAGEREF _Toc242926072 \h </w:instrText>
+              <w:instrText xml:space="preserve"> PAGEREF _Toc242939696 \h </w:instrText>
             </w:r>
             <w:r>
               <w:rPr>
@@ -4506,7 +4506,7 @@
               <w:szCs w:val="24"/>
             </w:rPr>
           </w:pPr>
-          <w:hyperlink w:anchor="_Toc242926073" w:history="1">
+          <w:hyperlink w:anchor="_Toc242939697" w:history="1">
             <w:r>
               <w:rPr>
                 <w:rStyle w:val="Hyperlink"/>
@@ -4529,7 +4529,7 @@
               <w:rPr>
                 <w:webHidden/>
               </w:rPr>
-              <w:instrText xml:space="preserve"> PAGEREF _Toc242926073 \h </w:instrText>
+              <w:instrText xml:space="preserve"> PAGEREF _Toc242939697 \h </w:instrText>
             </w:r>
             <w:r>
               <w:rPr>
@@ -4568,7 +4568,7 @@
               <w:lang w:val="en-US"/>
             </w:rPr>
           </w:pPr>
-          <w:hyperlink w:anchor="_Toc242926074" w:history="1">
+          <w:hyperlink w:anchor="_Toc242939698" w:history="1">
             <w:r>
               <w:rPr>
                 <w:rStyle w:val="Hyperlink"/>
@@ -4591,7 +4591,7 @@
               <w:rPr>
                 <w:webHidden/>
               </w:rPr>
-              <w:instrText xml:space="preserve"> PAGEREF _Toc242926074 \h </w:instrText>
+              <w:instrText xml:space="preserve"> PAGEREF _Toc242939698 \h </w:instrText>
             </w:r>
             <w:r>
               <w:rPr>
@@ -4630,7 +4630,7 @@
               <w:lang w:val="en-US"/>
             </w:rPr>
           </w:pPr>
-          <w:hyperlink w:anchor="_Toc242926075" w:history="1">
+          <w:hyperlink w:anchor="_Toc242939699" w:history="1">
             <w:r>
               <w:rPr>
                 <w:rStyle w:val="Hyperlink"/>
@@ -4653,7 +4653,7 @@
               <w:rPr>
                 <w:webHidden/>
               </w:rPr>
-              <w:instrText xml:space="preserve"> PAGEREF _Toc242926075 \h </w:instrText>
+              <w:instrText xml:space="preserve"> PAGEREF _Toc242939699 \h </w:instrText>
             </w:r>
             <w:r>
               <w:rPr>
@@ -4692,7 +4692,7 @@
               <w:lang w:val="en-US"/>
             </w:rPr>
           </w:pPr>
-          <w:hyperlink w:anchor="_Toc242926076" w:history="1">
+          <w:hyperlink w:anchor="_Toc242939700" w:history="1">
             <w:r>
               <w:rPr>
                 <w:rStyle w:val="Hyperlink"/>
@@ -4715,7 +4715,7 @@
               <w:rPr>
                 <w:webHidden/>
               </w:rPr>
-              <w:instrText xml:space="preserve"> PAGEREF _Toc242926076 \h </w:instrText>
+              <w:instrText xml:space="preserve"> PAGEREF _Toc242939700 \h </w:instrText>
             </w:r>
             <w:r>
               <w:rPr>
@@ -4754,7 +4754,7 @@
               <w:lang w:val="en-US"/>
             </w:rPr>
           </w:pPr>
-          <w:hyperlink w:anchor="_Toc242926077" w:history="1">
+          <w:hyperlink w:anchor="_Toc242939701" w:history="1">
             <w:r>
               <w:rPr>
                 <w:rStyle w:val="Hyperlink"/>
@@ -4777,7 +4777,7 @@
               <w:rPr>
                 <w:webHidden/>
               </w:rPr>
-              <w:instrText xml:space="preserve"> PAGEREF _Toc242926077 \h </w:instrText>
+              <w:instrText xml:space="preserve"> PAGEREF _Toc242939701 \h </w:instrText>
             </w:r>
             <w:r>
               <w:rPr>
@@ -4817,7 +4817,7 @@
               <w:lang w:val="en-US"/>
             </w:rPr>
           </w:pPr>
-          <w:hyperlink w:anchor="_Toc242926078" w:history="1">
+          <w:hyperlink w:anchor="_Toc242939702" w:history="1">
             <w:r>
               <w:rPr>
                 <w:rStyle w:val="Hyperlink"/>
@@ -4840,7 +4840,7 @@
               <w:rPr>
                 <w:webHidden/>
               </w:rPr>
-              <w:instrText xml:space="preserve"> PAGEREF _Toc242926078 \h </w:instrText>
+              <w:instrText xml:space="preserve"> PAGEREF _Toc242939702 \h </w:instrText>
             </w:r>
             <w:r>
               <w:rPr>
@@ -4880,7 +4880,7 @@
               <w:lang w:val="en-US"/>
             </w:rPr>
           </w:pPr>
-          <w:hyperlink w:anchor="_Toc242926079" w:history="1">
+          <w:hyperlink w:anchor="_Toc242939703" w:history="1">
             <w:r>
               <w:rPr>
                 <w:rStyle w:val="Hyperlink"/>
@@ -4903,7 +4903,7 @@
               <w:rPr>
                 <w:webHidden/>
               </w:rPr>
-              <w:instrText xml:space="preserve"> PAGEREF _Toc242926079 \h </w:instrText>
+              <w:instrText xml:space="preserve"> PAGEREF _Toc242939703 \h </w:instrText>
             </w:r>
             <w:r>
               <w:rPr>
@@ -4943,7 +4943,7 @@
               <w:lang w:val="en-US"/>
             </w:rPr>
           </w:pPr>
-          <w:hyperlink w:anchor="_Toc242926080" w:history="1">
+          <w:hyperlink w:anchor="_Toc242939704" w:history="1">
             <w:r>
               <w:rPr>
                 <w:rStyle w:val="Hyperlink"/>
@@ -4966,7 +4966,7 @@
               <w:rPr>
                 <w:webHidden/>
               </w:rPr>
-              <w:instrText xml:space="preserve"> PAGEREF _Toc242926080 \h </w:instrText>
+              <w:instrText xml:space="preserve"> PAGEREF _Toc242939704 \h </w:instrText>
             </w:r>
             <w:r>
               <w:rPr>
@@ -5005,7 +5005,7 @@
               <w:lang w:val="en-US"/>
             </w:rPr>
           </w:pPr>
-          <w:hyperlink w:anchor="_Toc242926081" w:history="1">
+          <w:hyperlink w:anchor="_Toc242939705" w:history="1">
             <w:r>
               <w:rPr>
                 <w:rStyle w:val="Hyperlink"/>
@@ -5028,7 +5028,7 @@
               <w:rPr>
                 <w:webHidden/>
               </w:rPr>
-              <w:instrText xml:space="preserve"> PAGEREF _Toc242926081 \h </w:instrText>
+              <w:instrText xml:space="preserve"> PAGEREF _Toc242939705 \h </w:instrText>
             </w:r>
             <w:r>
               <w:rPr>
@@ -5065,7 +5065,7 @@
               <w:szCs w:val="24"/>
             </w:rPr>
           </w:pPr>
-          <w:hyperlink w:anchor="_Toc242926082" w:history="1">
+          <w:hyperlink w:anchor="_Toc242939706" w:history="1">
             <w:r>
               <w:rPr>
                 <w:rStyle w:val="Hyperlink"/>
@@ -5088,7 +5088,7 @@
               <w:rPr>
                 <w:webHidden/>
               </w:rPr>
-              <w:instrText xml:space="preserve"> PAGEREF _Toc242926082 \h </w:instrText>
+              <w:instrText xml:space="preserve"> PAGEREF _Toc242939706 \h </w:instrText>
             </w:r>
             <w:r>
               <w:rPr>
@@ -5127,7 +5127,7 @@
               <w:lang w:val="en-US"/>
             </w:rPr>
           </w:pPr>
-          <w:hyperlink w:anchor="_Toc242926083" w:history="1">
+          <w:hyperlink w:anchor="_Toc242939707" w:history="1">
             <w:r>
               <w:rPr>
                 <w:rStyle w:val="Hyperlink"/>
@@ -5150,7 +5150,7 @@
               <w:rPr>
                 <w:webHidden/>
               </w:rPr>
-              <w:instrText xml:space="preserve"> PAGEREF _Toc242926083 \h </w:instrText>
+              <w:instrText xml:space="preserve"> PAGEREF _Toc242939707 \h </w:instrText>
             </w:r>
             <w:r>
               <w:rPr>
@@ -5189,7 +5189,7 @@
               <w:lang w:val="en-US"/>
             </w:rPr>
           </w:pPr>
-          <w:hyperlink w:anchor="_Toc242926084" w:history="1">
+          <w:hyperlink w:anchor="_Toc242939708" w:history="1">
             <w:r>
               <w:rPr>
                 <w:rStyle w:val="Hyperlink"/>
@@ -5212,7 +5212,7 @@
               <w:rPr>
                 <w:webHidden/>
               </w:rPr>
-              <w:instrText xml:space="preserve"> PAGEREF _Toc242926084 \h </w:instrText>
+              <w:instrText xml:space="preserve"> PAGEREF _Toc242939708 \h </w:instrText>
             </w:r>
             <w:r>
               <w:rPr>
@@ -5229,7 +5229,7 @@
               <w:rPr>
                 <w:webHidden/>
               </w:rPr>
-              <w:t>28</w:t>
+              <w:t>29</w:t>
             </w:r>
             <w:r>
               <w:rPr>
@@ -5251,7 +5251,7 @@
               <w:lang w:val="en-US"/>
             </w:rPr>
           </w:pPr>
-          <w:hyperlink w:anchor="_Toc242926085" w:history="1">
+          <w:hyperlink w:anchor="_Toc242939709" w:history="1">
             <w:r>
               <w:rPr>
                 <w:rStyle w:val="Hyperlink"/>
@@ -5274,7 +5274,7 @@
               <w:rPr>
                 <w:webHidden/>
               </w:rPr>
-              <w:instrText xml:space="preserve"> PAGEREF _Toc242926085 \h </w:instrText>
+              <w:instrText xml:space="preserve"> PAGEREF _Toc242939709 \h </w:instrText>
             </w:r>
             <w:r>
               <w:rPr>
@@ -5291,7 +5291,7 @@
               <w:rPr>
                 <w:webHidden/>
               </w:rPr>
-              <w:t>28</w:t>
+              <w:t>29</w:t>
             </w:r>
             <w:r>
               <w:rPr>
@@ -5314,7 +5314,7 @@
               <w:lang w:val="en-US"/>
             </w:rPr>
           </w:pPr>
-          <w:hyperlink w:anchor="_Toc242926086" w:history="1">
+          <w:hyperlink w:anchor="_Toc242939710" w:history="1">
             <w:r>
               <w:rPr>
                 <w:rStyle w:val="Hyperlink"/>
@@ -5337,7 +5337,7 @@
               <w:rPr>
                 <w:webHidden/>
               </w:rPr>
-              <w:instrText xml:space="preserve"> PAGEREF _Toc242926086 \h </w:instrText>
+              <w:instrText xml:space="preserve"> PAGEREF _Toc242939710 \h </w:instrText>
             </w:r>
             <w:r>
               <w:rPr>
@@ -5354,7 +5354,7 @@
               <w:rPr>
                 <w:webHidden/>
               </w:rPr>
-              <w:t>28</w:t>
+              <w:t>29</w:t>
             </w:r>
             <w:r>
               <w:rPr>
@@ -5377,7 +5377,7 @@
               <w:lang w:val="en-US"/>
             </w:rPr>
           </w:pPr>
-          <w:hyperlink w:anchor="_Toc242926087" w:history="1">
+          <w:hyperlink w:anchor="_Toc242939711" w:history="1">
             <w:r>
               <w:rPr>
                 <w:rStyle w:val="Hyperlink"/>
@@ -5400,7 +5400,7 @@
               <w:rPr>
                 <w:webHidden/>
               </w:rPr>
-              <w:instrText xml:space="preserve"> PAGEREF _Toc242926087 \h </w:instrText>
+              <w:instrText xml:space="preserve"> PAGEREF _Toc242939711 \h </w:instrText>
             </w:r>
             <w:r>
               <w:rPr>
@@ -5417,7 +5417,7 @@
               <w:rPr>
                 <w:webHidden/>
               </w:rPr>
-              <w:t>28</w:t>
+              <w:t>30</w:t>
             </w:r>
             <w:r>
               <w:rPr>
@@ -5439,7 +5439,7 @@
               <w:lang w:val="en-US"/>
             </w:rPr>
           </w:pPr>
-          <w:hyperlink w:anchor="_Toc242926088" w:history="1">
+          <w:hyperlink w:anchor="_Toc242939712" w:history="1">
             <w:r>
               <w:rPr>
                 <w:rStyle w:val="Hyperlink"/>
@@ -5462,7 +5462,7 @@
               <w:rPr>
                 <w:webHidden/>
               </w:rPr>
-              <w:instrText xml:space="preserve"> PAGEREF _Toc242926088 \h </w:instrText>
+              <w:instrText xml:space="preserve"> PAGEREF _Toc242939712 \h </w:instrText>
             </w:r>
             <w:r>
               <w:rPr>
@@ -5479,7 +5479,7 @@
               <w:rPr>
                 <w:webHidden/>
               </w:rPr>
-              <w:t>31</w:t>
+              <w:t>34</w:t>
             </w:r>
             <w:r>
               <w:rPr>
@@ -5501,7 +5501,7 @@
               <w:lang w:val="en-US"/>
             </w:rPr>
           </w:pPr>
-          <w:hyperlink w:anchor="_Toc242926089" w:history="1">
+          <w:hyperlink w:anchor="_Toc242939713" w:history="1">
             <w:r>
               <w:rPr>
                 <w:rStyle w:val="Hyperlink"/>
@@ -5524,7 +5524,7 @@
               <w:rPr>
                 <w:webHidden/>
               </w:rPr>
-              <w:instrText xml:space="preserve"> PAGEREF _Toc242926089 \h </w:instrText>
+              <w:instrText xml:space="preserve"> PAGEREF _Toc242939713 \h </w:instrText>
             </w:r>
             <w:r>
               <w:rPr>
@@ -5541,7 +5541,7 @@
               <w:rPr>
                 <w:webHidden/>
               </w:rPr>
-              <w:t>32</w:t>
+              <w:t>35</w:t>
             </w:r>
             <w:r>
               <w:rPr>
@@ -5561,7 +5561,7 @@
               <w:szCs w:val="24"/>
             </w:rPr>
           </w:pPr>
-          <w:hyperlink w:anchor="_Toc242926090" w:history="1">
+          <w:hyperlink w:anchor="_Toc242939714" w:history="1">
             <w:r>
               <w:rPr>
                 <w:rStyle w:val="Hyperlink"/>
@@ -5584,7 +5584,7 @@
               <w:rPr>
                 <w:webHidden/>
               </w:rPr>
-              <w:instrText xml:space="preserve"> PAGEREF _Toc242926090 \h </w:instrText>
+              <w:instrText xml:space="preserve"> PAGEREF _Toc242939714 \h </w:instrText>
             </w:r>
             <w:r>
               <w:rPr>
@@ -5601,7 +5601,7 @@
               <w:rPr>
                 <w:webHidden/>
               </w:rPr>
-              <w:t>33</w:t>
+              <w:t>35</w:t>
             </w:r>
             <w:r>
               <w:rPr>
@@ -5623,7 +5623,7 @@
               <w:lang w:val="en-US"/>
             </w:rPr>
           </w:pPr>
-          <w:hyperlink w:anchor="_Toc242926091" w:history="1">
+          <w:hyperlink w:anchor="_Toc242939715" w:history="1">
             <w:r>
               <w:rPr>
                 <w:rStyle w:val="Hyperlink"/>
@@ -5646,7 +5646,7 @@
               <w:rPr>
                 <w:webHidden/>
               </w:rPr>
-              <w:instrText xml:space="preserve"> PAGEREF _Toc242926091 \h </w:instrText>
+              <w:instrText xml:space="preserve"> PAGEREF _Toc242939715 \h </w:instrText>
             </w:r>
             <w:r>
               <w:rPr>
@@ -5663,7 +5663,7 @@
               <w:rPr>
                 <w:webHidden/>
               </w:rPr>
-              <w:t>33</w:t>
+              <w:t>35</w:t>
             </w:r>
             <w:r>
               <w:rPr>
@@ -5685,7 +5685,7 @@
               <w:lang w:val="en-US"/>
             </w:rPr>
           </w:pPr>
-          <w:hyperlink w:anchor="_Toc242926092" w:history="1">
+          <w:hyperlink w:anchor="_Toc242939716" w:history="1">
             <w:r>
               <w:rPr>
                 <w:rStyle w:val="Hyperlink"/>
@@ -5708,7 +5708,7 @@
               <w:rPr>
                 <w:webHidden/>
               </w:rPr>
-              <w:instrText xml:space="preserve"> PAGEREF _Toc242926092 \h </w:instrText>
+              <w:instrText xml:space="preserve"> PAGEREF _Toc242939716 \h </w:instrText>
             </w:r>
             <w:r>
               <w:rPr>
@@ -5725,7 +5725,7 @@
               <w:rPr>
                 <w:webHidden/>
               </w:rPr>
-              <w:t>34</w:t>
+              <w:t>36</w:t>
             </w:r>
             <w:r>
               <w:rPr>
@@ -5747,7 +5747,7 @@
               <w:lang w:val="en-US"/>
             </w:rPr>
           </w:pPr>
-          <w:hyperlink w:anchor="_Toc242926093" w:history="1">
+          <w:hyperlink w:anchor="_Toc242939717" w:history="1">
             <w:r>
               <w:rPr>
                 <w:rStyle w:val="Hyperlink"/>
@@ -5770,7 +5770,7 @@
               <w:rPr>
                 <w:webHidden/>
               </w:rPr>
-              <w:instrText xml:space="preserve"> PAGEREF _Toc242926093 \h </w:instrText>
+              <w:instrText xml:space="preserve"> PAGEREF _Toc242939717 \h </w:instrText>
             </w:r>
             <w:r>
               <w:rPr>
@@ -5787,7 +5787,7 @@
               <w:rPr>
                 <w:webHidden/>
               </w:rPr>
-              <w:t>35</w:t>
+              <w:t>37</w:t>
             </w:r>
             <w:r>
               <w:rPr>
@@ -5809,7 +5809,7 @@
               <w:lang w:val="en-US"/>
             </w:rPr>
           </w:pPr>
-          <w:hyperlink w:anchor="_Toc242926094" w:history="1">
+          <w:hyperlink w:anchor="_Toc242939718" w:history="1">
             <w:r>
               <w:rPr>
                 <w:rStyle w:val="Hyperlink"/>
@@ -5832,7 +5832,7 @@
               <w:rPr>
                 <w:webHidden/>
               </w:rPr>
-              <w:instrText xml:space="preserve"> PAGEREF _Toc242926094 \h </w:instrText>
+              <w:instrText xml:space="preserve"> PAGEREF _Toc242939718 \h </w:instrText>
             </w:r>
             <w:r>
               <w:rPr>
@@ -5849,7 +5849,7 @@
               <w:rPr>
                 <w:webHidden/>
               </w:rPr>
-              <w:t>37</w:t>
+              <w:t>39</w:t>
             </w:r>
             <w:r>
               <w:rPr>
@@ -5872,7 +5872,7 @@
               <w:lang w:val="en-US"/>
             </w:rPr>
           </w:pPr>
-          <w:hyperlink w:anchor="_Toc242926095" w:history="1">
+          <w:hyperlink w:anchor="_Toc242939719" w:history="1">
             <w:r>
               <w:rPr>
                 <w:rStyle w:val="Hyperlink"/>
@@ -5895,7 +5895,7 @@
               <w:rPr>
                 <w:webHidden/>
               </w:rPr>
-              <w:instrText xml:space="preserve"> PAGEREF _Toc242926095 \h </w:instrText>
+              <w:instrText xml:space="preserve"> PAGEREF _Toc242939719 \h </w:instrText>
             </w:r>
             <w:r>
               <w:rPr>
@@ -5912,7 +5912,7 @@
               <w:rPr>
                 <w:webHidden/>
               </w:rPr>
-              <w:t>38</w:t>
+              <w:t>40</w:t>
             </w:r>
             <w:r>
               <w:rPr>
@@ -5935,7 +5935,7 @@
               <w:lang w:val="en-US"/>
             </w:rPr>
           </w:pPr>
-          <w:hyperlink w:anchor="_Toc242926096" w:history="1">
+          <w:hyperlink w:anchor="_Toc242939720" w:history="1">
             <w:r>
               <w:rPr>
                 <w:rStyle w:val="Hyperlink"/>
@@ -5958,7 +5958,7 @@
               <w:rPr>
                 <w:webHidden/>
               </w:rPr>
-              <w:instrText xml:space="preserve"> PAGEREF _Toc242926096 \h </w:instrText>
+              <w:instrText xml:space="preserve"> PAGEREF _Toc242939720 \h </w:instrText>
             </w:r>
             <w:r>
               <w:rPr>
@@ -5975,7 +5975,7 @@
               <w:rPr>
                 <w:webHidden/>
               </w:rPr>
-              <w:t>39</w:t>
+              <w:t>41</w:t>
             </w:r>
             <w:r>
               <w:rPr>
@@ -5998,7 +5998,7 @@
               <w:lang w:val="en-US"/>
             </w:rPr>
           </w:pPr>
-          <w:hyperlink w:anchor="_Toc242926097" w:history="1">
+          <w:hyperlink w:anchor="_Toc242939721" w:history="1">
             <w:r>
               <w:rPr>
                 <w:rStyle w:val="Hyperlink"/>
@@ -6021,7 +6021,7 @@
               <w:rPr>
                 <w:webHidden/>
               </w:rPr>
-              <w:instrText xml:space="preserve"> PAGEREF _Toc242926097 \h </w:instrText>
+              <w:instrText xml:space="preserve"> PAGEREF _Toc242939721 \h </w:instrText>
             </w:r>
             <w:r>
               <w:rPr>
@@ -6038,7 +6038,7 @@
               <w:rPr>
                 <w:webHidden/>
               </w:rPr>
-              <w:t>40</w:t>
+              <w:t>42</w:t>
             </w:r>
             <w:r>
               <w:rPr>
@@ -6061,7 +6061,7 @@
               <w:lang w:val="en-US"/>
             </w:rPr>
           </w:pPr>
-          <w:hyperlink w:anchor="_Toc242926098" w:history="1">
+          <w:hyperlink w:anchor="_Toc242939722" w:history="1">
             <w:r>
               <w:rPr>
                 <w:rStyle w:val="Hyperlink"/>
@@ -6084,7 +6084,7 @@
               <w:rPr>
                 <w:webHidden/>
               </w:rPr>
-              <w:instrText xml:space="preserve"> PAGEREF _Toc242926098 \h </w:instrText>
+              <w:instrText xml:space="preserve"> PAGEREF _Toc242939722 \h </w:instrText>
             </w:r>
             <w:r>
               <w:rPr>
@@ -6101,7 +6101,7 @@
               <w:rPr>
                 <w:webHidden/>
               </w:rPr>
-              <w:t>41</w:t>
+              <w:t>43</w:t>
             </w:r>
             <w:r>
               <w:rPr>
@@ -6121,7 +6121,7 @@
               <w:szCs w:val="24"/>
             </w:rPr>
           </w:pPr>
-          <w:hyperlink w:anchor="_Toc242926099" w:history="1">
+          <w:hyperlink w:anchor="_Toc242939723" w:history="1">
             <w:r>
               <w:rPr>
                 <w:rStyle w:val="Hyperlink"/>
@@ -6157,7 +6157,7 @@
               <w:rPr>
                 <w:webHidden/>
               </w:rPr>
-              <w:instrText xml:space="preserve"> PAGEREF _Toc242926099 \h </w:instrText>
+              <w:instrText xml:space="preserve"> PAGEREF _Toc242939723 \h </w:instrText>
             </w:r>
             <w:r>
               <w:rPr>
@@ -6174,7 +6174,7 @@
               <w:rPr>
                 <w:webHidden/>
               </w:rPr>
-              <w:t>42</w:t>
+              <w:t>44</w:t>
             </w:r>
             <w:r>
               <w:rPr>
@@ -6196,7 +6196,7 @@
               <w:lang w:val="en-US"/>
             </w:rPr>
           </w:pPr>
-          <w:hyperlink w:anchor="_Toc242926100" w:history="1">
+          <w:hyperlink w:anchor="_Toc242939724" w:history="1">
             <w:r>
               <w:rPr>
                 <w:rStyle w:val="Hyperlink"/>
@@ -6219,7 +6219,7 @@
               <w:rPr>
                 <w:webHidden/>
               </w:rPr>
-              <w:instrText xml:space="preserve"> PAGEREF _Toc242926100 \h </w:instrText>
+              <w:instrText xml:space="preserve"> PAGEREF _Toc242939724 \h </w:instrText>
             </w:r>
             <w:r>
               <w:rPr>
@@ -6236,7 +6236,7 @@
               <w:rPr>
                 <w:webHidden/>
               </w:rPr>
-              <w:t>42</w:t>
+              <w:t>44</w:t>
             </w:r>
             <w:r>
               <w:rPr>
@@ -6258,7 +6258,7 @@
               <w:lang w:val="en-US"/>
             </w:rPr>
           </w:pPr>
-          <w:hyperlink w:anchor="_Toc242926101" w:history="1">
+          <w:hyperlink w:anchor="_Toc242939725" w:history="1">
             <w:r>
               <w:rPr>
                 <w:rStyle w:val="Hyperlink"/>
@@ -6281,7 +6281,7 @@
               <w:rPr>
                 <w:webHidden/>
               </w:rPr>
-              <w:instrText xml:space="preserve"> PAGEREF _Toc242926101 \h </w:instrText>
+              <w:instrText xml:space="preserve"> PAGEREF _Toc242939725 \h </w:instrText>
             </w:r>
             <w:r>
               <w:rPr>
@@ -6298,7 +6298,7 @@
               <w:rPr>
                 <w:webHidden/>
               </w:rPr>
-              <w:t>43</w:t>
+              <w:t>45</w:t>
             </w:r>
             <w:r>
               <w:rPr>
@@ -6320,7 +6320,7 @@
               <w:lang w:val="en-US"/>
             </w:rPr>
           </w:pPr>
-          <w:hyperlink w:anchor="_Toc242926102" w:history="1">
+          <w:hyperlink w:anchor="_Toc242939726" w:history="1">
             <w:r>
               <w:rPr>
                 <w:rStyle w:val="Hyperlink"/>
@@ -6343,7 +6343,7 @@
               <w:rPr>
                 <w:webHidden/>
               </w:rPr>
-              <w:instrText xml:space="preserve"> PAGEREF _Toc242926102 \h </w:instrText>
+              <w:instrText xml:space="preserve"> PAGEREF _Toc242939726 \h </w:instrText>
             </w:r>
             <w:r>
               <w:rPr>
@@ -6360,7 +6360,7 @@
               <w:rPr>
                 <w:webHidden/>
               </w:rPr>
-              <w:t>45</w:t>
+              <w:t>47</w:t>
             </w:r>
             <w:r>
               <w:rPr>
@@ -6382,7 +6382,7 @@
               <w:lang w:val="en-US"/>
             </w:rPr>
           </w:pPr>
-          <w:hyperlink w:anchor="_Toc242926103" w:history="1">
+          <w:hyperlink w:anchor="_Toc242939727" w:history="1">
             <w:r>
               <w:rPr>
                 <w:rStyle w:val="Hyperlink"/>
@@ -6405,7 +6405,7 @@
               <w:rPr>
                 <w:webHidden/>
               </w:rPr>
-              <w:instrText xml:space="preserve"> PAGEREF _Toc242926103 \h </w:instrText>
+              <w:instrText xml:space="preserve"> PAGEREF _Toc242939727 \h </w:instrText>
             </w:r>
             <w:r>
               <w:rPr>
@@ -6422,7 +6422,7 @@
               <w:rPr>
                 <w:webHidden/>
               </w:rPr>
-              <w:t>46</w:t>
+              <w:t>48</w:t>
             </w:r>
             <w:r>
               <w:rPr>
@@ -6444,7 +6444,7 @@
               <w:lang w:val="en-US"/>
             </w:rPr>
           </w:pPr>
-          <w:hyperlink w:anchor="_Toc242926104" w:history="1">
+          <w:hyperlink w:anchor="_Toc242939728" w:history="1">
             <w:r>
               <w:rPr>
                 <w:rStyle w:val="Hyperlink"/>
@@ -6467,7 +6467,7 @@
               <w:rPr>
                 <w:webHidden/>
               </w:rPr>
-              <w:instrText xml:space="preserve"> PAGEREF _Toc242926104 \h </w:instrText>
+              <w:instrText xml:space="preserve"> PAGEREF _Toc242939728 \h </w:instrText>
             </w:r>
             <w:r>
               <w:rPr>
@@ -6484,7 +6484,7 @@
               <w:rPr>
                 <w:webHidden/>
               </w:rPr>
-              <w:t>48</w:t>
+              <w:t>50</w:t>
             </w:r>
             <w:r>
               <w:rPr>
@@ -6506,7 +6506,7 @@
               <w:lang w:val="en-US"/>
             </w:rPr>
           </w:pPr>
-          <w:hyperlink w:anchor="_Toc242926105" w:history="1">
+          <w:hyperlink w:anchor="_Toc242939729" w:history="1">
             <w:r>
               <w:rPr>
                 <w:rStyle w:val="Hyperlink"/>
@@ -6529,7 +6529,7 @@
               <w:rPr>
                 <w:webHidden/>
               </w:rPr>
-              <w:instrText xml:space="preserve"> PAGEREF _Toc242926105 \h </w:instrText>
+              <w:instrText xml:space="preserve"> PAGEREF _Toc242939729 \h </w:instrText>
             </w:r>
             <w:r>
               <w:rPr>
@@ -6546,7 +6546,7 @@
               <w:rPr>
                 <w:webHidden/>
               </w:rPr>
-              <w:t>50</w:t>
+              <w:t>52</w:t>
             </w:r>
             <w:r>
               <w:rPr>
@@ -6569,7 +6569,7 @@
               <w:lang w:val="en-US"/>
             </w:rPr>
           </w:pPr>
-          <w:hyperlink w:anchor="_Toc242926106" w:history="1">
+          <w:hyperlink w:anchor="_Toc242939730" w:history="1">
             <w:r>
               <w:rPr>
                 <w:rStyle w:val="Hyperlink"/>
@@ -6592,7 +6592,7 @@
               <w:rPr>
                 <w:webHidden/>
               </w:rPr>
-              <w:instrText xml:space="preserve"> PAGEREF _Toc242926106 \h </w:instrText>
+              <w:instrText xml:space="preserve"> PAGEREF _Toc242939730 \h </w:instrText>
             </w:r>
             <w:r>
               <w:rPr>
@@ -6609,7 +6609,7 @@
               <w:rPr>
                 <w:webHidden/>
               </w:rPr>
-              <w:t>50</w:t>
+              <w:t>52</w:t>
             </w:r>
             <w:r>
               <w:rPr>
@@ -6631,7 +6631,7 @@
               <w:lang w:val="en-US"/>
             </w:rPr>
           </w:pPr>
-          <w:hyperlink w:anchor="_Toc242926107" w:history="1">
+          <w:hyperlink w:anchor="_Toc242939731" w:history="1">
             <w:r>
               <w:rPr>
                 <w:rStyle w:val="Hyperlink"/>
@@ -6654,7 +6654,7 @@
               <w:rPr>
                 <w:webHidden/>
               </w:rPr>
-              <w:instrText xml:space="preserve"> PAGEREF _Toc242926107 \h </w:instrText>
+              <w:instrText xml:space="preserve"> PAGEREF _Toc242939731 \h </w:instrText>
             </w:r>
             <w:r>
               <w:rPr>
@@ -6671,7 +6671,7 @@
               <w:rPr>
                 <w:webHidden/>
               </w:rPr>
-              <w:t>51</w:t>
+              <w:t>53</w:t>
             </w:r>
             <w:r>
               <w:rPr>
@@ -6693,7 +6693,7 @@
               <w:lang w:val="en-US"/>
             </w:rPr>
           </w:pPr>
-          <w:hyperlink w:anchor="_Toc242926108" w:history="1">
+          <w:hyperlink w:anchor="_Toc242939732" w:history="1">
             <w:r>
               <w:rPr>
                 <w:rStyle w:val="Hyperlink"/>
@@ -6716,7 +6716,7 @@
               <w:rPr>
                 <w:webHidden/>
               </w:rPr>
-              <w:instrText xml:space="preserve"> PAGEREF _Toc242926108 \h </w:instrText>
+              <w:instrText xml:space="preserve"> PAGEREF _Toc242939732 \h </w:instrText>
             </w:r>
             <w:r>
               <w:rPr>
@@ -6733,7 +6733,7 @@
               <w:rPr>
                 <w:webHidden/>
               </w:rPr>
-              <w:t>53</w:t>
+              <w:t>55</w:t>
             </w:r>
             <w:r>
               <w:rPr>
@@ -6753,7 +6753,7 @@
               <w:szCs w:val="24"/>
             </w:rPr>
           </w:pPr>
-          <w:hyperlink w:anchor="_Toc242926109" w:history="1">
+          <w:hyperlink w:anchor="_Toc242939733" w:history="1">
             <w:r>
               <w:rPr>
                 <w:rStyle w:val="Hyperlink"/>
@@ -6776,7 +6776,7 @@
               <w:rPr>
                 <w:webHidden/>
               </w:rPr>
-              <w:instrText xml:space="preserve"> PAGEREF _Toc242926109 \h </w:instrText>
+              <w:instrText xml:space="preserve"> PAGEREF _Toc242939733 \h </w:instrText>
             </w:r>
             <w:r>
               <w:rPr>
@@ -6793,7 +6793,7 @@
               <w:rPr>
                 <w:webHidden/>
               </w:rPr>
-              <w:t>53</w:t>
+              <w:t>55</w:t>
             </w:r>
             <w:r>
               <w:rPr>
@@ -6815,7 +6815,7 @@
               <w:lang w:val="en-US"/>
             </w:rPr>
           </w:pPr>
-          <w:hyperlink w:anchor="_Toc242926110" w:history="1">
+          <w:hyperlink w:anchor="_Toc242939734" w:history="1">
             <w:r>
               <w:rPr>
                 <w:rStyle w:val="Hyperlink"/>
@@ -6838,7 +6838,7 @@
               <w:rPr>
                 <w:webHidden/>
               </w:rPr>
-              <w:instrText xml:space="preserve"> PAGEREF _Toc242926110 \h </w:instrText>
+              <w:instrText xml:space="preserve"> PAGEREF _Toc242939734 \h </w:instrText>
             </w:r>
             <w:r>
               <w:rPr>
@@ -6855,7 +6855,7 @@
               <w:rPr>
                 <w:webHidden/>
               </w:rPr>
-              <w:t>53</w:t>
+              <w:t>55</w:t>
             </w:r>
             <w:r>
               <w:rPr>
@@ -6877,7 +6877,7 @@
               <w:lang w:val="en-US"/>
             </w:rPr>
           </w:pPr>
-          <w:hyperlink w:anchor="_Toc242926111" w:history="1">
+          <w:hyperlink w:anchor="_Toc242939735" w:history="1">
             <w:r>
               <w:rPr>
                 <w:rStyle w:val="Hyperlink"/>
@@ -6900,7 +6900,7 @@
               <w:rPr>
                 <w:webHidden/>
               </w:rPr>
-              <w:instrText xml:space="preserve"> PAGEREF _Toc242926111 \h </w:instrText>
+              <w:instrText xml:space="preserve"> PAGEREF _Toc242939735 \h </w:instrText>
             </w:r>
             <w:r>
               <w:rPr>
@@ -6917,7 +6917,7 @@
               <w:rPr>
                 <w:webHidden/>
               </w:rPr>
-              <w:t>54</w:t>
+              <w:t>56</w:t>
             </w:r>
             <w:r>
               <w:rPr>
@@ -6937,7 +6937,7 @@
               <w:szCs w:val="24"/>
             </w:rPr>
           </w:pPr>
-          <w:hyperlink w:anchor="_Toc242926112" w:history="1">
+          <w:hyperlink w:anchor="_Toc242939736" w:history="1">
             <w:r>
               <w:rPr>
                 <w:rStyle w:val="Hyperlink"/>
@@ -6960,7 +6960,7 @@
               <w:rPr>
                 <w:webHidden/>
               </w:rPr>
-              <w:instrText xml:space="preserve"> PAGEREF _Toc242926112 \h </w:instrText>
+              <w:instrText xml:space="preserve"> PAGEREF _Toc242939736 \h </w:instrText>
             </w:r>
             <w:r>
               <w:rPr>
@@ -6977,7 +6977,7 @@
               <w:rPr>
                 <w:webHidden/>
               </w:rPr>
-              <w:t>55</w:t>
+              <w:t>57</w:t>
             </w:r>
             <w:r>
               <w:rPr>
@@ -7018,7 +7018,7 @@
         <w:br w:type="page"/>
       </w:r>
       <w:bookmarkStart w:id="5" w:name="_Toc242480984"/>
-      <w:bookmarkStart w:id="6" w:name="_Toc242926053"/>
+      <w:bookmarkStart w:id="6" w:name="_Toc242939677"/>
       <w:r>
         <w:lastRenderedPageBreak/>
         <w:t>DANH MỤC HÌNH ẢNH</w:t>
@@ -7058,7 +7058,7 @@
           <w:szCs w:val="24"/>
         </w:rPr>
       </w:pPr>
-      <w:hyperlink w:anchor="_Toc242925951" w:history="1">
+      <w:hyperlink w:anchor="_Toc242939761" w:history="1">
         <w:r>
           <w:rPr>
             <w:rStyle w:val="Hyperlink"/>
@@ -7085,7 +7085,7 @@
             <w:noProof/>
             <w:webHidden/>
           </w:rPr>
-          <w:instrText xml:space="preserve"> PAGEREF _Toc242925951 \h </w:instrText>
+          <w:instrText xml:space="preserve"> PAGEREF _Toc242939761 \h </w:instrText>
         </w:r>
         <w:r>
           <w:rPr>
@@ -7130,7 +7130,7 @@
           <w:szCs w:val="24"/>
         </w:rPr>
       </w:pPr>
-      <w:hyperlink w:anchor="_Toc242925952" w:history="1">
+      <w:hyperlink w:anchor="_Toc242939762" w:history="1">
         <w:r>
           <w:rPr>
             <w:rStyle w:val="Hyperlink"/>
@@ -7157,7 +7157,7 @@
             <w:noProof/>
             <w:webHidden/>
           </w:rPr>
-          <w:instrText xml:space="preserve"> PAGEREF _Toc242925952 \h </w:instrText>
+          <w:instrText xml:space="preserve"> PAGEREF _Toc242939762 \h </w:instrText>
         </w:r>
         <w:r>
           <w:rPr>
@@ -7202,7 +7202,7 @@
           <w:szCs w:val="24"/>
         </w:rPr>
       </w:pPr>
-      <w:hyperlink w:anchor="_Toc242925953" w:history="1">
+      <w:hyperlink w:anchor="_Toc242939763" w:history="1">
         <w:r>
           <w:rPr>
             <w:rStyle w:val="Hyperlink"/>
@@ -7229,7 +7229,7 @@
             <w:noProof/>
             <w:webHidden/>
           </w:rPr>
-          <w:instrText xml:space="preserve"> PAGEREF _Toc242925953 \h </w:instrText>
+          <w:instrText xml:space="preserve"> PAGEREF _Toc242939763 \h </w:instrText>
         </w:r>
         <w:r>
           <w:rPr>
@@ -7274,7 +7274,7 @@
           <w:szCs w:val="24"/>
         </w:rPr>
       </w:pPr>
-      <w:hyperlink w:anchor="_Toc242925954" w:history="1">
+      <w:hyperlink w:anchor="_Toc242939764" w:history="1">
         <w:r>
           <w:rPr>
             <w:rStyle w:val="Hyperlink"/>
@@ -7301,7 +7301,7 @@
             <w:noProof/>
             <w:webHidden/>
           </w:rPr>
-          <w:instrText xml:space="preserve"> PAGEREF _Toc242925954 \h </w:instrText>
+          <w:instrText xml:space="preserve"> PAGEREF _Toc242939764 \h </w:instrText>
         </w:r>
         <w:r>
           <w:rPr>
@@ -7346,7 +7346,7 @@
           <w:szCs w:val="24"/>
         </w:rPr>
       </w:pPr>
-      <w:hyperlink w:anchor="_Toc242925955" w:history="1">
+      <w:hyperlink w:anchor="_Toc242939765" w:history="1">
         <w:r>
           <w:rPr>
             <w:rStyle w:val="Hyperlink"/>
@@ -7373,7 +7373,7 @@
             <w:noProof/>
             <w:webHidden/>
           </w:rPr>
-          <w:instrText xml:space="preserve"> PAGEREF _Toc242925955 \h </w:instrText>
+          <w:instrText xml:space="preserve"> PAGEREF _Toc242939765 \h </w:instrText>
         </w:r>
         <w:r>
           <w:rPr>
@@ -7418,7 +7418,7 @@
           <w:szCs w:val="24"/>
         </w:rPr>
       </w:pPr>
-      <w:hyperlink w:anchor="_Toc242925956" w:history="1">
+      <w:hyperlink w:anchor="_Toc242939766" w:history="1">
         <w:r>
           <w:rPr>
             <w:rStyle w:val="Hyperlink"/>
@@ -7445,7 +7445,7 @@
             <w:noProof/>
             <w:webHidden/>
           </w:rPr>
-          <w:instrText xml:space="preserve"> PAGEREF _Toc242925956 \h </w:instrText>
+          <w:instrText xml:space="preserve"> PAGEREF _Toc242939766 \h </w:instrText>
         </w:r>
         <w:r>
           <w:rPr>
@@ -7490,7 +7490,7 @@
           <w:szCs w:val="24"/>
         </w:rPr>
       </w:pPr>
-      <w:hyperlink w:anchor="_Toc242925957" w:history="1">
+      <w:hyperlink w:anchor="_Toc242939767" w:history="1">
         <w:r>
           <w:rPr>
             <w:rStyle w:val="Hyperlink"/>
@@ -7517,7 +7517,7 @@
             <w:noProof/>
             <w:webHidden/>
           </w:rPr>
-          <w:instrText xml:space="preserve"> PAGEREF _Toc242925957 \h </w:instrText>
+          <w:instrText xml:space="preserve"> PAGEREF _Toc242939767 \h </w:instrText>
         </w:r>
         <w:r>
           <w:rPr>
@@ -7562,7 +7562,7 @@
           <w:szCs w:val="24"/>
         </w:rPr>
       </w:pPr>
-      <w:hyperlink w:anchor="_Toc242925958" w:history="1">
+      <w:hyperlink w:anchor="_Toc242939768" w:history="1">
         <w:r>
           <w:rPr>
             <w:rStyle w:val="Hyperlink"/>
@@ -7589,7 +7589,7 @@
             <w:noProof/>
             <w:webHidden/>
           </w:rPr>
-          <w:instrText xml:space="preserve"> PAGEREF _Toc242925958 \h </w:instrText>
+          <w:instrText xml:space="preserve"> PAGEREF _Toc242939768 \h </w:instrText>
         </w:r>
         <w:r>
           <w:rPr>
@@ -7634,7 +7634,7 @@
           <w:szCs w:val="24"/>
         </w:rPr>
       </w:pPr>
-      <w:hyperlink w:anchor="_Toc242925959" w:history="1">
+      <w:hyperlink w:anchor="_Toc242939769" w:history="1">
         <w:r>
           <w:rPr>
             <w:rStyle w:val="Hyperlink"/>
@@ -7661,7 +7661,7 @@
             <w:noProof/>
             <w:webHidden/>
           </w:rPr>
-          <w:instrText xml:space="preserve"> PAGEREF _Toc242925959 \h </w:instrText>
+          <w:instrText xml:space="preserve"> PAGEREF _Toc242939769 \h </w:instrText>
         </w:r>
         <w:r>
           <w:rPr>
@@ -7706,7 +7706,7 @@
           <w:szCs w:val="24"/>
         </w:rPr>
       </w:pPr>
-      <w:hyperlink w:anchor="_Toc242925960" w:history="1">
+      <w:hyperlink w:anchor="_Toc242939770" w:history="1">
         <w:r>
           <w:rPr>
             <w:rStyle w:val="Hyperlink"/>
@@ -7733,7 +7733,7 @@
             <w:noProof/>
             <w:webHidden/>
           </w:rPr>
-          <w:instrText xml:space="preserve"> PAGEREF _Toc242925960 \h </w:instrText>
+          <w:instrText xml:space="preserve"> PAGEREF _Toc242939770 \h </w:instrText>
         </w:r>
         <w:r>
           <w:rPr>
@@ -7778,7 +7778,7 @@
           <w:szCs w:val="24"/>
         </w:rPr>
       </w:pPr>
-      <w:hyperlink w:anchor="_Toc242925961" w:history="1">
+      <w:hyperlink w:anchor="_Toc242939771" w:history="1">
         <w:r>
           <w:rPr>
             <w:rStyle w:val="Hyperlink"/>
@@ -7805,7 +7805,7 @@
             <w:noProof/>
             <w:webHidden/>
           </w:rPr>
-          <w:instrText xml:space="preserve"> PAGEREF _Toc242925961 \h </w:instrText>
+          <w:instrText xml:space="preserve"> PAGEREF _Toc242939771 \h </w:instrText>
         </w:r>
         <w:r>
           <w:rPr>
@@ -7850,7 +7850,7 @@
           <w:szCs w:val="24"/>
         </w:rPr>
       </w:pPr>
-      <w:hyperlink w:anchor="_Toc242925962" w:history="1">
+      <w:hyperlink w:anchor="_Toc242939772" w:history="1">
         <w:r>
           <w:rPr>
             <w:rStyle w:val="Hyperlink"/>
@@ -7877,7 +7877,7 @@
             <w:noProof/>
             <w:webHidden/>
           </w:rPr>
-          <w:instrText xml:space="preserve"> PAGEREF _Toc242925962 \h </w:instrText>
+          <w:instrText xml:space="preserve"> PAGEREF _Toc242939772 \h </w:instrText>
         </w:r>
         <w:r>
           <w:rPr>
@@ -7922,7 +7922,7 @@
           <w:szCs w:val="24"/>
         </w:rPr>
       </w:pPr>
-      <w:hyperlink w:anchor="_Toc242925963" w:history="1">
+      <w:hyperlink w:anchor="_Toc242939773" w:history="1">
         <w:r>
           <w:rPr>
             <w:rStyle w:val="Hyperlink"/>
@@ -7949,7 +7949,7 @@
             <w:noProof/>
             <w:webHidden/>
           </w:rPr>
-          <w:instrText xml:space="preserve"> PAGEREF _Toc242925963 \h </w:instrText>
+          <w:instrText xml:space="preserve"> PAGEREF _Toc242939773 \h </w:instrText>
         </w:r>
         <w:r>
           <w:rPr>
@@ -7994,7 +7994,7 @@
           <w:szCs w:val="24"/>
         </w:rPr>
       </w:pPr>
-      <w:hyperlink w:anchor="_Toc242925964" w:history="1">
+      <w:hyperlink w:anchor="_Toc242939774" w:history="1">
         <w:r>
           <w:rPr>
             <w:rStyle w:val="Hyperlink"/>
@@ -8021,7 +8021,7 @@
             <w:noProof/>
             <w:webHidden/>
           </w:rPr>
-          <w:instrText xml:space="preserve"> PAGEREF _Toc242925964 \h </w:instrText>
+          <w:instrText xml:space="preserve"> PAGEREF _Toc242939774 \h </w:instrText>
         </w:r>
         <w:r>
           <w:rPr>
@@ -8041,7 +8041,7 @@
             <w:noProof/>
             <w:webHidden/>
           </w:rPr>
-          <w:t>28</w:t>
+          <w:t>30</w:t>
         </w:r>
         <w:r>
           <w:rPr>
@@ -8066,7 +8066,7 @@
           <w:szCs w:val="24"/>
         </w:rPr>
       </w:pPr>
-      <w:hyperlink w:anchor="_Toc242925965" w:history="1">
+      <w:hyperlink w:anchor="_Toc242939775" w:history="1">
         <w:r>
           <w:rPr>
             <w:rStyle w:val="Hyperlink"/>
@@ -8093,151 +8093,7 @@
             <w:noProof/>
             <w:webHidden/>
           </w:rPr>
-          <w:instrText xml:space="preserve"> PAGEREF _Toc242925965 \h </w:instrText>
-        </w:r>
-        <w:r>
-          <w:rPr>
-            <w:noProof/>
-            <w:webHidden/>
-          </w:rPr>
-        </w:r>
-        <w:r>
-          <w:rPr>
-            <w:noProof/>
-            <w:webHidden/>
-          </w:rPr>
-          <w:fldChar w:fldCharType="separate"/>
-        </w:r>
-        <w:r>
-          <w:rPr>
-            <w:noProof/>
-            <w:webHidden/>
-          </w:rPr>
-          <w:t>32</w:t>
-        </w:r>
-        <w:r>
-          <w:rPr>
-            <w:noProof/>
-            <w:webHidden/>
-          </w:rPr>
-          <w:fldChar w:fldCharType="end"/>
-        </w:r>
-      </w:hyperlink>
-    </w:p>
-    <w:p>
-      <w:pPr>
-        <w:pStyle w:val="TableofFigures"/>
-        <w:tabs>
-          <w:tab w:val="right" w:leader="dot" w:pos="9062"/>
-        </w:tabs>
-        <w:rPr>
-          <w:rFonts w:asciiTheme="minorHAnsi" w:eastAsiaTheme="minorEastAsia" w:hAnsiTheme="minorHAnsi" w:cstheme="minorBidi"/>
-          <w:noProof/>
-          <w:color w:val="auto"/>
-          <w:sz w:val="24"/>
-          <w:szCs w:val="24"/>
-        </w:rPr>
-      </w:pPr>
-      <w:hyperlink w:anchor="_Toc242925966" w:history="1">
-        <w:r>
-          <w:rPr>
-            <w:rStyle w:val="Hyperlink"/>
-            <w:noProof/>
-          </w:rPr>
-          <w:t>Hình 17. Biểu đồ triển khai (Deployment Diagram) - Mô hình kiến trúc 3 tầng hệ thống</w:t>
-        </w:r>
-        <w:r>
-          <w:rPr>
-            <w:noProof/>
-            <w:webHidden/>
-          </w:rPr>
-          <w:tab/>
-        </w:r>
-        <w:r>
-          <w:rPr>
-            <w:noProof/>
-            <w:webHidden/>
-          </w:rPr>
-          <w:fldChar w:fldCharType="begin"/>
-        </w:r>
-        <w:r>
-          <w:rPr>
-            <w:noProof/>
-            <w:webHidden/>
-          </w:rPr>
-          <w:instrText xml:space="preserve"> PAGEREF _Toc242925966 \h </w:instrText>
-        </w:r>
-        <w:r>
-          <w:rPr>
-            <w:noProof/>
-            <w:webHidden/>
-          </w:rPr>
-        </w:r>
-        <w:r>
-          <w:rPr>
-            <w:noProof/>
-            <w:webHidden/>
-          </w:rPr>
-          <w:fldChar w:fldCharType="separate"/>
-        </w:r>
-        <w:r>
-          <w:rPr>
-            <w:noProof/>
-            <w:webHidden/>
-          </w:rPr>
-          <w:t>33</w:t>
-        </w:r>
-        <w:r>
-          <w:rPr>
-            <w:noProof/>
-            <w:webHidden/>
-          </w:rPr>
-          <w:fldChar w:fldCharType="end"/>
-        </w:r>
-      </w:hyperlink>
-    </w:p>
-    <w:p>
-      <w:pPr>
-        <w:pStyle w:val="TableofFigures"/>
-        <w:tabs>
-          <w:tab w:val="right" w:leader="dot" w:pos="9062"/>
-        </w:tabs>
-        <w:rPr>
-          <w:rFonts w:asciiTheme="minorHAnsi" w:eastAsiaTheme="minorEastAsia" w:hAnsiTheme="minorHAnsi" w:cstheme="minorBidi"/>
-          <w:noProof/>
-          <w:color w:val="auto"/>
-          <w:sz w:val="24"/>
-          <w:szCs w:val="24"/>
-        </w:rPr>
-      </w:pPr>
-      <w:hyperlink w:anchor="_Toc242925967" w:history="1">
-        <w:r>
-          <w:rPr>
-            <w:rStyle w:val="Hyperlink"/>
-            <w:noProof/>
-          </w:rPr>
-          <w:t>Hình 18. Sitemap - Sơ đồ điều hướng các trang web theo 3 phân hệ người dùng</w:t>
-        </w:r>
-        <w:r>
-          <w:rPr>
-            <w:noProof/>
-            <w:webHidden/>
-          </w:rPr>
-          <w:tab/>
-        </w:r>
-        <w:r>
-          <w:rPr>
-            <w:noProof/>
-            <w:webHidden/>
-          </w:rPr>
-          <w:fldChar w:fldCharType="begin"/>
-        </w:r>
-        <w:r>
-          <w:rPr>
-            <w:noProof/>
-            <w:webHidden/>
-          </w:rPr>
-          <w:instrText xml:space="preserve"> PAGEREF _Toc242925967 \h </w:instrText>
+          <w:instrText xml:space="preserve"> PAGEREF _Toc242939775 \h </w:instrText>
         </w:r>
         <w:r>
           <w:rPr>
@@ -8282,7 +8138,151 @@
           <w:szCs w:val="24"/>
         </w:rPr>
       </w:pPr>
-      <w:hyperlink w:anchor="_Toc242925968" w:history="1">
+      <w:hyperlink w:anchor="_Toc242939776" w:history="1">
+        <w:r>
+          <w:rPr>
+            <w:rStyle w:val="Hyperlink"/>
+            <w:noProof/>
+          </w:rPr>
+          <w:t>Hình 17. Biểu đồ triển khai (Deployment Diagram) - Mô hình kiến trúc 3 tầng hệ thống</w:t>
+        </w:r>
+        <w:r>
+          <w:rPr>
+            <w:noProof/>
+            <w:webHidden/>
+          </w:rPr>
+          <w:tab/>
+        </w:r>
+        <w:r>
+          <w:rPr>
+            <w:noProof/>
+            <w:webHidden/>
+          </w:rPr>
+          <w:fldChar w:fldCharType="begin"/>
+        </w:r>
+        <w:r>
+          <w:rPr>
+            <w:noProof/>
+            <w:webHidden/>
+          </w:rPr>
+          <w:instrText xml:space="preserve"> PAGEREF _Toc242939776 \h </w:instrText>
+        </w:r>
+        <w:r>
+          <w:rPr>
+            <w:noProof/>
+            <w:webHidden/>
+          </w:rPr>
+        </w:r>
+        <w:r>
+          <w:rPr>
+            <w:noProof/>
+            <w:webHidden/>
+          </w:rPr>
+          <w:fldChar w:fldCharType="separate"/>
+        </w:r>
+        <w:r>
+          <w:rPr>
+            <w:noProof/>
+            <w:webHidden/>
+          </w:rPr>
+          <w:t>35</w:t>
+        </w:r>
+        <w:r>
+          <w:rPr>
+            <w:noProof/>
+            <w:webHidden/>
+          </w:rPr>
+          <w:fldChar w:fldCharType="end"/>
+        </w:r>
+      </w:hyperlink>
+    </w:p>
+    <w:p>
+      <w:pPr>
+        <w:pStyle w:val="TableofFigures"/>
+        <w:tabs>
+          <w:tab w:val="right" w:leader="dot" w:pos="9062"/>
+        </w:tabs>
+        <w:rPr>
+          <w:rFonts w:asciiTheme="minorHAnsi" w:eastAsiaTheme="minorEastAsia" w:hAnsiTheme="minorHAnsi" w:cstheme="minorBidi"/>
+          <w:noProof/>
+          <w:color w:val="auto"/>
+          <w:sz w:val="24"/>
+          <w:szCs w:val="24"/>
+        </w:rPr>
+      </w:pPr>
+      <w:hyperlink w:anchor="_Toc242939777" w:history="1">
+        <w:r>
+          <w:rPr>
+            <w:rStyle w:val="Hyperlink"/>
+            <w:noProof/>
+          </w:rPr>
+          <w:t>Hình 18. Sitemap - Sơ đồ điều hướng các trang web theo 3 phân hệ người dùng</w:t>
+        </w:r>
+        <w:r>
+          <w:rPr>
+            <w:noProof/>
+            <w:webHidden/>
+          </w:rPr>
+          <w:tab/>
+        </w:r>
+        <w:r>
+          <w:rPr>
+            <w:noProof/>
+            <w:webHidden/>
+          </w:rPr>
+          <w:fldChar w:fldCharType="begin"/>
+        </w:r>
+        <w:r>
+          <w:rPr>
+            <w:noProof/>
+            <w:webHidden/>
+          </w:rPr>
+          <w:instrText xml:space="preserve"> PAGEREF _Toc242939777 \h </w:instrText>
+        </w:r>
+        <w:r>
+          <w:rPr>
+            <w:noProof/>
+            <w:webHidden/>
+          </w:rPr>
+        </w:r>
+        <w:r>
+          <w:rPr>
+            <w:noProof/>
+            <w:webHidden/>
+          </w:rPr>
+          <w:fldChar w:fldCharType="separate"/>
+        </w:r>
+        <w:r>
+          <w:rPr>
+            <w:noProof/>
+            <w:webHidden/>
+          </w:rPr>
+          <w:t>36</w:t>
+        </w:r>
+        <w:r>
+          <w:rPr>
+            <w:noProof/>
+            <w:webHidden/>
+          </w:rPr>
+          <w:fldChar w:fldCharType="end"/>
+        </w:r>
+      </w:hyperlink>
+    </w:p>
+    <w:p>
+      <w:pPr>
+        <w:pStyle w:val="TableofFigures"/>
+        <w:tabs>
+          <w:tab w:val="right" w:leader="dot" w:pos="9062"/>
+        </w:tabs>
+        <w:rPr>
+          <w:rFonts w:asciiTheme="minorHAnsi" w:eastAsiaTheme="minorEastAsia" w:hAnsiTheme="minorHAnsi" w:cstheme="minorBidi"/>
+          <w:noProof/>
+          <w:color w:val="auto"/>
+          <w:sz w:val="24"/>
+          <w:szCs w:val="24"/>
+        </w:rPr>
+      </w:pPr>
+      <w:hyperlink w:anchor="_Toc242939778" w:history="1">
         <w:r>
           <w:rPr>
             <w:rStyle w:val="Hyperlink"/>
@@ -8309,79 +8309,7 @@
             <w:noProof/>
             <w:webHidden/>
           </w:rPr>
-          <w:instrText xml:space="preserve"> PAGEREF _Toc242925968 \h </w:instrText>
-        </w:r>
-        <w:r>
-          <w:rPr>
-            <w:noProof/>
-            <w:webHidden/>
-          </w:rPr>
-        </w:r>
-        <w:r>
-          <w:rPr>
-            <w:noProof/>
-            <w:webHidden/>
-          </w:rPr>
-          <w:fldChar w:fldCharType="separate"/>
-        </w:r>
-        <w:r>
-          <w:rPr>
-            <w:noProof/>
-            <w:webHidden/>
-          </w:rPr>
-          <w:t>37</w:t>
-        </w:r>
-        <w:r>
-          <w:rPr>
-            <w:noProof/>
-            <w:webHidden/>
-          </w:rPr>
-          <w:fldChar w:fldCharType="end"/>
-        </w:r>
-      </w:hyperlink>
-    </w:p>
-    <w:p>
-      <w:pPr>
-        <w:pStyle w:val="TableofFigures"/>
-        <w:tabs>
-          <w:tab w:val="right" w:leader="dot" w:pos="9062"/>
-        </w:tabs>
-        <w:rPr>
-          <w:rFonts w:asciiTheme="minorHAnsi" w:eastAsiaTheme="minorEastAsia" w:hAnsiTheme="minorHAnsi" w:cstheme="minorBidi"/>
-          <w:noProof/>
-          <w:color w:val="auto"/>
-          <w:sz w:val="24"/>
-          <w:szCs w:val="24"/>
-        </w:rPr>
-      </w:pPr>
-      <w:hyperlink w:anchor="_Toc242925969" w:history="1">
-        <w:r>
-          <w:rPr>
-            <w:rStyle w:val="Hyperlink"/>
-            <w:noProof/>
-          </w:rPr>
-          <w:t>Hình 20: Giao diện Form Đặt thuốc trực tuyến và Ràng buộc đơn thuốc kê đơn (BR02)</w:t>
-        </w:r>
-        <w:r>
-          <w:rPr>
-            <w:noProof/>
-            <w:webHidden/>
-          </w:rPr>
-          <w:tab/>
-        </w:r>
-        <w:r>
-          <w:rPr>
-            <w:noProof/>
-            <w:webHidden/>
-          </w:rPr>
-          <w:fldChar w:fldCharType="begin"/>
-        </w:r>
-        <w:r>
-          <w:rPr>
-            <w:noProof/>
-            <w:webHidden/>
-          </w:rPr>
-          <w:instrText xml:space="preserve"> PAGEREF _Toc242925969 \h </w:instrText>
+          <w:instrText xml:space="preserve"> PAGEREF _Toc242939778 \h </w:instrText>
         </w:r>
         <w:r>
           <w:rPr>
@@ -8426,13 +8354,27 @@
           <w:szCs w:val="24"/>
         </w:rPr>
       </w:pPr>
-      <w:hyperlink w:anchor="_Toc242925970" w:history="1">
+      <w:hyperlink w:anchor="_Toc242939779" w:history="1">
         <w:r>
           <w:rPr>
             <w:rStyle w:val="Hyperlink"/>
             <w:noProof/>
           </w:rPr>
-          <w:t>Hình 21: Giao diện Màn hình Bán lẻ tại quầy POS ưu tiên xuất kho FEFO (BR01)</w:t>
+          <w:t>Hình 20: Giao</w:t>
+        </w:r>
+        <w:r>
+          <w:rPr>
+            <w:rStyle w:val="Hyperlink"/>
+            <w:noProof/>
+          </w:rPr>
+          <w:t xml:space="preserve"> </w:t>
+        </w:r>
+        <w:r>
+          <w:rPr>
+            <w:rStyle w:val="Hyperlink"/>
+            <w:noProof/>
+          </w:rPr>
+          <w:t>diện Form Đặt thuốc trực tuyến và Ràng buộc đơn thuốc kê đơn (BR02)</w:t>
         </w:r>
         <w:r>
           <w:rPr>
@@ -8453,79 +8395,7 @@
             <w:noProof/>
             <w:webHidden/>
           </w:rPr>
-          <w:instrText xml:space="preserve"> PAGEREF _Toc242925970 \h </w:instrText>
-        </w:r>
-        <w:r>
-          <w:rPr>
-            <w:noProof/>
-            <w:webHidden/>
-          </w:rPr>
-        </w:r>
-        <w:r>
-          <w:rPr>
-            <w:noProof/>
-            <w:webHidden/>
-          </w:rPr>
-          <w:fldChar w:fldCharType="separate"/>
-        </w:r>
-        <w:r>
-          <w:rPr>
-            <w:noProof/>
-            <w:webHidden/>
-          </w:rPr>
-          <w:t>40</w:t>
-        </w:r>
-        <w:r>
-          <w:rPr>
-            <w:noProof/>
-            <w:webHidden/>
-          </w:rPr>
-          <w:fldChar w:fldCharType="end"/>
-        </w:r>
-      </w:hyperlink>
-    </w:p>
-    <w:p>
-      <w:pPr>
-        <w:pStyle w:val="TableofFigures"/>
-        <w:tabs>
-          <w:tab w:val="right" w:leader="dot" w:pos="9062"/>
-        </w:tabs>
-        <w:rPr>
-          <w:rFonts w:asciiTheme="minorHAnsi" w:eastAsiaTheme="minorEastAsia" w:hAnsiTheme="minorHAnsi" w:cstheme="minorBidi"/>
-          <w:noProof/>
-          <w:color w:val="auto"/>
-          <w:sz w:val="24"/>
-          <w:szCs w:val="24"/>
-        </w:rPr>
-      </w:pPr>
-      <w:hyperlink w:anchor="_Toc242925971" w:history="1">
-        <w:r>
-          <w:rPr>
-            <w:rStyle w:val="Hyperlink"/>
-            <w:noProof/>
-          </w:rPr>
-          <w:t>Hình 22: Giao diện Thẩm định Đơn thuốc Bác sĩ và Duyệt trạng thái đơn hàng (UC09, UC10)</w:t>
-        </w:r>
-        <w:r>
-          <w:rPr>
-            <w:noProof/>
-            <w:webHidden/>
-          </w:rPr>
-          <w:tab/>
-        </w:r>
-        <w:r>
-          <w:rPr>
-            <w:noProof/>
-            <w:webHidden/>
-          </w:rPr>
-          <w:fldChar w:fldCharType="begin"/>
-        </w:r>
-        <w:r>
-          <w:rPr>
-            <w:noProof/>
-            <w:webHidden/>
-          </w:rPr>
-          <w:instrText xml:space="preserve"> PAGEREF _Toc242925971 \h </w:instrText>
+          <w:instrText xml:space="preserve"> PAGEREF _Toc242939779 \h </w:instrText>
         </w:r>
         <w:r>
           <w:rPr>
@@ -8570,7 +8440,151 @@
           <w:szCs w:val="24"/>
         </w:rPr>
       </w:pPr>
-      <w:hyperlink w:anchor="_Toc242925972" w:history="1">
+      <w:hyperlink w:anchor="_Toc242939780" w:history="1">
+        <w:r>
+          <w:rPr>
+            <w:rStyle w:val="Hyperlink"/>
+            <w:noProof/>
+          </w:rPr>
+          <w:t>Hình 21: Giao diện Màn hình Bán lẻ tại quầy POS ưu tiên xuất kho FEFO (BR01)</w:t>
+        </w:r>
+        <w:r>
+          <w:rPr>
+            <w:noProof/>
+            <w:webHidden/>
+          </w:rPr>
+          <w:tab/>
+        </w:r>
+        <w:r>
+          <w:rPr>
+            <w:noProof/>
+            <w:webHidden/>
+          </w:rPr>
+          <w:fldChar w:fldCharType="begin"/>
+        </w:r>
+        <w:r>
+          <w:rPr>
+            <w:noProof/>
+            <w:webHidden/>
+          </w:rPr>
+          <w:instrText xml:space="preserve"> PAGEREF _Toc242939780 \h </w:instrText>
+        </w:r>
+        <w:r>
+          <w:rPr>
+            <w:noProof/>
+            <w:webHidden/>
+          </w:rPr>
+        </w:r>
+        <w:r>
+          <w:rPr>
+            <w:noProof/>
+            <w:webHidden/>
+          </w:rPr>
+          <w:fldChar w:fldCharType="separate"/>
+        </w:r>
+        <w:r>
+          <w:rPr>
+            <w:noProof/>
+            <w:webHidden/>
+          </w:rPr>
+          <w:t>42</w:t>
+        </w:r>
+        <w:r>
+          <w:rPr>
+            <w:noProof/>
+            <w:webHidden/>
+          </w:rPr>
+          <w:fldChar w:fldCharType="end"/>
+        </w:r>
+      </w:hyperlink>
+    </w:p>
+    <w:p>
+      <w:pPr>
+        <w:pStyle w:val="TableofFigures"/>
+        <w:tabs>
+          <w:tab w:val="right" w:leader="dot" w:pos="9062"/>
+        </w:tabs>
+        <w:rPr>
+          <w:rFonts w:asciiTheme="minorHAnsi" w:eastAsiaTheme="minorEastAsia" w:hAnsiTheme="minorHAnsi" w:cstheme="minorBidi"/>
+          <w:noProof/>
+          <w:color w:val="auto"/>
+          <w:sz w:val="24"/>
+          <w:szCs w:val="24"/>
+        </w:rPr>
+      </w:pPr>
+      <w:hyperlink w:anchor="_Toc242939781" w:history="1">
+        <w:r>
+          <w:rPr>
+            <w:rStyle w:val="Hyperlink"/>
+            <w:noProof/>
+          </w:rPr>
+          <w:t>Hình 22: Giao diện Thẩm định Đơn thuốc Bác sĩ và Duyệt trạng thái đơn hàng (UC09, UC10)</w:t>
+        </w:r>
+        <w:r>
+          <w:rPr>
+            <w:noProof/>
+            <w:webHidden/>
+          </w:rPr>
+          <w:tab/>
+        </w:r>
+        <w:r>
+          <w:rPr>
+            <w:noProof/>
+            <w:webHidden/>
+          </w:rPr>
+          <w:fldChar w:fldCharType="begin"/>
+        </w:r>
+        <w:r>
+          <w:rPr>
+            <w:noProof/>
+            <w:webHidden/>
+          </w:rPr>
+          <w:instrText xml:space="preserve"> PAGEREF _Toc242939781 \h </w:instrText>
+        </w:r>
+        <w:r>
+          <w:rPr>
+            <w:noProof/>
+            <w:webHidden/>
+          </w:rPr>
+        </w:r>
+        <w:r>
+          <w:rPr>
+            <w:noProof/>
+            <w:webHidden/>
+          </w:rPr>
+          <w:fldChar w:fldCharType="separate"/>
+        </w:r>
+        <w:r>
+          <w:rPr>
+            <w:noProof/>
+            <w:webHidden/>
+          </w:rPr>
+          <w:t>43</w:t>
+        </w:r>
+        <w:r>
+          <w:rPr>
+            <w:noProof/>
+            <w:webHidden/>
+          </w:rPr>
+          <w:fldChar w:fldCharType="end"/>
+        </w:r>
+      </w:hyperlink>
+    </w:p>
+    <w:p>
+      <w:pPr>
+        <w:pStyle w:val="TableofFigures"/>
+        <w:tabs>
+          <w:tab w:val="right" w:leader="dot" w:pos="9062"/>
+        </w:tabs>
+        <w:rPr>
+          <w:rFonts w:asciiTheme="minorHAnsi" w:eastAsiaTheme="minorEastAsia" w:hAnsiTheme="minorHAnsi" w:cstheme="minorBidi"/>
+          <w:noProof/>
+          <w:color w:val="auto"/>
+          <w:sz w:val="24"/>
+          <w:szCs w:val="24"/>
+        </w:rPr>
+      </w:pPr>
+      <w:hyperlink w:anchor="_Toc242939782" w:history="1">
         <w:r>
           <w:rPr>
             <w:rStyle w:val="Hyperlink"/>
@@ -8598,7 +8612,7 @@
             <w:noProof/>
             <w:webHidden/>
           </w:rPr>
-          <w:instrText xml:space="preserve"> PAGEREF _Toc242925972 \h </w:instrText>
+          <w:instrText xml:space="preserve"> PAGEREF _Toc242939782 \h </w:instrText>
         </w:r>
         <w:r>
           <w:rPr>
@@ -8618,7 +8632,7 @@
             <w:noProof/>
             <w:webHidden/>
           </w:rPr>
-          <w:t>44</w:t>
+          <w:t>46</w:t>
         </w:r>
         <w:r>
           <w:rPr>
@@ -8643,7 +8657,7 @@
           <w:szCs w:val="24"/>
         </w:rPr>
       </w:pPr>
-      <w:hyperlink w:anchor="_Toc242925973" w:history="1">
+      <w:hyperlink w:anchor="_Toc242939783" w:history="1">
         <w:r>
           <w:rPr>
             <w:rStyle w:val="Hyperlink"/>
@@ -8671,7 +8685,7 @@
             <w:noProof/>
             <w:webHidden/>
           </w:rPr>
-          <w:instrText xml:space="preserve"> PAGEREF _Toc242925973 \h </w:instrText>
+          <w:instrText xml:space="preserve"> PAGEREF _Toc242939783 \h </w:instrText>
         </w:r>
         <w:r>
           <w:rPr>
@@ -8691,7 +8705,7 @@
             <w:noProof/>
             <w:webHidden/>
           </w:rPr>
-          <w:t>44</w:t>
+          <w:t>46</w:t>
         </w:r>
         <w:r>
           <w:rPr>
@@ -8716,7 +8730,7 @@
           <w:szCs w:val="24"/>
         </w:rPr>
       </w:pPr>
-      <w:hyperlink w:anchor="_Toc242925974" w:history="1">
+      <w:hyperlink w:anchor="_Toc242939784" w:history="1">
         <w:r>
           <w:rPr>
             <w:rStyle w:val="Hyperlink"/>
@@ -8744,7 +8758,7 @@
             <w:noProof/>
             <w:webHidden/>
           </w:rPr>
-          <w:instrText xml:space="preserve"> PAGEREF _Toc242925974 \h </w:instrText>
+          <w:instrText xml:space="preserve"> PAGEREF _Toc242939784 \h </w:instrText>
         </w:r>
         <w:r>
           <w:rPr>
@@ -8764,7 +8778,7 @@
             <w:noProof/>
             <w:webHidden/>
           </w:rPr>
-          <w:t>45</w:t>
+          <w:t>47</w:t>
         </w:r>
         <w:r>
           <w:rPr>
@@ -8877,7 +8891,7 @@
           <w:lang w:val="vi-VN"/>
         </w:rPr>
       </w:pPr>
-      <w:bookmarkStart w:id="8" w:name="_Toc242926054"/>
+      <w:bookmarkStart w:id="8" w:name="_Toc242939678"/>
       <w:r>
         <w:rPr>
           <w:lang w:val="vi-VN"/>
@@ -8920,7 +8934,7 @@
         </w:rPr>
         <w:fldChar w:fldCharType="separate"/>
       </w:r>
-      <w:hyperlink w:anchor="_Toc242926028" w:history="1">
+      <w:hyperlink w:anchor="_Toc242939785" w:history="1">
         <w:r>
           <w:rPr>
             <w:rStyle w:val="Hyperlink"/>
@@ -8955,7 +8969,7 @@
             <w:noProof/>
             <w:webHidden/>
           </w:rPr>
-          <w:instrText xml:space="preserve"> PAGEREF _Toc242926028 \h </w:instrText>
+          <w:instrText xml:space="preserve"> PAGEREF _Toc242939785 \h </w:instrText>
         </w:r>
         <w:r>
           <w:rPr>
@@ -9000,7 +9014,7 @@
           <w:szCs w:val="24"/>
         </w:rPr>
       </w:pPr>
-      <w:hyperlink w:anchor="_Toc242926029" w:history="1">
+      <w:hyperlink w:anchor="_Toc242939786" w:history="1">
         <w:r>
           <w:rPr>
             <w:rStyle w:val="Hyperlink"/>
@@ -9027,7 +9041,7 @@
             <w:noProof/>
             <w:webHidden/>
           </w:rPr>
-          <w:instrText xml:space="preserve"> PAGEREF _Toc242926029 \h </w:instrText>
+          <w:instrText xml:space="preserve"> PAGEREF _Toc242939786 \h </w:instrText>
         </w:r>
         <w:r>
           <w:rPr>
@@ -9072,7 +9086,7 @@
           <w:szCs w:val="24"/>
         </w:rPr>
       </w:pPr>
-      <w:hyperlink w:anchor="_Toc242926030" w:history="1">
+      <w:hyperlink w:anchor="_Toc242939787" w:history="1">
         <w:r>
           <w:rPr>
             <w:rStyle w:val="Hyperlink"/>
@@ -9114,7 +9128,7 @@
             <w:noProof/>
             <w:webHidden/>
           </w:rPr>
-          <w:instrText xml:space="preserve"> PAGEREF _Toc242926030 \h </w:instrText>
+          <w:instrText xml:space="preserve"> PAGEREF _Toc242939787 \h </w:instrText>
         </w:r>
         <w:r>
           <w:rPr>
@@ -9159,7 +9173,7 @@
           <w:szCs w:val="24"/>
         </w:rPr>
       </w:pPr>
-      <w:hyperlink w:anchor="_Toc242926031" w:history="1">
+      <w:hyperlink w:anchor="_Toc242939788" w:history="1">
         <w:r>
           <w:rPr>
             <w:rStyle w:val="Hyperlink"/>
@@ -9186,7 +9200,7 @@
             <w:noProof/>
             <w:webHidden/>
           </w:rPr>
-          <w:instrText xml:space="preserve"> PAGEREF _Toc242926031 \h </w:instrText>
+          <w:instrText xml:space="preserve"> PAGEREF _Toc242939788 \h </w:instrText>
         </w:r>
         <w:r>
           <w:rPr>
@@ -9231,7 +9245,7 @@
           <w:szCs w:val="24"/>
         </w:rPr>
       </w:pPr>
-      <w:hyperlink w:anchor="_Toc242926032" w:history="1">
+      <w:hyperlink w:anchor="_Toc242939789" w:history="1">
         <w:r>
           <w:rPr>
             <w:rStyle w:val="Hyperlink"/>
@@ -9258,7 +9272,7 @@
             <w:noProof/>
             <w:webHidden/>
           </w:rPr>
-          <w:instrText xml:space="preserve"> PAGEREF _Toc242926032 \h </w:instrText>
+          <w:instrText xml:space="preserve"> PAGEREF _Toc242939789 \h </w:instrText>
         </w:r>
         <w:r>
           <w:rPr>
@@ -9303,7 +9317,7 @@
           <w:szCs w:val="24"/>
         </w:rPr>
       </w:pPr>
-      <w:hyperlink w:anchor="_Toc242926033" w:history="1">
+      <w:hyperlink w:anchor="_Toc242939790" w:history="1">
         <w:r>
           <w:rPr>
             <w:rStyle w:val="Hyperlink"/>
@@ -9345,7 +9359,7 @@
             <w:noProof/>
             <w:webHidden/>
           </w:rPr>
-          <w:instrText xml:space="preserve"> PAGEREF _Toc242926033 \h </w:instrText>
+          <w:instrText xml:space="preserve"> PAGEREF _Toc242939790 \h </w:instrText>
         </w:r>
         <w:r>
           <w:rPr>
@@ -9390,7 +9404,7 @@
           <w:szCs w:val="24"/>
         </w:rPr>
       </w:pPr>
-      <w:hyperlink w:anchor="_Toc242926034" w:history="1">
+      <w:hyperlink w:anchor="_Toc242939791" w:history="1">
         <w:r>
           <w:rPr>
             <w:rStyle w:val="Hyperlink"/>
@@ -9417,7 +9431,7 @@
             <w:noProof/>
             <w:webHidden/>
           </w:rPr>
-          <w:instrText xml:space="preserve"> PAGEREF _Toc242926034 \h </w:instrText>
+          <w:instrText xml:space="preserve"> PAGEREF _Toc242939791 \h </w:instrText>
         </w:r>
         <w:r>
           <w:rPr>
@@ -9462,7 +9476,7 @@
           <w:szCs w:val="24"/>
         </w:rPr>
       </w:pPr>
-      <w:hyperlink w:anchor="_Toc242926035" w:history="1">
+      <w:hyperlink w:anchor="_Toc242939792" w:history="1">
         <w:r>
           <w:rPr>
             <w:rStyle w:val="Hyperlink"/>
@@ -9504,7 +9518,7 @@
             <w:noProof/>
             <w:webHidden/>
           </w:rPr>
-          <w:instrText xml:space="preserve"> PAGEREF _Toc242926035 \h </w:instrText>
+          <w:instrText xml:space="preserve"> PAGEREF _Toc242939792 \h </w:instrText>
         </w:r>
         <w:r>
           <w:rPr>
@@ -9549,7 +9563,7 @@
           <w:szCs w:val="24"/>
         </w:rPr>
       </w:pPr>
-      <w:hyperlink w:anchor="_Toc242926036" w:history="1">
+      <w:hyperlink w:anchor="_Toc242939793" w:history="1">
         <w:r>
           <w:rPr>
             <w:rStyle w:val="Hyperlink"/>
@@ -9591,7 +9605,7 @@
             <w:noProof/>
             <w:webHidden/>
           </w:rPr>
-          <w:instrText xml:space="preserve"> PAGEREF _Toc242926036 \h </w:instrText>
+          <w:instrText xml:space="preserve"> PAGEREF _Toc242939793 \h </w:instrText>
         </w:r>
         <w:r>
           <w:rPr>
@@ -9636,7 +9650,7 @@
           <w:szCs w:val="24"/>
         </w:rPr>
       </w:pPr>
-      <w:hyperlink w:anchor="_Toc242926037" w:history="1">
+      <w:hyperlink w:anchor="_Toc242939794" w:history="1">
         <w:r>
           <w:rPr>
             <w:rStyle w:val="Hyperlink"/>
@@ -9678,7 +9692,7 @@
             <w:noProof/>
             <w:webHidden/>
           </w:rPr>
-          <w:instrText xml:space="preserve"> PAGEREF _Toc242926037 \h </w:instrText>
+          <w:instrText xml:space="preserve"> PAGEREF _Toc242939794 \h </w:instrText>
         </w:r>
         <w:r>
           <w:rPr>
@@ -9723,7 +9737,7 @@
           <w:szCs w:val="24"/>
         </w:rPr>
       </w:pPr>
-      <w:hyperlink w:anchor="_Toc242926038" w:history="1">
+      <w:hyperlink w:anchor="_Toc242939795" w:history="1">
         <w:r>
           <w:rPr>
             <w:rStyle w:val="Hyperlink"/>
@@ -9750,7 +9764,7 @@
             <w:noProof/>
             <w:webHidden/>
           </w:rPr>
-          <w:instrText xml:space="preserve"> PAGEREF _Toc242926038 \h </w:instrText>
+          <w:instrText xml:space="preserve"> PAGEREF _Toc242939795 \h </w:instrText>
         </w:r>
         <w:r>
           <w:rPr>
@@ -9795,7 +9809,7 @@
           <w:szCs w:val="24"/>
         </w:rPr>
       </w:pPr>
-      <w:hyperlink w:anchor="_Toc242926039" w:history="1">
+      <w:hyperlink w:anchor="_Toc242939796" w:history="1">
         <w:r>
           <w:rPr>
             <w:rStyle w:val="Hyperlink"/>
@@ -9845,7 +9859,7 @@
             <w:noProof/>
             <w:webHidden/>
           </w:rPr>
-          <w:instrText xml:space="preserve"> PAGEREF _Toc242926039 \h </w:instrText>
+          <w:instrText xml:space="preserve"> PAGEREF _Toc242939796 \h </w:instrText>
         </w:r>
         <w:r>
           <w:rPr>
@@ -9890,7 +9904,7 @@
           <w:szCs w:val="24"/>
         </w:rPr>
       </w:pPr>
-      <w:hyperlink w:anchor="_Toc242926040" w:history="1">
+      <w:hyperlink w:anchor="_Toc242939797" w:history="1">
         <w:r>
           <w:rPr>
             <w:rStyle w:val="Hyperlink"/>
@@ -9932,384 +9946,7 @@
             <w:noProof/>
             <w:webHidden/>
           </w:rPr>
-          <w:instrText xml:space="preserve"> PAGEREF _Toc242926040 \h </w:instrText>
-        </w:r>
-        <w:r>
-          <w:rPr>
-            <w:noProof/>
-            <w:webHidden/>
-          </w:rPr>
-        </w:r>
-        <w:r>
-          <w:rPr>
-            <w:noProof/>
-            <w:webHidden/>
-          </w:rPr>
-          <w:fldChar w:fldCharType="separate"/>
-        </w:r>
-        <w:r>
-          <w:rPr>
-            <w:noProof/>
-            <w:webHidden/>
-          </w:rPr>
-          <w:t>29</w:t>
-        </w:r>
-        <w:r>
-          <w:rPr>
-            <w:noProof/>
-            <w:webHidden/>
-          </w:rPr>
-          <w:fldChar w:fldCharType="end"/>
-        </w:r>
-      </w:hyperlink>
-    </w:p>
-    <w:p>
-      <w:pPr>
-        <w:pStyle w:val="TableofFigures"/>
-        <w:tabs>
-          <w:tab w:val="right" w:leader="dot" w:pos="9062"/>
-        </w:tabs>
-        <w:rPr>
-          <w:rFonts w:asciiTheme="minorHAnsi" w:eastAsiaTheme="minorEastAsia" w:hAnsiTheme="minorHAnsi" w:cstheme="minorBidi"/>
-          <w:noProof/>
-          <w:color w:val="auto"/>
-          <w:sz w:val="24"/>
-          <w:szCs w:val="24"/>
-        </w:rPr>
-      </w:pPr>
-      <w:hyperlink w:anchor="_Toc242926041" w:history="1">
-        <w:r>
-          <w:rPr>
-            <w:rStyle w:val="Hyperlink"/>
-            <w:noProof/>
-          </w:rPr>
-          <w:t>Từ điển bảng: 3. Bảng Thuoc - Danh mục thuốc và thực phẩm chức năng</w:t>
-        </w:r>
-        <w:r>
-          <w:rPr>
-            <w:noProof/>
-            <w:webHidden/>
-          </w:rPr>
-          <w:tab/>
-        </w:r>
-        <w:r>
-          <w:rPr>
-            <w:noProof/>
-            <w:webHidden/>
-          </w:rPr>
-          <w:fldChar w:fldCharType="begin"/>
-        </w:r>
-        <w:r>
-          <w:rPr>
-            <w:noProof/>
-            <w:webHidden/>
-          </w:rPr>
-          <w:instrText xml:space="preserve"> PAGEREF _Toc242926041 \h </w:instrText>
-        </w:r>
-        <w:r>
-          <w:rPr>
-            <w:noProof/>
-            <w:webHidden/>
-          </w:rPr>
-        </w:r>
-        <w:r>
-          <w:rPr>
-            <w:noProof/>
-            <w:webHidden/>
-          </w:rPr>
-          <w:fldChar w:fldCharType="separate"/>
-        </w:r>
-        <w:r>
-          <w:rPr>
-            <w:noProof/>
-            <w:webHidden/>
-          </w:rPr>
-          <w:t>29</w:t>
-        </w:r>
-        <w:r>
-          <w:rPr>
-            <w:noProof/>
-            <w:webHidden/>
-          </w:rPr>
-          <w:fldChar w:fldCharType="end"/>
-        </w:r>
-      </w:hyperlink>
-    </w:p>
-    <w:p>
-      <w:pPr>
-        <w:pStyle w:val="TableofFigures"/>
-        <w:tabs>
-          <w:tab w:val="right" w:leader="dot" w:pos="9062"/>
-        </w:tabs>
-        <w:rPr>
-          <w:rFonts w:asciiTheme="minorHAnsi" w:eastAsiaTheme="minorEastAsia" w:hAnsiTheme="minorHAnsi" w:cstheme="minorBidi"/>
-          <w:noProof/>
-          <w:color w:val="auto"/>
-          <w:sz w:val="24"/>
-          <w:szCs w:val="24"/>
-        </w:rPr>
-      </w:pPr>
-      <w:hyperlink w:anchor="_Toc242926042" w:history="1">
-        <w:r>
-          <w:rPr>
-            <w:rStyle w:val="Hyperlink"/>
-            <w:noProof/>
-          </w:rPr>
-          <w:t>Bảng: 4. Bảng NhaCungCap - Quản lý nhà cung cấp dược phẩm</w:t>
-        </w:r>
-        <w:r>
-          <w:rPr>
-            <w:noProof/>
-            <w:webHidden/>
-          </w:rPr>
-          <w:tab/>
-        </w:r>
-        <w:r>
-          <w:rPr>
-            <w:noProof/>
-            <w:webHidden/>
-          </w:rPr>
-          <w:fldChar w:fldCharType="begin"/>
-        </w:r>
-        <w:r>
-          <w:rPr>
-            <w:noProof/>
-            <w:webHidden/>
-          </w:rPr>
-          <w:instrText xml:space="preserve"> PAGEREF _Toc242926042 \h </w:instrText>
-        </w:r>
-        <w:r>
-          <w:rPr>
-            <w:noProof/>
-            <w:webHidden/>
-          </w:rPr>
-        </w:r>
-        <w:r>
-          <w:rPr>
-            <w:noProof/>
-            <w:webHidden/>
-          </w:rPr>
-          <w:fldChar w:fldCharType="separate"/>
-        </w:r>
-        <w:r>
-          <w:rPr>
-            <w:noProof/>
-            <w:webHidden/>
-          </w:rPr>
-          <w:t>30</w:t>
-        </w:r>
-        <w:r>
-          <w:rPr>
-            <w:noProof/>
-            <w:webHidden/>
-          </w:rPr>
-          <w:fldChar w:fldCharType="end"/>
-        </w:r>
-      </w:hyperlink>
-    </w:p>
-    <w:p>
-      <w:pPr>
-        <w:pStyle w:val="TableofFigures"/>
-        <w:tabs>
-          <w:tab w:val="right" w:leader="dot" w:pos="9062"/>
-        </w:tabs>
-        <w:rPr>
-          <w:rFonts w:asciiTheme="minorHAnsi" w:eastAsiaTheme="minorEastAsia" w:hAnsiTheme="minorHAnsi" w:cstheme="minorBidi"/>
-          <w:noProof/>
-          <w:color w:val="auto"/>
-          <w:sz w:val="24"/>
-          <w:szCs w:val="24"/>
-        </w:rPr>
-      </w:pPr>
-      <w:hyperlink w:anchor="_Toc242926043" w:history="1">
-        <w:r>
-          <w:rPr>
-            <w:rStyle w:val="Hyperlink"/>
-            <w:bCs/>
-            <w:noProof/>
-            <w:lang w:val="vi-VN"/>
-          </w:rPr>
-          <w:t>B</w:t>
-        </w:r>
-        <w:r>
-          <w:rPr>
-            <w:rStyle w:val="Hyperlink"/>
-            <w:noProof/>
-          </w:rPr>
-          <w:t>ảng: 5. Bảng LoThuoc - Quản lý lô thuốc, hạn sử dụng và xuất kho FEFO</w:t>
-        </w:r>
-        <w:r>
-          <w:rPr>
-            <w:noProof/>
-            <w:webHidden/>
-          </w:rPr>
-          <w:tab/>
-        </w:r>
-        <w:r>
-          <w:rPr>
-            <w:noProof/>
-            <w:webHidden/>
-          </w:rPr>
-          <w:fldChar w:fldCharType="begin"/>
-        </w:r>
-        <w:r>
-          <w:rPr>
-            <w:noProof/>
-            <w:webHidden/>
-          </w:rPr>
-          <w:instrText xml:space="preserve"> PAGEREF _Toc242926043 \h </w:instrText>
-        </w:r>
-        <w:r>
-          <w:rPr>
-            <w:noProof/>
-            <w:webHidden/>
-          </w:rPr>
-        </w:r>
-        <w:r>
-          <w:rPr>
-            <w:noProof/>
-            <w:webHidden/>
-          </w:rPr>
-          <w:fldChar w:fldCharType="separate"/>
-        </w:r>
-        <w:r>
-          <w:rPr>
-            <w:noProof/>
-            <w:webHidden/>
-          </w:rPr>
-          <w:t>30</w:t>
-        </w:r>
-        <w:r>
-          <w:rPr>
-            <w:noProof/>
-            <w:webHidden/>
-          </w:rPr>
-          <w:fldChar w:fldCharType="end"/>
-        </w:r>
-      </w:hyperlink>
-    </w:p>
-    <w:p>
-      <w:pPr>
-        <w:pStyle w:val="TableofFigures"/>
-        <w:tabs>
-          <w:tab w:val="right" w:leader="dot" w:pos="9062"/>
-        </w:tabs>
-        <w:rPr>
-          <w:rFonts w:asciiTheme="minorHAnsi" w:eastAsiaTheme="minorEastAsia" w:hAnsiTheme="minorHAnsi" w:cstheme="minorBidi"/>
-          <w:noProof/>
-          <w:color w:val="auto"/>
-          <w:sz w:val="24"/>
-          <w:szCs w:val="24"/>
-        </w:rPr>
-      </w:pPr>
-      <w:hyperlink w:anchor="_Toc242926044" w:history="1">
-        <w:r>
-          <w:rPr>
-            <w:rStyle w:val="Hyperlink"/>
-            <w:noProof/>
-            <w:lang w:val="vi-VN"/>
-          </w:rPr>
-          <w:t>B</w:t>
-        </w:r>
-        <w:r>
-          <w:rPr>
-            <w:rStyle w:val="Hyperlink"/>
-            <w:noProof/>
-          </w:rPr>
-          <w:t>ảng: 6. Bảng HoaDon - Quản lý hóa đơn bán lẻ và đơn đặt trực tuyến</w:t>
-        </w:r>
-        <w:r>
-          <w:rPr>
-            <w:noProof/>
-            <w:webHidden/>
-          </w:rPr>
-          <w:tab/>
-        </w:r>
-        <w:r>
-          <w:rPr>
-            <w:noProof/>
-            <w:webHidden/>
-          </w:rPr>
-          <w:fldChar w:fldCharType="begin"/>
-        </w:r>
-        <w:r>
-          <w:rPr>
-            <w:noProof/>
-            <w:webHidden/>
-          </w:rPr>
-          <w:instrText xml:space="preserve"> PAGEREF _Toc242926044 \h </w:instrText>
-        </w:r>
-        <w:r>
-          <w:rPr>
-            <w:noProof/>
-            <w:webHidden/>
-          </w:rPr>
-        </w:r>
-        <w:r>
-          <w:rPr>
-            <w:noProof/>
-            <w:webHidden/>
-          </w:rPr>
-          <w:fldChar w:fldCharType="separate"/>
-        </w:r>
-        <w:r>
-          <w:rPr>
-            <w:noProof/>
-            <w:webHidden/>
-          </w:rPr>
-          <w:t>30</w:t>
-        </w:r>
-        <w:r>
-          <w:rPr>
-            <w:noProof/>
-            <w:webHidden/>
-          </w:rPr>
-          <w:fldChar w:fldCharType="end"/>
-        </w:r>
-      </w:hyperlink>
-    </w:p>
-    <w:p>
-      <w:pPr>
-        <w:pStyle w:val="TableofFigures"/>
-        <w:tabs>
-          <w:tab w:val="right" w:leader="dot" w:pos="9062"/>
-        </w:tabs>
-        <w:rPr>
-          <w:rFonts w:asciiTheme="minorHAnsi" w:eastAsiaTheme="minorEastAsia" w:hAnsiTheme="minorHAnsi" w:cstheme="minorBidi"/>
-          <w:noProof/>
-          <w:color w:val="auto"/>
-          <w:sz w:val="24"/>
-          <w:szCs w:val="24"/>
-        </w:rPr>
-      </w:pPr>
-      <w:hyperlink w:anchor="_Toc242926045" w:history="1">
-        <w:r>
-          <w:rPr>
-            <w:rStyle w:val="Hyperlink"/>
-            <w:noProof/>
-          </w:rPr>
-          <w:t>Bảng: 7. Bảng ChiTietHoaDon - Chi tiết thuốc xuất bán theo từng lô</w:t>
-        </w:r>
-        <w:r>
-          <w:rPr>
-            <w:noProof/>
-            <w:webHidden/>
-          </w:rPr>
-          <w:tab/>
-        </w:r>
-        <w:r>
-          <w:rPr>
-            <w:noProof/>
-            <w:webHidden/>
-          </w:rPr>
-          <w:fldChar w:fldCharType="begin"/>
-        </w:r>
-        <w:r>
-          <w:rPr>
-            <w:noProof/>
-            <w:webHidden/>
-          </w:rPr>
-          <w:instrText xml:space="preserve"> PAGEREF _Toc242926045 \h </w:instrText>
+          <w:instrText xml:space="preserve"> PAGEREF _Toc242939797 \h </w:instrText>
         </w:r>
         <w:r>
           <w:rPr>
@@ -10354,7 +9991,384 @@
           <w:szCs w:val="24"/>
         </w:rPr>
       </w:pPr>
-      <w:hyperlink w:anchor="_Toc242926046" w:history="1">
+      <w:hyperlink w:anchor="_Toc242939798" w:history="1">
+        <w:r>
+          <w:rPr>
+            <w:rStyle w:val="Hyperlink"/>
+            <w:noProof/>
+          </w:rPr>
+          <w:t>Từ điển bảng: 3. Bảng Thuoc - Danh mục thuốc và thực phẩm chức năng</w:t>
+        </w:r>
+        <w:r>
+          <w:rPr>
+            <w:noProof/>
+            <w:webHidden/>
+          </w:rPr>
+          <w:tab/>
+        </w:r>
+        <w:r>
+          <w:rPr>
+            <w:noProof/>
+            <w:webHidden/>
+          </w:rPr>
+          <w:fldChar w:fldCharType="begin"/>
+        </w:r>
+        <w:r>
+          <w:rPr>
+            <w:noProof/>
+            <w:webHidden/>
+          </w:rPr>
+          <w:instrText xml:space="preserve"> PAGEREF _Toc242939798 \h </w:instrText>
+        </w:r>
+        <w:r>
+          <w:rPr>
+            <w:noProof/>
+            <w:webHidden/>
+          </w:rPr>
+        </w:r>
+        <w:r>
+          <w:rPr>
+            <w:noProof/>
+            <w:webHidden/>
+          </w:rPr>
+          <w:fldChar w:fldCharType="separate"/>
+        </w:r>
+        <w:r>
+          <w:rPr>
+            <w:noProof/>
+            <w:webHidden/>
+          </w:rPr>
+          <w:t>31</w:t>
+        </w:r>
+        <w:r>
+          <w:rPr>
+            <w:noProof/>
+            <w:webHidden/>
+          </w:rPr>
+          <w:fldChar w:fldCharType="end"/>
+        </w:r>
+      </w:hyperlink>
+    </w:p>
+    <w:p>
+      <w:pPr>
+        <w:pStyle w:val="TableofFigures"/>
+        <w:tabs>
+          <w:tab w:val="right" w:leader="dot" w:pos="9062"/>
+        </w:tabs>
+        <w:rPr>
+          <w:rFonts w:asciiTheme="minorHAnsi" w:eastAsiaTheme="minorEastAsia" w:hAnsiTheme="minorHAnsi" w:cstheme="minorBidi"/>
+          <w:noProof/>
+          <w:color w:val="auto"/>
+          <w:sz w:val="24"/>
+          <w:szCs w:val="24"/>
+        </w:rPr>
+      </w:pPr>
+      <w:hyperlink w:anchor="_Toc242939799" w:history="1">
+        <w:r>
+          <w:rPr>
+            <w:rStyle w:val="Hyperlink"/>
+            <w:noProof/>
+          </w:rPr>
+          <w:t>Bảng: 4. Bảng NhaCungCap - Quản lý nhà cung cấp dược phẩm</w:t>
+        </w:r>
+        <w:r>
+          <w:rPr>
+            <w:noProof/>
+            <w:webHidden/>
+          </w:rPr>
+          <w:tab/>
+        </w:r>
+        <w:r>
+          <w:rPr>
+            <w:noProof/>
+            <w:webHidden/>
+          </w:rPr>
+          <w:fldChar w:fldCharType="begin"/>
+        </w:r>
+        <w:r>
+          <w:rPr>
+            <w:noProof/>
+            <w:webHidden/>
+          </w:rPr>
+          <w:instrText xml:space="preserve"> PAGEREF _Toc242939799 \h </w:instrText>
+        </w:r>
+        <w:r>
+          <w:rPr>
+            <w:noProof/>
+            <w:webHidden/>
+          </w:rPr>
+        </w:r>
+        <w:r>
+          <w:rPr>
+            <w:noProof/>
+            <w:webHidden/>
+          </w:rPr>
+          <w:fldChar w:fldCharType="separate"/>
+        </w:r>
+        <w:r>
+          <w:rPr>
+            <w:noProof/>
+            <w:webHidden/>
+          </w:rPr>
+          <w:t>32</w:t>
+        </w:r>
+        <w:r>
+          <w:rPr>
+            <w:noProof/>
+            <w:webHidden/>
+          </w:rPr>
+          <w:fldChar w:fldCharType="end"/>
+        </w:r>
+      </w:hyperlink>
+    </w:p>
+    <w:p>
+      <w:pPr>
+        <w:pStyle w:val="TableofFigures"/>
+        <w:tabs>
+          <w:tab w:val="right" w:leader="dot" w:pos="9062"/>
+        </w:tabs>
+        <w:rPr>
+          <w:rFonts w:asciiTheme="minorHAnsi" w:eastAsiaTheme="minorEastAsia" w:hAnsiTheme="minorHAnsi" w:cstheme="minorBidi"/>
+          <w:noProof/>
+          <w:color w:val="auto"/>
+          <w:sz w:val="24"/>
+          <w:szCs w:val="24"/>
+        </w:rPr>
+      </w:pPr>
+      <w:hyperlink w:anchor="_Toc242939800" w:history="1">
+        <w:r>
+          <w:rPr>
+            <w:rStyle w:val="Hyperlink"/>
+            <w:bCs/>
+            <w:noProof/>
+            <w:lang w:val="vi-VN"/>
+          </w:rPr>
+          <w:t>B</w:t>
+        </w:r>
+        <w:r>
+          <w:rPr>
+            <w:rStyle w:val="Hyperlink"/>
+            <w:noProof/>
+          </w:rPr>
+          <w:t>ảng: 5. Bảng LoThuoc - Quản lý lô thuốc, hạn sử dụng và xuất kho FEFO</w:t>
+        </w:r>
+        <w:r>
+          <w:rPr>
+            <w:noProof/>
+            <w:webHidden/>
+          </w:rPr>
+          <w:tab/>
+        </w:r>
+        <w:r>
+          <w:rPr>
+            <w:noProof/>
+            <w:webHidden/>
+          </w:rPr>
+          <w:fldChar w:fldCharType="begin"/>
+        </w:r>
+        <w:r>
+          <w:rPr>
+            <w:noProof/>
+            <w:webHidden/>
+          </w:rPr>
+          <w:instrText xml:space="preserve"> PAGEREF _Toc242939800 \h </w:instrText>
+        </w:r>
+        <w:r>
+          <w:rPr>
+            <w:noProof/>
+            <w:webHidden/>
+          </w:rPr>
+        </w:r>
+        <w:r>
+          <w:rPr>
+            <w:noProof/>
+            <w:webHidden/>
+          </w:rPr>
+          <w:fldChar w:fldCharType="separate"/>
+        </w:r>
+        <w:r>
+          <w:rPr>
+            <w:noProof/>
+            <w:webHidden/>
+          </w:rPr>
+          <w:t>32</w:t>
+        </w:r>
+        <w:r>
+          <w:rPr>
+            <w:noProof/>
+            <w:webHidden/>
+          </w:rPr>
+          <w:fldChar w:fldCharType="end"/>
+        </w:r>
+      </w:hyperlink>
+    </w:p>
+    <w:p>
+      <w:pPr>
+        <w:pStyle w:val="TableofFigures"/>
+        <w:tabs>
+          <w:tab w:val="right" w:leader="dot" w:pos="9062"/>
+        </w:tabs>
+        <w:rPr>
+          <w:rFonts w:asciiTheme="minorHAnsi" w:eastAsiaTheme="minorEastAsia" w:hAnsiTheme="minorHAnsi" w:cstheme="minorBidi"/>
+          <w:noProof/>
+          <w:color w:val="auto"/>
+          <w:sz w:val="24"/>
+          <w:szCs w:val="24"/>
+        </w:rPr>
+      </w:pPr>
+      <w:hyperlink w:anchor="_Toc242939801" w:history="1">
+        <w:r>
+          <w:rPr>
+            <w:rStyle w:val="Hyperlink"/>
+            <w:noProof/>
+            <w:lang w:val="vi-VN"/>
+          </w:rPr>
+          <w:t>B</w:t>
+        </w:r>
+        <w:r>
+          <w:rPr>
+            <w:rStyle w:val="Hyperlink"/>
+            <w:noProof/>
+          </w:rPr>
+          <w:t>ảng: 6. Bảng HoaDon - Quản lý hóa đơn bán lẻ và đơn đặt trực tuyến</w:t>
+        </w:r>
+        <w:r>
+          <w:rPr>
+            <w:noProof/>
+            <w:webHidden/>
+          </w:rPr>
+          <w:tab/>
+        </w:r>
+        <w:r>
+          <w:rPr>
+            <w:noProof/>
+            <w:webHidden/>
+          </w:rPr>
+          <w:fldChar w:fldCharType="begin"/>
+        </w:r>
+        <w:r>
+          <w:rPr>
+            <w:noProof/>
+            <w:webHidden/>
+          </w:rPr>
+          <w:instrText xml:space="preserve"> PAGEREF _Toc242939801 \h </w:instrText>
+        </w:r>
+        <w:r>
+          <w:rPr>
+            <w:noProof/>
+            <w:webHidden/>
+          </w:rPr>
+        </w:r>
+        <w:r>
+          <w:rPr>
+            <w:noProof/>
+            <w:webHidden/>
+          </w:rPr>
+          <w:fldChar w:fldCharType="separate"/>
+        </w:r>
+        <w:r>
+          <w:rPr>
+            <w:noProof/>
+            <w:webHidden/>
+          </w:rPr>
+          <w:t>32</w:t>
+        </w:r>
+        <w:r>
+          <w:rPr>
+            <w:noProof/>
+            <w:webHidden/>
+          </w:rPr>
+          <w:fldChar w:fldCharType="end"/>
+        </w:r>
+      </w:hyperlink>
+    </w:p>
+    <w:p>
+      <w:pPr>
+        <w:pStyle w:val="TableofFigures"/>
+        <w:tabs>
+          <w:tab w:val="right" w:leader="dot" w:pos="9062"/>
+        </w:tabs>
+        <w:rPr>
+          <w:rFonts w:asciiTheme="minorHAnsi" w:eastAsiaTheme="minorEastAsia" w:hAnsiTheme="minorHAnsi" w:cstheme="minorBidi"/>
+          <w:noProof/>
+          <w:color w:val="auto"/>
+          <w:sz w:val="24"/>
+          <w:szCs w:val="24"/>
+        </w:rPr>
+      </w:pPr>
+      <w:hyperlink w:anchor="_Toc242939802" w:history="1">
+        <w:r>
+          <w:rPr>
+            <w:rStyle w:val="Hyperlink"/>
+            <w:noProof/>
+          </w:rPr>
+          <w:t>Bảng: 7. Bảng ChiTietHoaDon - Chi tiết thuốc xuất bán theo từng lô</w:t>
+        </w:r>
+        <w:r>
+          <w:rPr>
+            <w:noProof/>
+            <w:webHidden/>
+          </w:rPr>
+          <w:tab/>
+        </w:r>
+        <w:r>
+          <w:rPr>
+            <w:noProof/>
+            <w:webHidden/>
+          </w:rPr>
+          <w:fldChar w:fldCharType="begin"/>
+        </w:r>
+        <w:r>
+          <w:rPr>
+            <w:noProof/>
+            <w:webHidden/>
+          </w:rPr>
+          <w:instrText xml:space="preserve"> PAGEREF _Toc242939802 \h </w:instrText>
+        </w:r>
+        <w:r>
+          <w:rPr>
+            <w:noProof/>
+            <w:webHidden/>
+          </w:rPr>
+        </w:r>
+        <w:r>
+          <w:rPr>
+            <w:noProof/>
+            <w:webHidden/>
+          </w:rPr>
+          <w:fldChar w:fldCharType="separate"/>
+        </w:r>
+        <w:r>
+          <w:rPr>
+            <w:noProof/>
+            <w:webHidden/>
+          </w:rPr>
+          <w:t>33</w:t>
+        </w:r>
+        <w:r>
+          <w:rPr>
+            <w:noProof/>
+            <w:webHidden/>
+          </w:rPr>
+          <w:fldChar w:fldCharType="end"/>
+        </w:r>
+      </w:hyperlink>
+    </w:p>
+    <w:p>
+      <w:pPr>
+        <w:pStyle w:val="TableofFigures"/>
+        <w:tabs>
+          <w:tab w:val="right" w:leader="dot" w:pos="9062"/>
+        </w:tabs>
+        <w:rPr>
+          <w:rFonts w:asciiTheme="minorHAnsi" w:eastAsiaTheme="minorEastAsia" w:hAnsiTheme="minorHAnsi" w:cstheme="minorBidi"/>
+          <w:noProof/>
+          <w:color w:val="auto"/>
+          <w:sz w:val="24"/>
+          <w:szCs w:val="24"/>
+        </w:rPr>
+      </w:pPr>
+      <w:hyperlink w:anchor="_Toc242939803" w:history="1">
         <w:r>
           <w:rPr>
             <w:rStyle w:val="Hyperlink"/>
@@ -10381,7 +10395,7 @@
             <w:noProof/>
             <w:webHidden/>
           </w:rPr>
-          <w:instrText xml:space="preserve"> PAGEREF _Toc242926046 \h </w:instrText>
+          <w:instrText xml:space="preserve"> PAGEREF _Toc242939803 \h </w:instrText>
         </w:r>
         <w:r>
           <w:rPr>
@@ -10401,7 +10415,7 @@
             <w:noProof/>
             <w:webHidden/>
           </w:rPr>
-          <w:t>34</w:t>
+          <w:t>36</w:t>
         </w:r>
         <w:r>
           <w:rPr>
@@ -10426,7 +10440,7 @@
           <w:szCs w:val="24"/>
         </w:rPr>
       </w:pPr>
-      <w:hyperlink w:anchor="_Toc242926047" w:history="1">
+      <w:hyperlink w:anchor="_Toc242939804" w:history="1">
         <w:r>
           <w:rPr>
             <w:rStyle w:val="Hyperlink"/>
@@ -10453,7 +10467,7 @@
             <w:noProof/>
             <w:webHidden/>
           </w:rPr>
-          <w:instrText xml:space="preserve"> PAGEREF _Toc242926047 \h </w:instrText>
+          <w:instrText xml:space="preserve"> PAGEREF _Toc242939804 \h </w:instrText>
         </w:r>
         <w:r>
           <w:rPr>
@@ -10473,7 +10487,7 @@
             <w:noProof/>
             <w:webHidden/>
           </w:rPr>
-          <w:t>48</w:t>
+          <w:t>50</w:t>
         </w:r>
         <w:r>
           <w:rPr>
@@ -10498,7 +10512,7 @@
           <w:szCs w:val="24"/>
         </w:rPr>
       </w:pPr>
-      <w:hyperlink w:anchor="_Toc242926048" w:history="1">
+      <w:hyperlink w:anchor="_Toc242939805" w:history="1">
         <w:r>
           <w:rPr>
             <w:rStyle w:val="Hyperlink"/>
@@ -10525,7 +10539,7 @@
             <w:noProof/>
             <w:webHidden/>
           </w:rPr>
-          <w:instrText xml:space="preserve"> PAGEREF _Toc242926048 \h </w:instrText>
+          <w:instrText xml:space="preserve"> PAGEREF _Toc242939805 \h </w:instrText>
         </w:r>
         <w:r>
           <w:rPr>
@@ -10545,7 +10559,7 @@
             <w:noProof/>
             <w:webHidden/>
           </w:rPr>
-          <w:t>49</w:t>
+          <w:t>51</w:t>
         </w:r>
         <w:r>
           <w:rPr>
@@ -10570,7 +10584,7 @@
           <w:szCs w:val="24"/>
         </w:rPr>
       </w:pPr>
-      <w:hyperlink w:anchor="_Toc242926049" w:history="1">
+      <w:hyperlink w:anchor="_Toc242939806" w:history="1">
         <w:r>
           <w:rPr>
             <w:rStyle w:val="Hyperlink"/>
@@ -10597,7 +10611,7 @@
             <w:noProof/>
             <w:webHidden/>
           </w:rPr>
-          <w:instrText xml:space="preserve"> PAGEREF _Toc242926049 \h </w:instrText>
+          <w:instrText xml:space="preserve"> PAGEREF _Toc242939806 \h </w:instrText>
         </w:r>
         <w:r>
           <w:rPr>
@@ -10617,7 +10631,7 @@
             <w:noProof/>
             <w:webHidden/>
           </w:rPr>
-          <w:t>49</w:t>
+          <w:t>51</w:t>
         </w:r>
         <w:r>
           <w:rPr>
@@ -10642,7 +10656,7 @@
           <w:szCs w:val="24"/>
         </w:rPr>
       </w:pPr>
-      <w:hyperlink w:anchor="_Toc242926050" w:history="1">
+      <w:hyperlink w:anchor="_Toc242939807" w:history="1">
         <w:r>
           <w:rPr>
             <w:rStyle w:val="Hyperlink"/>
@@ -10669,7 +10683,7 @@
             <w:noProof/>
             <w:webHidden/>
           </w:rPr>
-          <w:instrText xml:space="preserve"> PAGEREF _Toc242926050 \h </w:instrText>
+          <w:instrText xml:space="preserve"> PAGEREF _Toc242939807 \h </w:instrText>
         </w:r>
         <w:r>
           <w:rPr>
@@ -10689,7 +10703,7 @@
             <w:noProof/>
             <w:webHidden/>
           </w:rPr>
-          <w:t>49</w:t>
+          <w:t>51</w:t>
         </w:r>
         <w:r>
           <w:rPr>
@@ -10714,7 +10728,7 @@
           <w:szCs w:val="24"/>
         </w:rPr>
       </w:pPr>
-      <w:hyperlink w:anchor="_Toc242926051" w:history="1">
+      <w:hyperlink w:anchor="_Toc242939808" w:history="1">
         <w:r>
           <w:rPr>
             <w:rStyle w:val="Hyperlink"/>
@@ -10741,7 +10755,7 @@
             <w:noProof/>
             <w:webHidden/>
           </w:rPr>
-          <w:instrText xml:space="preserve"> PAGEREF _Toc242926051 \h </w:instrText>
+          <w:instrText xml:space="preserve"> PAGEREF _Toc242939808 \h </w:instrText>
         </w:r>
         <w:r>
           <w:rPr>
@@ -10761,7 +10775,7 @@
             <w:noProof/>
             <w:webHidden/>
           </w:rPr>
-          <w:t>50</w:t>
+          <w:t>52</w:t>
         </w:r>
         <w:r>
           <w:rPr>
@@ -10820,7 +10834,7 @@
           <w:lang w:val="vi-VN"/>
         </w:rPr>
       </w:pPr>
-      <w:bookmarkStart w:id="9" w:name="_Toc242926055"/>
+      <w:bookmarkStart w:id="9" w:name="_Toc242939679"/>
       <w:r>
         <w:rPr>
           <w:lang w:val="vi-VN"/>
@@ -10846,7 +10860,7 @@
           <w:lang w:val="vi-VN"/>
         </w:rPr>
       </w:pPr>
-      <w:bookmarkStart w:id="10" w:name="_Toc242926056"/>
+      <w:bookmarkStart w:id="10" w:name="_Toc242939680"/>
       <w:r>
         <w:t>1.1. Mục đích và phạm vi</w:t>
       </w:r>
@@ -11004,7 +11018,7 @@
       <w:pPr>
         <w:pStyle w:val="Heading2"/>
       </w:pPr>
-      <w:bookmarkStart w:id="11" w:name="_Toc242926057"/>
+      <w:bookmarkStart w:id="11" w:name="_Toc242939681"/>
       <w:r>
         <w:t>1.2. Quy trình và các mô hình UML sử dụng</w:t>
       </w:r>
@@ -11530,7 +11544,7 @@
       <w:pPr>
         <w:pStyle w:val="Heading2"/>
       </w:pPr>
-      <w:bookmarkStart w:id="12" w:name="_Toc242926058"/>
+      <w:bookmarkStart w:id="12" w:name="_Toc242939682"/>
       <w:r>
         <w:t>1.3. Quy ước ký pháp</w:t>
       </w:r>
@@ -12089,7 +12103,7 @@
         <w:pStyle w:val="Heading1"/>
         <w:jc w:val="left"/>
       </w:pPr>
-      <w:bookmarkStart w:id="13" w:name="_Toc242926059"/>
+      <w:bookmarkStart w:id="13" w:name="_Toc242939683"/>
       <w:r>
         <w:t>2. MÔ HÌNH HÓA NGHIỆP VỤ</w:t>
       </w:r>
@@ -12099,7 +12113,7 @@
       <w:pPr>
         <w:pStyle w:val="Heading2"/>
       </w:pPr>
-      <w:bookmarkStart w:id="14" w:name="_Toc242926060"/>
+      <w:bookmarkStart w:id="14" w:name="_Toc242939684"/>
       <w:r>
         <w:t>2.1. Bối cảnh</w:t>
       </w:r>
@@ -12206,7 +12220,7 @@
       <w:pPr>
         <w:pStyle w:val="Heading2"/>
       </w:pPr>
-      <w:bookmarkStart w:id="15" w:name="_Toc242926061"/>
+      <w:bookmarkStart w:id="15" w:name="_Toc242939685"/>
       <w:r>
         <w:t>2.2. Danh sách tác nhân</w:t>
       </w:r>
@@ -12673,7 +12687,7 @@
           <w:lang w:val="vi-VN"/>
         </w:rPr>
       </w:pPr>
-      <w:bookmarkStart w:id="16" w:name="_Toc242926062"/>
+      <w:bookmarkStart w:id="16" w:name="_Toc242939686"/>
       <w:r>
         <w:t>2.3. Quy tắc nghiệp vụ</w:t>
       </w:r>
@@ -13117,7 +13131,7 @@
       <w:pPr>
         <w:pStyle w:val="Heading2"/>
       </w:pPr>
-      <w:bookmarkStart w:id="17" w:name="_Toc242926063"/>
+      <w:bookmarkStart w:id="17" w:name="_Toc242939687"/>
       <w:r>
         <w:t>2.4. Quy trình nghiệp vụ chính</w:t>
       </w:r>
@@ -13186,7 +13200,7 @@
       <w:pPr>
         <w:pStyle w:val="hnh"/>
       </w:pPr>
-      <w:bookmarkStart w:id="18" w:name="_Toc242925951"/>
+      <w:bookmarkStart w:id="18" w:name="_Toc242939761"/>
       <w:r>
         <w:t xml:space="preserve">Hình </w:t>
       </w:r>
@@ -13398,7 +13412,7 @@
         <w:pStyle w:val="Heading1"/>
         <w:jc w:val="left"/>
       </w:pPr>
-      <w:bookmarkStart w:id="19" w:name="_Toc242926064"/>
+      <w:bookmarkStart w:id="19" w:name="_Toc242939688"/>
       <w:r>
         <w:t>3. MÔ HÌNH USE CASE</w:t>
       </w:r>
@@ -13408,12 +13422,12 @@
       <w:pPr>
         <w:pStyle w:val="Heading2"/>
       </w:pPr>
-      <w:bookmarkStart w:id="20" w:name="_Toc242926065"/>
-      <w:bookmarkStart w:id="21" w:name="_Toc242481165"/>
+      <w:bookmarkStart w:id="20" w:name="_Toc242481165"/>
+      <w:bookmarkStart w:id="21" w:name="_Toc242939689"/>
       <w:r>
         <w:t>3.1. Biểu đồ use case tổng quát</w:t>
       </w:r>
-      <w:bookmarkEnd w:id="20"/>
+      <w:bookmarkEnd w:id="21"/>
     </w:p>
     <w:p>
       <w:pPr>
@@ -13474,7 +13488,7 @@
       <w:pPr>
         <w:pStyle w:val="hnh"/>
       </w:pPr>
-      <w:bookmarkStart w:id="22" w:name="_Toc242925952"/>
+      <w:bookmarkStart w:id="22" w:name="_Toc242939762"/>
       <w:r>
         <w:t xml:space="preserve">Hình </w:t>
       </w:r>
@@ -13496,7 +13510,7 @@
       <w:pPr>
         <w:pStyle w:val="Heading2"/>
       </w:pPr>
-      <w:bookmarkStart w:id="23" w:name="_Toc242926066"/>
+      <w:bookmarkStart w:id="23" w:name="_Toc242939690"/>
       <w:r>
         <w:t>3.2. Biểu đồ use case phân rã theo tác nhân</w:t>
       </w:r>
@@ -13506,7 +13520,7 @@
       <w:pPr>
         <w:pStyle w:val="Heading3"/>
       </w:pPr>
-      <w:bookmarkStart w:id="24" w:name="_Toc242926067"/>
+      <w:bookmarkStart w:id="24" w:name="_Toc242939691"/>
       <w:r>
         <w:t>3.2.1. Phân hệ tác nhân Khách hàng</w:t>
       </w:r>
@@ -13572,7 +13586,7 @@
       <w:pPr>
         <w:pStyle w:val="hnh"/>
       </w:pPr>
-      <w:bookmarkStart w:id="25" w:name="_Toc242925953"/>
+      <w:bookmarkStart w:id="25" w:name="_Toc242939763"/>
       <w:r>
         <w:t xml:space="preserve">Hình </w:t>
       </w:r>
@@ -13819,7 +13833,7 @@
       <w:pPr>
         <w:pStyle w:val="Heading3"/>
       </w:pPr>
-      <w:bookmarkStart w:id="26" w:name="_Toc242926068"/>
+      <w:bookmarkStart w:id="26" w:name="_Toc242939692"/>
       <w:r>
         <w:t>3.2.2. Phân hệ tác nhân Dược sĩ bán hàng</w:t>
       </w:r>
@@ -13897,7 +13911,7 @@
       <w:pPr>
         <w:pStyle w:val="hnh"/>
       </w:pPr>
-      <w:bookmarkStart w:id="27" w:name="_Toc242925954"/>
+      <w:bookmarkStart w:id="27" w:name="_Toc242939764"/>
       <w:r>
         <w:t xml:space="preserve">Hình </w:t>
       </w:r>
@@ -14093,7 +14107,7 @@
       <w:pPr>
         <w:pStyle w:val="Heading3"/>
       </w:pPr>
-      <w:bookmarkStart w:id="28" w:name="_Toc242926069"/>
+      <w:bookmarkStart w:id="28" w:name="_Toc242939693"/>
       <w:r>
         <w:lastRenderedPageBreak/>
         <w:t>3.2.3. Phân hệ tác nhân Quản trị viên (Admin)</w:t>
@@ -14162,7 +14176,7 @@
           <w:lang w:val="vi-VN"/>
         </w:rPr>
       </w:pPr>
-      <w:bookmarkStart w:id="29" w:name="_Toc242925955"/>
+      <w:bookmarkStart w:id="29" w:name="_Toc242939765"/>
       <w:r>
         <w:t xml:space="preserve">Hình </w:t>
       </w:r>
@@ -14437,7 +14451,7 @@
       <w:pPr>
         <w:pStyle w:val="Heading2"/>
       </w:pPr>
-      <w:bookmarkStart w:id="30" w:name="_Toc242926070"/>
+      <w:bookmarkStart w:id="30" w:name="_Toc242939694"/>
       <w:r>
         <w:t>3.3. Phân rã use case 'Quản lý thuốc, nhà cung cấp, lô thuốc'</w:t>
       </w:r>
@@ -14508,7 +14522,7 @@
           <w:lang w:val="vi-VN"/>
         </w:rPr>
       </w:pPr>
-      <w:bookmarkStart w:id="31" w:name="_Toc242925956"/>
+      <w:bookmarkStart w:id="31" w:name="_Toc242939766"/>
       <w:r>
         <w:t xml:space="preserve">Hình </w:t>
       </w:r>
@@ -14703,7 +14717,7 @@
           <w:lang w:val="vi-VN"/>
         </w:rPr>
       </w:pPr>
-      <w:bookmarkStart w:id="32" w:name="_Toc242926071"/>
+      <w:bookmarkStart w:id="32" w:name="_Toc242939695"/>
       <w:r>
         <w:t>3.4. Danh mục 18 Use Case chính thức</w:t>
       </w:r>
@@ -14716,11 +14730,11 @@
           <w:lang w:val="vi-VN"/>
         </w:rPr>
       </w:pPr>
-      <w:bookmarkStart w:id="33" w:name="_Toc242926028"/>
+      <w:bookmarkStart w:id="33" w:name="_Toc242939785"/>
       <w:r>
         <w:t xml:space="preserve">Bảng </w:t>
       </w:r>
-      <w:bookmarkEnd w:id="21"/>
+      <w:bookmarkEnd w:id="20"/>
       <w:r>
         <w:t>3</w:t>
       </w:r>
@@ -16183,22 +16197,22 @@
       <w:pPr>
         <w:pStyle w:val="Heading2"/>
       </w:pPr>
-      <w:bookmarkStart w:id="34" w:name="_Toc242926072"/>
-      <w:bookmarkStart w:id="35" w:name="_Toc242481166"/>
+      <w:bookmarkStart w:id="34" w:name="_Toc242481166"/>
+      <w:bookmarkStart w:id="35" w:name="_Toc242939696"/>
       <w:r>
         <w:t>3.5. Bảng đặc tả 10 use case chi tiết</w:t>
       </w:r>
-      <w:bookmarkEnd w:id="34"/>
+      <w:bookmarkEnd w:id="35"/>
     </w:p>
     <w:p>
       <w:pPr>
         <w:pStyle w:val="Bngbiu"/>
       </w:pPr>
-      <w:bookmarkStart w:id="36" w:name="_Toc242926029"/>
+      <w:bookmarkStart w:id="36" w:name="_Toc242939786"/>
       <w:r>
         <w:t xml:space="preserve">Bảng </w:t>
       </w:r>
-      <w:bookmarkEnd w:id="35"/>
+      <w:bookmarkEnd w:id="34"/>
       <w:r>
         <w:t xml:space="preserve">3.2 UC01 </w:t>
       </w:r>
@@ -16780,7 +16794,7 @@
         </w:rPr>
       </w:pPr>
       <w:bookmarkStart w:id="37" w:name="_Toc242481167"/>
-      <w:bookmarkStart w:id="38" w:name="_Toc242926030"/>
+      <w:bookmarkStart w:id="38" w:name="_Toc242939787"/>
       <w:r>
         <w:t xml:space="preserve">Bảng </w:t>
       </w:r>
@@ -17204,7 +17218,6 @@
               <w:rPr>
                 <w:b/>
               </w:rPr>
-              <w:lastRenderedPageBreak/>
               <w:t>Luồng ngoại lệ / Ràng buộc</w:t>
             </w:r>
           </w:p>
@@ -17379,7 +17392,7 @@
       <w:pPr>
         <w:pStyle w:val="Bngbiu"/>
       </w:pPr>
-      <w:bookmarkStart w:id="39" w:name="_Toc242926031"/>
+      <w:bookmarkStart w:id="39" w:name="_Toc242939788"/>
       <w:r>
         <w:t>Bảng 3.</w:t>
       </w:r>
@@ -17801,7 +17814,6 @@
               <w:rPr>
                 <w:b/>
               </w:rPr>
-              <w:lastRenderedPageBreak/>
               <w:t>Luồng ngoại lệ / Ràng buộc</w:t>
             </w:r>
           </w:p>
@@ -17938,7 +17950,7 @@
       <w:pPr>
         <w:pStyle w:val="Bngbiu"/>
       </w:pPr>
-      <w:bookmarkStart w:id="40" w:name="_Toc242926032"/>
+      <w:bookmarkStart w:id="40" w:name="_Toc242939789"/>
       <w:r>
         <w:t xml:space="preserve">Bảng 3.5 UC04 </w:t>
       </w:r>
@@ -18628,7 +18640,7 @@
           <w:lang w:val="vi-VN"/>
         </w:rPr>
       </w:pPr>
-      <w:bookmarkStart w:id="41" w:name="_Toc242926033"/>
+      <w:bookmarkStart w:id="41" w:name="_Toc242939790"/>
       <w:r>
         <w:t>Bảng</w:t>
       </w:r>
@@ -19321,7 +19333,7 @@
           <w:lang w:val="vi-VN"/>
         </w:rPr>
       </w:pPr>
-      <w:bookmarkStart w:id="42" w:name="_Toc242926034"/>
+      <w:bookmarkStart w:id="42" w:name="_Toc242939791"/>
       <w:r>
         <w:t xml:space="preserve">Bảng 3.7 UC07 </w:t>
       </w:r>
@@ -19830,7 +19842,7 @@
           <w:lang w:val="vi-VN"/>
         </w:rPr>
       </w:pPr>
-      <w:bookmarkStart w:id="43" w:name="_Toc242926035"/>
+      <w:bookmarkStart w:id="43" w:name="_Toc242939792"/>
       <w:r>
         <w:t>Bảng</w:t>
       </w:r>
@@ -20227,7 +20239,6 @@
               <w:rPr>
                 <w:b/>
               </w:rPr>
-              <w:lastRenderedPageBreak/>
               <w:t>Luồng ngoại lệ / Ràng buộc</w:t>
             </w:r>
           </w:p>
@@ -20419,7 +20430,7 @@
         </w:rPr>
       </w:pPr>
       <w:bookmarkStart w:id="44" w:name="_Toc242481173"/>
-      <w:bookmarkStart w:id="45" w:name="_Toc242926036"/>
+      <w:bookmarkStart w:id="45" w:name="_Toc242939793"/>
       <w:r>
         <w:t xml:space="preserve">Bảng </w:t>
       </w:r>
@@ -21015,7 +21026,7 @@
         </w:rPr>
       </w:pPr>
       <w:bookmarkStart w:id="46" w:name="_Toc242481174"/>
-      <w:bookmarkStart w:id="47" w:name="_Toc242926037"/>
+      <w:bookmarkStart w:id="47" w:name="_Toc242939794"/>
       <w:r>
         <w:t xml:space="preserve">Bảng </w:t>
       </w:r>
@@ -21472,7 +21483,6 @@
               <w:rPr>
                 <w:b/>
               </w:rPr>
-              <w:lastRenderedPageBreak/>
               <w:t>Quan hệ UML</w:t>
             </w:r>
           </w:p>
@@ -21600,7 +21610,7 @@
         <w:pStyle w:val="Bngbiu"/>
       </w:pPr>
       <w:bookmarkStart w:id="48" w:name="_Toc242481175"/>
-      <w:bookmarkStart w:id="49" w:name="_Toc242926038"/>
+      <w:bookmarkStart w:id="49" w:name="_Toc242939795"/>
       <w:r>
         <w:t xml:space="preserve">Bảng 2. 11 </w:t>
       </w:r>
@@ -22180,18 +22190,18 @@
         <w:pStyle w:val="Heading1"/>
         <w:jc w:val="left"/>
       </w:pPr>
-      <w:bookmarkStart w:id="50" w:name="_Toc242926073"/>
-      <w:bookmarkStart w:id="51" w:name="_Toc242481060"/>
+      <w:bookmarkStart w:id="50" w:name="_Toc242481060"/>
+      <w:bookmarkStart w:id="51" w:name="_Toc242939697"/>
       <w:r>
         <w:t>4. MÔ HÌNH PHÂN TÍCH, HÀNH VI</w:t>
       </w:r>
-      <w:bookmarkEnd w:id="50"/>
+      <w:bookmarkEnd w:id="51"/>
     </w:p>
     <w:p>
       <w:pPr>
         <w:pStyle w:val="Heading2"/>
       </w:pPr>
-      <w:bookmarkStart w:id="52" w:name="_Toc242926074"/>
+      <w:bookmarkStart w:id="52" w:name="_Toc242939698"/>
       <w:r>
         <w:t>4.1. Biểu đồ hoạt động - Thêm mới thuốc và Nhập lô thuốc</w:t>
       </w:r>
@@ -22256,7 +22266,7 @@
       <w:pPr>
         <w:pStyle w:val="hnh"/>
       </w:pPr>
-      <w:bookmarkStart w:id="53" w:name="_Toc242925957"/>
+      <w:bookmarkStart w:id="53" w:name="_Toc242939767"/>
       <w:r>
         <w:t xml:space="preserve">Hình </w:t>
       </w:r>
@@ -22404,7 +22414,7 @@
       <w:pPr>
         <w:pStyle w:val="Heading2"/>
       </w:pPr>
-      <w:bookmarkStart w:id="54" w:name="_Toc242926075"/>
+      <w:bookmarkStart w:id="54" w:name="_Toc242939699"/>
       <w:r>
         <w:t xml:space="preserve">4.2. Biểu đồ tuần tự </w:t>
       </w:r>
@@ -22586,7 +22596,7 @@
           <w:lang w:val="vi-VN"/>
         </w:rPr>
       </w:pPr>
-      <w:bookmarkStart w:id="55" w:name="_Toc242925958"/>
+      <w:bookmarkStart w:id="55" w:name="_Toc242939768"/>
       <w:r>
         <w:t xml:space="preserve">Hình </w:t>
       </w:r>
@@ -22901,7 +22911,7 @@
       <w:pPr>
         <w:pStyle w:val="Heading2"/>
       </w:pPr>
-      <w:bookmarkStart w:id="56" w:name="_Toc242926076"/>
+      <w:bookmarkStart w:id="56" w:name="_Toc242939700"/>
       <w:r>
         <w:t xml:space="preserve">4.3. Biểu đồ tuần tự </w:t>
       </w:r>
@@ -22989,7 +22999,7 @@
       <w:pPr>
         <w:pStyle w:val="hnh"/>
       </w:pPr>
-      <w:bookmarkStart w:id="57" w:name="_Toc242925959"/>
+      <w:bookmarkStart w:id="57" w:name="_Toc242939769"/>
       <w:r>
         <w:t xml:space="preserve">Hình </w:t>
       </w:r>
@@ -23216,7 +23226,7 @@
       <w:pPr>
         <w:pStyle w:val="Heading2"/>
       </w:pPr>
-      <w:bookmarkStart w:id="58" w:name="_Toc242926077"/>
+      <w:bookmarkStart w:id="58" w:name="_Toc242939701"/>
       <w:r>
         <w:t xml:space="preserve">4.4. Biểu đồ tuần tự </w:t>
       </w:r>
@@ -23232,7 +23242,7 @@
       <w:pPr>
         <w:pStyle w:val="Heading3"/>
       </w:pPr>
-      <w:bookmarkStart w:id="59" w:name="_Toc242926078"/>
+      <w:bookmarkStart w:id="59" w:name="_Toc242939702"/>
       <w:r>
         <w:t xml:space="preserve">4.4.1. Biểu đồ tuần tự </w:t>
       </w:r>
@@ -23304,7 +23314,7 @@
       <w:pPr>
         <w:pStyle w:val="hnh"/>
       </w:pPr>
-      <w:bookmarkStart w:id="60" w:name="_Toc242925960"/>
+      <w:bookmarkStart w:id="60" w:name="_Toc242939770"/>
       <w:r>
         <w:t xml:space="preserve">Hình </w:t>
       </w:r>
@@ -23332,7 +23342,7 @@
       <w:pPr>
         <w:pStyle w:val="Heading3"/>
       </w:pPr>
-      <w:bookmarkStart w:id="61" w:name="_Toc242926079"/>
+      <w:bookmarkStart w:id="61" w:name="_Toc242939703"/>
       <w:r>
         <w:t xml:space="preserve">4.4.2. Biểu đồ tuần tự </w:t>
       </w:r>
@@ -23416,7 +23426,7 @@
       <w:pPr>
         <w:pStyle w:val="hnh"/>
       </w:pPr>
-      <w:bookmarkStart w:id="62" w:name="_Toc242925961"/>
+      <w:bookmarkStart w:id="62" w:name="_Toc242939771"/>
       <w:r>
         <w:t xml:space="preserve">Hình </w:t>
       </w:r>
@@ -23444,7 +23454,7 @@
       <w:pPr>
         <w:pStyle w:val="Heading3"/>
       </w:pPr>
-      <w:bookmarkStart w:id="63" w:name="_Toc242926080"/>
+      <w:bookmarkStart w:id="63" w:name="_Toc242939704"/>
       <w:r>
         <w:t xml:space="preserve">4.4.3. Biểu đồ tuần tự </w:t>
       </w:r>
@@ -23542,7 +23552,7 @@
       <w:pPr>
         <w:pStyle w:val="Heading2"/>
       </w:pPr>
-      <w:bookmarkStart w:id="64" w:name="_Toc242926081"/>
+      <w:bookmarkStart w:id="64" w:name="_Toc242939705"/>
       <w:r>
         <w:t xml:space="preserve">4.5. Biểu đồ máy trạng thái </w:t>
       </w:r>
@@ -23613,7 +23623,7 @@
       <w:pPr>
         <w:pStyle w:val="hnh"/>
       </w:pPr>
-      <w:bookmarkStart w:id="65" w:name="_Toc242925962"/>
+      <w:bookmarkStart w:id="65" w:name="_Toc242939772"/>
       <w:r>
         <w:t xml:space="preserve">Hình </w:t>
       </w:r>
@@ -23643,7 +23653,7 @@
         <w:jc w:val="both"/>
       </w:pPr>
       <w:bookmarkStart w:id="66" w:name="_Toc242481181"/>
-      <w:bookmarkEnd w:id="51"/>
+      <w:bookmarkEnd w:id="50"/>
       <w:r>
         <w:rPr>
           <w:b/>
@@ -23661,7 +23671,7 @@
           <w:lang w:val="vi-VN"/>
         </w:rPr>
       </w:pPr>
-      <w:bookmarkStart w:id="67" w:name="_Toc242926039"/>
+      <w:bookmarkStart w:id="67" w:name="_Toc242939796"/>
       <w:r>
         <w:lastRenderedPageBreak/>
         <w:t xml:space="preserve">Bảng </w:t>
@@ -24574,7 +24584,7 @@
         <w:pStyle w:val="Heading1"/>
         <w:jc w:val="left"/>
       </w:pPr>
-      <w:bookmarkStart w:id="68" w:name="_Toc242926082"/>
+      <w:bookmarkStart w:id="68" w:name="_Toc242939706"/>
       <w:r>
         <w:lastRenderedPageBreak/>
         <w:t xml:space="preserve">5. MÔ HÌNH THIẾT KẾ </w:t>
@@ -24591,7 +24601,7 @@
       <w:pPr>
         <w:pStyle w:val="Heading2"/>
       </w:pPr>
-      <w:bookmarkStart w:id="69" w:name="_Toc242926083"/>
+      <w:bookmarkStart w:id="69" w:name="_Toc242939707"/>
       <w:r>
         <w:t>5.1. Biểu đồ lớp thực thể (Entity Class Diagram)</w:t>
       </w:r>
@@ -24601,1199 +24611,18 @@
       <w:pPr>
         <w:spacing w:after="100" w:line="293" w:lineRule="auto"/>
         <w:jc w:val="both"/>
+        <w:rPr>
+          <w:lang w:val="vi-VN"/>
+        </w:rPr>
       </w:pPr>
       <w:r>
         <w:t>Biểu đồ lớp thực thể mô hình hóa 7 lớp nghiệp vụ nòng cốt của hệ thống Quản lý Hiệu thuốc (PJ_NET), bao gồm đầy đủ các thuộc tính dữ liệu, kiểu dữ liệu, các phương thức nghiệp vụ và các mối liên kết (Association, Composition, Dependency) giữa các lớp:</w:t>
       </w:r>
-    </w:p>
-    <w:p>
-      <w:pPr>
-        <w:spacing w:before="160" w:after="80"/>
-        <w:jc w:val="center"/>
-      </w:pPr>
-    </w:p>
-    <w:p>
-      <w:pPr>
-        <w:pStyle w:val="hnh"/>
-      </w:pPr>
-      <w:bookmarkStart w:id="70" w:name="_Toc242925963"/>
-      <w:r>
-        <w:t xml:space="preserve">Hình 14. Biểu đồ lớp thực thể (Entity Class Diagram) </w:t>
-      </w:r>
-      <w:r>
-        <w:t>-</w:t>
-      </w:r>
-      <w:r>
-        <w:t xml:space="preserve"> 7 lớp nòng cốt PJ_NET</w:t>
-      </w:r>
-      <w:bookmarkEnd w:id="70"/>
-      <w:r>
-        <w:rPr>
-          <w:color w:val="555555"/>
-        </w:rPr>
-        <w:t xml:space="preserve"> </w:t>
-      </w:r>
-    </w:p>
-    <w:p>
-      <w:pPr>
-        <w:pStyle w:val="Heading2"/>
-      </w:pPr>
-      <w:bookmarkStart w:id="71" w:name="_Toc242926084"/>
-      <w:r>
-        <w:t>5.2. Mô tả lớp</w:t>
-      </w:r>
-      <w:bookmarkEnd w:id="71"/>
     </w:p>
     <w:p>
       <w:pPr>
         <w:spacing w:after="100" w:line="293" w:lineRule="auto"/>
         <w:jc w:val="both"/>
-      </w:pPr>
-      <w:r>
-        <w:t>Bảng tổng hợp trách nhiệm, liên kết và các phương thức nghiệp vụ của 7 lớp thực thể:</w:t>
-      </w:r>
-    </w:p>
-    <w:tbl>
-      <w:tblPr>
-        <w:tblW w:w="0" w:type="auto"/>
-        <w:jc w:val="center"/>
-        <w:tblBorders>
-          <w:top w:val="single" w:sz="4" w:space="0" w:color="000000"/>
-          <w:left w:val="single" w:sz="4" w:space="0" w:color="000000"/>
-          <w:bottom w:val="single" w:sz="4" w:space="0" w:color="000000"/>
-          <w:right w:val="single" w:sz="4" w:space="0" w:color="000000"/>
-          <w:insideH w:val="single" w:sz="4" w:space="0" w:color="000000"/>
-          <w:insideV w:val="single" w:sz="4" w:space="0" w:color="000000"/>
-        </w:tblBorders>
-        <w:tblLook w:val="04A0" w:firstRow="1" w:lastRow="0" w:firstColumn="1" w:lastColumn="0" w:noHBand="0" w:noVBand="1"/>
-      </w:tblPr>
-      <w:tblGrid>
-        <w:gridCol w:w="2053"/>
-        <w:gridCol w:w="2271"/>
-        <w:gridCol w:w="1883"/>
-        <w:gridCol w:w="2855"/>
-      </w:tblGrid>
-      <w:tr>
-        <w:trPr>
-          <w:jc w:val="center"/>
-        </w:trPr>
-        <w:tc>
-          <w:tcPr>
-            <w:tcW w:w="1947" w:type="dxa"/>
-            <w:tcMar>
-              <w:top w:w="100" w:type="dxa"/>
-              <w:left w:w="140" w:type="dxa"/>
-              <w:bottom w:w="100" w:type="dxa"/>
-              <w:right w:w="140" w:type="dxa"/>
-            </w:tcMar>
-            <w:vAlign w:val="center"/>
-          </w:tcPr>
-          <w:p>
-            <w:pPr>
-              <w:pStyle w:val="CHU"/>
-              <w:jc w:val="left"/>
-              <w:rPr>
-                <w:rFonts w:cs="Times New Roman"/>
-                <w:color w:val="000000" w:themeColor="text1"/>
-              </w:rPr>
-            </w:pPr>
-            <w:r>
-              <w:rPr>
-                <w:rStyle w:val="Strong"/>
-                <w:rFonts w:cs="Times New Roman"/>
-              </w:rPr>
-              <w:t>Lớp (Class)</w:t>
-            </w:r>
-          </w:p>
-        </w:tc>
-        <w:tc>
-          <w:tcPr>
-            <w:tcW w:w="2367" w:type="dxa"/>
-            <w:tcMar>
-              <w:top w:w="100" w:type="dxa"/>
-              <w:left w:w="140" w:type="dxa"/>
-              <w:bottom w:w="100" w:type="dxa"/>
-              <w:right w:w="140" w:type="dxa"/>
-            </w:tcMar>
-            <w:vAlign w:val="center"/>
-          </w:tcPr>
-          <w:p>
-            <w:pPr>
-              <w:pStyle w:val="CHU"/>
-              <w:jc w:val="left"/>
-              <w:rPr>
-                <w:rFonts w:cs="Times New Roman"/>
-                <w:color w:val="000000" w:themeColor="text1"/>
-              </w:rPr>
-            </w:pPr>
-            <w:r>
-              <w:rPr>
-                <w:rStyle w:val="Strong"/>
-                <w:rFonts w:cs="Times New Roman"/>
-              </w:rPr>
-              <w:t>Trách nhiệm nghiệp vụ</w:t>
-            </w:r>
-          </w:p>
-        </w:tc>
-        <w:tc>
-          <w:tcPr>
-            <w:tcW w:w="1883" w:type="dxa"/>
-            <w:vAlign w:val="center"/>
-          </w:tcPr>
-          <w:p>
-            <w:pPr>
-              <w:pStyle w:val="CHU"/>
-              <w:jc w:val="left"/>
-              <w:rPr>
-                <w:rFonts w:cs="Times New Roman"/>
-                <w:color w:val="000000" w:themeColor="text1"/>
-              </w:rPr>
-            </w:pPr>
-            <w:r>
-              <w:rPr>
-                <w:rStyle w:val="Strong"/>
-                <w:rFonts w:cs="Times New Roman"/>
-              </w:rPr>
-              <w:t>Các liên kết chính</w:t>
-            </w:r>
-          </w:p>
-        </w:tc>
-        <w:tc>
-          <w:tcPr>
-            <w:tcW w:w="2865" w:type="dxa"/>
-            <w:tcMar>
-              <w:top w:w="100" w:type="dxa"/>
-              <w:left w:w="140" w:type="dxa"/>
-              <w:bottom w:w="100" w:type="dxa"/>
-              <w:right w:w="140" w:type="dxa"/>
-            </w:tcMar>
-            <w:vAlign w:val="center"/>
-          </w:tcPr>
-          <w:p>
-            <w:pPr>
-              <w:pStyle w:val="CHU"/>
-              <w:jc w:val="left"/>
-              <w:rPr>
-                <w:rFonts w:cs="Times New Roman"/>
-                <w:color w:val="000000" w:themeColor="text1"/>
-              </w:rPr>
-            </w:pPr>
-            <w:r>
-              <w:rPr>
-                <w:rStyle w:val="Strong"/>
-                <w:rFonts w:cs="Times New Roman"/>
-              </w:rPr>
-              <w:t>Phương thức nghiệp vụ tiêu biểu</w:t>
-            </w:r>
-          </w:p>
-        </w:tc>
-      </w:tr>
-      <w:tr>
-        <w:trPr>
-          <w:jc w:val="center"/>
-        </w:trPr>
-        <w:tc>
-          <w:tcPr>
-            <w:tcW w:w="1947" w:type="dxa"/>
-            <w:tcMar>
-              <w:top w:w="100" w:type="dxa"/>
-              <w:left w:w="140" w:type="dxa"/>
-              <w:bottom w:w="100" w:type="dxa"/>
-              <w:right w:w="140" w:type="dxa"/>
-            </w:tcMar>
-            <w:vAlign w:val="center"/>
-          </w:tcPr>
-          <w:p>
-            <w:pPr>
-              <w:pStyle w:val="CHU"/>
-              <w:jc w:val="left"/>
-              <w:rPr>
-                <w:rFonts w:cs="Times New Roman"/>
-                <w:color w:val="000000" w:themeColor="text1"/>
-              </w:rPr>
-            </w:pPr>
-            <w:r>
-              <w:rPr>
-                <w:rFonts w:cs="Times New Roman"/>
-                <w:b/>
-                <w:bCs/>
-              </w:rPr>
-              <w:t>TaiKhoan</w:t>
-            </w:r>
-          </w:p>
-        </w:tc>
-        <w:tc>
-          <w:tcPr>
-            <w:tcW w:w="2367" w:type="dxa"/>
-            <w:tcMar>
-              <w:top w:w="100" w:type="dxa"/>
-              <w:left w:w="140" w:type="dxa"/>
-              <w:bottom w:w="100" w:type="dxa"/>
-              <w:right w:w="140" w:type="dxa"/>
-            </w:tcMar>
-            <w:vAlign w:val="center"/>
-          </w:tcPr>
-          <w:p>
-            <w:pPr>
-              <w:pStyle w:val="CHU"/>
-              <w:jc w:val="left"/>
-              <w:rPr>
-                <w:rFonts w:cs="Times New Roman"/>
-                <w:color w:val="000000" w:themeColor="text1"/>
-              </w:rPr>
-            </w:pPr>
-            <w:r>
-              <w:rPr>
-                <w:rFonts w:cs="Times New Roman"/>
-              </w:rPr>
-              <w:t>Quản lý thông tin tài khoản và phân quyền người dùng trong hệ thống</w:t>
-            </w:r>
-          </w:p>
-        </w:tc>
-        <w:tc>
-          <w:tcPr>
-            <w:tcW w:w="1883" w:type="dxa"/>
-            <w:vAlign w:val="center"/>
-          </w:tcPr>
-          <w:p>
-            <w:pPr>
-              <w:pStyle w:val="CHU"/>
-              <w:jc w:val="left"/>
-              <w:rPr>
-                <w:rFonts w:cs="Times New Roman"/>
-                <w:color w:val="000000" w:themeColor="text1"/>
-              </w:rPr>
-            </w:pPr>
-            <w:r>
-              <w:rPr>
-                <w:rFonts w:cs="Times New Roman"/>
-              </w:rPr>
-              <w:t>Không có liên kết khóa ngoại trực tiếp</w:t>
-            </w:r>
-          </w:p>
-        </w:tc>
-        <w:tc>
-          <w:tcPr>
-            <w:tcW w:w="2865" w:type="dxa"/>
-            <w:tcMar>
-              <w:top w:w="100" w:type="dxa"/>
-              <w:left w:w="140" w:type="dxa"/>
-              <w:bottom w:w="100" w:type="dxa"/>
-              <w:right w:w="140" w:type="dxa"/>
-            </w:tcMar>
-            <w:vAlign w:val="center"/>
-          </w:tcPr>
-          <w:p>
-            <w:pPr>
-              <w:pStyle w:val="CHU"/>
-              <w:jc w:val="left"/>
-              <w:rPr>
-                <w:rFonts w:cs="Times New Roman"/>
-                <w:color w:val="000000" w:themeColor="text1"/>
-              </w:rPr>
-            </w:pPr>
-            <w:proofErr w:type="gramStart"/>
-            <w:r>
-              <w:rPr>
-                <w:rStyle w:val="HTMLCode"/>
-                <w:rFonts w:ascii="Times New Roman" w:eastAsiaTheme="majorEastAsia" w:hAnsi="Times New Roman" w:cs="Times New Roman"/>
-                <w:sz w:val="26"/>
-                <w:szCs w:val="26"/>
-              </w:rPr>
-              <w:t>KiemTraDangNhap(</w:t>
-            </w:r>
-            <w:proofErr w:type="gramEnd"/>
-            <w:r>
-              <w:rPr>
-                <w:rStyle w:val="HTMLCode"/>
-                <w:rFonts w:ascii="Times New Roman" w:eastAsiaTheme="majorEastAsia" w:hAnsi="Times New Roman" w:cs="Times New Roman"/>
-                <w:sz w:val="26"/>
-                <w:szCs w:val="26"/>
-              </w:rPr>
-              <w:t>)</w:t>
-            </w:r>
-            <w:r>
-              <w:rPr>
-                <w:rFonts w:cs="Times New Roman"/>
-              </w:rPr>
-              <w:t xml:space="preserve">, </w:t>
-            </w:r>
-            <w:r>
-              <w:rPr>
-                <w:rStyle w:val="HTMLCode"/>
-                <w:rFonts w:ascii="Times New Roman" w:eastAsiaTheme="majorEastAsia" w:hAnsi="Times New Roman" w:cs="Times New Roman"/>
-                <w:sz w:val="26"/>
-                <w:szCs w:val="26"/>
-              </w:rPr>
-              <w:t>DoiMatKhau()</w:t>
-            </w:r>
-            <w:r>
-              <w:rPr>
-                <w:rFonts w:cs="Times New Roman"/>
-              </w:rPr>
-              <w:t xml:space="preserve">, </w:t>
-            </w:r>
-            <w:r>
-              <w:rPr>
-                <w:rStyle w:val="HTMLCode"/>
-                <w:rFonts w:ascii="Times New Roman" w:eastAsiaTheme="majorEastAsia" w:hAnsi="Times New Roman" w:cs="Times New Roman"/>
-                <w:sz w:val="26"/>
-                <w:szCs w:val="26"/>
-              </w:rPr>
-              <w:t>CRUD qua DbContext</w:t>
-            </w:r>
-          </w:p>
-        </w:tc>
-      </w:tr>
-      <w:tr>
-        <w:trPr>
-          <w:jc w:val="center"/>
-        </w:trPr>
-        <w:tc>
-          <w:tcPr>
-            <w:tcW w:w="1947" w:type="dxa"/>
-            <w:tcMar>
-              <w:top w:w="100" w:type="dxa"/>
-              <w:left w:w="140" w:type="dxa"/>
-              <w:bottom w:w="100" w:type="dxa"/>
-              <w:right w:w="140" w:type="dxa"/>
-            </w:tcMar>
-            <w:vAlign w:val="center"/>
-          </w:tcPr>
-          <w:p>
-            <w:pPr>
-              <w:pStyle w:val="CHU"/>
-              <w:jc w:val="left"/>
-              <w:rPr>
-                <w:rFonts w:cs="Times New Roman"/>
-                <w:color w:val="000000" w:themeColor="text1"/>
-              </w:rPr>
-            </w:pPr>
-            <w:r>
-              <w:rPr>
-                <w:rFonts w:cs="Times New Roman"/>
-                <w:b/>
-                <w:bCs/>
-              </w:rPr>
-              <w:t>NhomThuoc</w:t>
-            </w:r>
-          </w:p>
-        </w:tc>
-        <w:tc>
-          <w:tcPr>
-            <w:tcW w:w="2367" w:type="dxa"/>
-            <w:tcMar>
-              <w:top w:w="100" w:type="dxa"/>
-              <w:left w:w="140" w:type="dxa"/>
-              <w:bottom w:w="100" w:type="dxa"/>
-              <w:right w:w="140" w:type="dxa"/>
-            </w:tcMar>
-            <w:vAlign w:val="center"/>
-          </w:tcPr>
-          <w:p>
-            <w:pPr>
-              <w:pStyle w:val="CHU"/>
-              <w:jc w:val="left"/>
-              <w:rPr>
-                <w:rFonts w:cs="Times New Roman"/>
-                <w:color w:val="000000" w:themeColor="text1"/>
-              </w:rPr>
-            </w:pPr>
-            <w:r>
-              <w:rPr>
-                <w:rFonts w:cs="Times New Roman"/>
-              </w:rPr>
-              <w:t>Phân loại và quản lý danh mục các nhóm thuốc</w:t>
-            </w:r>
-          </w:p>
-        </w:tc>
-        <w:tc>
-          <w:tcPr>
-            <w:tcW w:w="1883" w:type="dxa"/>
-            <w:vAlign w:val="center"/>
-          </w:tcPr>
-          <w:p>
-            <w:pPr>
-              <w:pStyle w:val="CHU"/>
-              <w:jc w:val="left"/>
-              <w:rPr>
-                <w:rFonts w:cs="Times New Roman"/>
-                <w:color w:val="000000" w:themeColor="text1"/>
-              </w:rPr>
-            </w:pPr>
-            <w:r>
-              <w:rPr>
-                <w:rFonts w:cs="Times New Roman"/>
-              </w:rPr>
-              <w:t>1–n Thuoc</w:t>
-            </w:r>
-          </w:p>
-        </w:tc>
-        <w:tc>
-          <w:tcPr>
-            <w:tcW w:w="2865" w:type="dxa"/>
-            <w:tcMar>
-              <w:top w:w="100" w:type="dxa"/>
-              <w:left w:w="140" w:type="dxa"/>
-              <w:bottom w:w="100" w:type="dxa"/>
-              <w:right w:w="140" w:type="dxa"/>
-            </w:tcMar>
-            <w:vAlign w:val="center"/>
-          </w:tcPr>
-          <w:p>
-            <w:pPr>
-              <w:pStyle w:val="CHU"/>
-              <w:jc w:val="left"/>
-              <w:rPr>
-                <w:rFonts w:cs="Times New Roman"/>
-                <w:color w:val="000000" w:themeColor="text1"/>
-              </w:rPr>
-            </w:pPr>
-            <w:r>
-              <w:rPr>
-                <w:rStyle w:val="HTMLCode"/>
-                <w:rFonts w:ascii="Times New Roman" w:eastAsiaTheme="majorEastAsia" w:hAnsi="Times New Roman" w:cs="Times New Roman"/>
-                <w:sz w:val="26"/>
-                <w:szCs w:val="26"/>
-              </w:rPr>
-              <w:t>CRUD qua DbContext</w:t>
-            </w:r>
-          </w:p>
-        </w:tc>
-      </w:tr>
-      <w:tr>
-        <w:trPr>
-          <w:jc w:val="center"/>
-        </w:trPr>
-        <w:tc>
-          <w:tcPr>
-            <w:tcW w:w="1947" w:type="dxa"/>
-            <w:tcMar>
-              <w:top w:w="100" w:type="dxa"/>
-              <w:left w:w="140" w:type="dxa"/>
-              <w:bottom w:w="100" w:type="dxa"/>
-              <w:right w:w="140" w:type="dxa"/>
-            </w:tcMar>
-            <w:vAlign w:val="center"/>
-          </w:tcPr>
-          <w:p>
-            <w:pPr>
-              <w:pStyle w:val="CHU"/>
-              <w:jc w:val="left"/>
-              <w:rPr>
-                <w:rFonts w:cs="Times New Roman"/>
-                <w:color w:val="000000" w:themeColor="text1"/>
-              </w:rPr>
-            </w:pPr>
-            <w:r>
-              <w:rPr>
-                <w:rFonts w:cs="Times New Roman"/>
-                <w:b/>
-                <w:bCs/>
-              </w:rPr>
-              <w:t>Thuoc</w:t>
-            </w:r>
-          </w:p>
-        </w:tc>
-        <w:tc>
-          <w:tcPr>
-            <w:tcW w:w="2367" w:type="dxa"/>
-            <w:tcMar>
-              <w:top w:w="100" w:type="dxa"/>
-              <w:left w:w="140" w:type="dxa"/>
-              <w:bottom w:w="100" w:type="dxa"/>
-              <w:right w:w="140" w:type="dxa"/>
-            </w:tcMar>
-            <w:vAlign w:val="center"/>
-          </w:tcPr>
-          <w:p>
-            <w:pPr>
-              <w:pStyle w:val="CHU"/>
-              <w:jc w:val="left"/>
-              <w:rPr>
-                <w:rFonts w:cs="Times New Roman"/>
-                <w:color w:val="000000" w:themeColor="text1"/>
-              </w:rPr>
-            </w:pPr>
-            <w:r>
-              <w:rPr>
-                <w:rFonts w:cs="Times New Roman"/>
-              </w:rPr>
-              <w:t>Quản lý thông tin chi tiết các loại thuốc (giá, hoạt chất, kê đơn, hướng dẫn sử dụng)</w:t>
-            </w:r>
-          </w:p>
-        </w:tc>
-        <w:tc>
-          <w:tcPr>
-            <w:tcW w:w="1883" w:type="dxa"/>
-            <w:vAlign w:val="center"/>
-          </w:tcPr>
-          <w:p>
-            <w:pPr>
-              <w:pStyle w:val="CHU"/>
-              <w:jc w:val="left"/>
-              <w:rPr>
-                <w:rFonts w:cs="Times New Roman"/>
-                <w:color w:val="000000" w:themeColor="text1"/>
-              </w:rPr>
-            </w:pPr>
-            <w:r>
-              <w:rPr>
-                <w:rFonts w:cs="Times New Roman"/>
-              </w:rPr>
-              <w:t>n–1 NhomThuoc, 1–n LoThuoc</w:t>
-            </w:r>
-          </w:p>
-        </w:tc>
-        <w:tc>
-          <w:tcPr>
-            <w:tcW w:w="2865" w:type="dxa"/>
-            <w:tcMar>
-              <w:top w:w="100" w:type="dxa"/>
-              <w:left w:w="140" w:type="dxa"/>
-              <w:bottom w:w="100" w:type="dxa"/>
-              <w:right w:w="140" w:type="dxa"/>
-            </w:tcMar>
-            <w:vAlign w:val="center"/>
-          </w:tcPr>
-          <w:p>
-            <w:pPr>
-              <w:pStyle w:val="CHU"/>
-              <w:jc w:val="left"/>
-              <w:rPr>
-                <w:rFonts w:cs="Times New Roman"/>
-                <w:color w:val="000000" w:themeColor="text1"/>
-              </w:rPr>
-            </w:pPr>
-            <w:proofErr w:type="gramStart"/>
-            <w:r>
-              <w:rPr>
-                <w:rStyle w:val="HTMLCode"/>
-                <w:rFonts w:ascii="Times New Roman" w:eastAsiaTheme="majorEastAsia" w:hAnsi="Times New Roman" w:cs="Times New Roman"/>
-                <w:sz w:val="26"/>
-                <w:szCs w:val="26"/>
-              </w:rPr>
-              <w:t>TimKiemThuoc(</w:t>
-            </w:r>
-            <w:proofErr w:type="gramEnd"/>
-            <w:r>
-              <w:rPr>
-                <w:rStyle w:val="HTMLCode"/>
-                <w:rFonts w:ascii="Times New Roman" w:eastAsiaTheme="majorEastAsia" w:hAnsi="Times New Roman" w:cs="Times New Roman"/>
-                <w:sz w:val="26"/>
-                <w:szCs w:val="26"/>
-              </w:rPr>
-              <w:t>)</w:t>
-            </w:r>
-            <w:r>
-              <w:rPr>
-                <w:rFonts w:cs="Times New Roman"/>
-              </w:rPr>
-              <w:t xml:space="preserve">, </w:t>
-            </w:r>
-            <w:r>
-              <w:rPr>
-                <w:rStyle w:val="HTMLCode"/>
-                <w:rFonts w:ascii="Times New Roman" w:eastAsiaTheme="majorEastAsia" w:hAnsi="Times New Roman" w:cs="Times New Roman"/>
-                <w:sz w:val="26"/>
-                <w:szCs w:val="26"/>
-              </w:rPr>
-              <w:t>CRUD qua DbContext</w:t>
-            </w:r>
-          </w:p>
-        </w:tc>
-      </w:tr>
-      <w:tr>
-        <w:trPr>
-          <w:jc w:val="center"/>
-        </w:trPr>
-        <w:tc>
-          <w:tcPr>
-            <w:tcW w:w="1947" w:type="dxa"/>
-            <w:tcMar>
-              <w:top w:w="100" w:type="dxa"/>
-              <w:left w:w="140" w:type="dxa"/>
-              <w:bottom w:w="100" w:type="dxa"/>
-              <w:right w:w="140" w:type="dxa"/>
-            </w:tcMar>
-            <w:vAlign w:val="center"/>
-          </w:tcPr>
-          <w:p>
-            <w:pPr>
-              <w:pStyle w:val="CHU"/>
-              <w:jc w:val="left"/>
-              <w:rPr>
-                <w:rFonts w:cs="Times New Roman"/>
-                <w:color w:val="000000" w:themeColor="text1"/>
-              </w:rPr>
-            </w:pPr>
-            <w:r>
-              <w:rPr>
-                <w:rFonts w:cs="Times New Roman"/>
-                <w:b/>
-                <w:bCs/>
-              </w:rPr>
-              <w:t>NhaCungCap</w:t>
-            </w:r>
-          </w:p>
-        </w:tc>
-        <w:tc>
-          <w:tcPr>
-            <w:tcW w:w="2367" w:type="dxa"/>
-            <w:tcMar>
-              <w:top w:w="100" w:type="dxa"/>
-              <w:left w:w="140" w:type="dxa"/>
-              <w:bottom w:w="100" w:type="dxa"/>
-              <w:right w:w="140" w:type="dxa"/>
-            </w:tcMar>
-            <w:vAlign w:val="center"/>
-          </w:tcPr>
-          <w:p>
-            <w:pPr>
-              <w:pStyle w:val="CHU"/>
-              <w:jc w:val="left"/>
-              <w:rPr>
-                <w:rFonts w:cs="Times New Roman"/>
-                <w:color w:val="000000" w:themeColor="text1"/>
-              </w:rPr>
-            </w:pPr>
-            <w:r>
-              <w:rPr>
-                <w:rFonts w:cs="Times New Roman"/>
-              </w:rPr>
-              <w:t>Quản lý thông tin các nhà cung cấp dược phẩm</w:t>
-            </w:r>
-          </w:p>
-        </w:tc>
-        <w:tc>
-          <w:tcPr>
-            <w:tcW w:w="1883" w:type="dxa"/>
-            <w:vAlign w:val="center"/>
-          </w:tcPr>
-          <w:p>
-            <w:pPr>
-              <w:pStyle w:val="CHU"/>
-              <w:jc w:val="left"/>
-              <w:rPr>
-                <w:rFonts w:cs="Times New Roman"/>
-                <w:color w:val="000000" w:themeColor="text1"/>
-              </w:rPr>
-            </w:pPr>
-            <w:r>
-              <w:rPr>
-                <w:rFonts w:cs="Times New Roman"/>
-              </w:rPr>
-              <w:t>1–n LoThuoc</w:t>
-            </w:r>
-          </w:p>
-        </w:tc>
-        <w:tc>
-          <w:tcPr>
-            <w:tcW w:w="2865" w:type="dxa"/>
-            <w:tcMar>
-              <w:top w:w="100" w:type="dxa"/>
-              <w:left w:w="140" w:type="dxa"/>
-              <w:bottom w:w="100" w:type="dxa"/>
-              <w:right w:w="140" w:type="dxa"/>
-            </w:tcMar>
-            <w:vAlign w:val="center"/>
-          </w:tcPr>
-          <w:p>
-            <w:pPr>
-              <w:pStyle w:val="CHU"/>
-              <w:jc w:val="left"/>
-              <w:rPr>
-                <w:rFonts w:cs="Times New Roman"/>
-                <w:color w:val="000000" w:themeColor="text1"/>
-              </w:rPr>
-            </w:pPr>
-            <w:r>
-              <w:rPr>
-                <w:rStyle w:val="HTMLCode"/>
-                <w:rFonts w:ascii="Times New Roman" w:eastAsiaTheme="majorEastAsia" w:hAnsi="Times New Roman" w:cs="Times New Roman"/>
-                <w:sz w:val="26"/>
-                <w:szCs w:val="26"/>
-              </w:rPr>
-              <w:t>CRUD qua DbContext</w:t>
-            </w:r>
-          </w:p>
-        </w:tc>
-      </w:tr>
-      <w:tr>
-        <w:trPr>
-          <w:jc w:val="center"/>
-        </w:trPr>
-        <w:tc>
-          <w:tcPr>
-            <w:tcW w:w="1947" w:type="dxa"/>
-            <w:tcMar>
-              <w:top w:w="100" w:type="dxa"/>
-              <w:left w:w="140" w:type="dxa"/>
-              <w:bottom w:w="100" w:type="dxa"/>
-              <w:right w:w="140" w:type="dxa"/>
-            </w:tcMar>
-            <w:vAlign w:val="center"/>
-          </w:tcPr>
-          <w:p>
-            <w:pPr>
-              <w:pStyle w:val="CHU"/>
-              <w:jc w:val="left"/>
-              <w:rPr>
-                <w:rFonts w:cs="Times New Roman"/>
-                <w:color w:val="000000" w:themeColor="text1"/>
-              </w:rPr>
-            </w:pPr>
-            <w:r>
-              <w:rPr>
-                <w:rFonts w:cs="Times New Roman"/>
-                <w:b/>
-                <w:bCs/>
-              </w:rPr>
-              <w:t>LoThuoc</w:t>
-            </w:r>
-          </w:p>
-        </w:tc>
-        <w:tc>
-          <w:tcPr>
-            <w:tcW w:w="2367" w:type="dxa"/>
-            <w:tcMar>
-              <w:top w:w="100" w:type="dxa"/>
-              <w:left w:w="140" w:type="dxa"/>
-              <w:bottom w:w="100" w:type="dxa"/>
-              <w:right w:w="140" w:type="dxa"/>
-            </w:tcMar>
-            <w:vAlign w:val="center"/>
-          </w:tcPr>
-          <w:p>
-            <w:pPr>
-              <w:pStyle w:val="CHU"/>
-              <w:jc w:val="left"/>
-              <w:rPr>
-                <w:rFonts w:cs="Times New Roman"/>
-                <w:color w:val="000000" w:themeColor="text1"/>
-              </w:rPr>
-            </w:pPr>
-            <w:r>
-              <w:rPr>
-                <w:rFonts w:cs="Times New Roman"/>
-              </w:rPr>
-              <w:t>Quản lý thông tin lô hàng nhập về, hạn sử dụng và số lượng tồn kho</w:t>
-            </w:r>
-          </w:p>
-        </w:tc>
-        <w:tc>
-          <w:tcPr>
-            <w:tcW w:w="1883" w:type="dxa"/>
-            <w:vAlign w:val="center"/>
-          </w:tcPr>
-          <w:p>
-            <w:pPr>
-              <w:pStyle w:val="CHU"/>
-              <w:jc w:val="left"/>
-              <w:rPr>
-                <w:rFonts w:cs="Times New Roman"/>
-                <w:color w:val="000000" w:themeColor="text1"/>
-              </w:rPr>
-            </w:pPr>
-            <w:r>
-              <w:rPr>
-                <w:rFonts w:cs="Times New Roman"/>
-              </w:rPr>
-              <w:t>n–1 Thuoc, n–1 NhaCungCap, 1–n ChiTietHoaDon</w:t>
-            </w:r>
-          </w:p>
-        </w:tc>
-        <w:tc>
-          <w:tcPr>
-            <w:tcW w:w="2865" w:type="dxa"/>
-            <w:tcMar>
-              <w:top w:w="100" w:type="dxa"/>
-              <w:left w:w="140" w:type="dxa"/>
-              <w:bottom w:w="100" w:type="dxa"/>
-              <w:right w:w="140" w:type="dxa"/>
-            </w:tcMar>
-            <w:vAlign w:val="center"/>
-          </w:tcPr>
-          <w:p>
-            <w:pPr>
-              <w:pStyle w:val="CHU"/>
-              <w:jc w:val="left"/>
-              <w:rPr>
-                <w:rFonts w:cs="Times New Roman"/>
-                <w:color w:val="000000" w:themeColor="text1"/>
-              </w:rPr>
-            </w:pPr>
-            <w:proofErr w:type="gramStart"/>
-            <w:r>
-              <w:rPr>
-                <w:rStyle w:val="HTMLCode"/>
-                <w:rFonts w:ascii="Times New Roman" w:eastAsiaTheme="majorEastAsia" w:hAnsi="Times New Roman" w:cs="Times New Roman"/>
-                <w:sz w:val="26"/>
-                <w:szCs w:val="26"/>
-              </w:rPr>
-              <w:t>KiemTraTonKho(</w:t>
-            </w:r>
-            <w:proofErr w:type="gramEnd"/>
-            <w:r>
-              <w:rPr>
-                <w:rStyle w:val="HTMLCode"/>
-                <w:rFonts w:ascii="Times New Roman" w:eastAsiaTheme="majorEastAsia" w:hAnsi="Times New Roman" w:cs="Times New Roman"/>
-                <w:sz w:val="26"/>
-                <w:szCs w:val="26"/>
-              </w:rPr>
-              <w:t>)</w:t>
-            </w:r>
-            <w:r>
-              <w:rPr>
-                <w:rFonts w:cs="Times New Roman"/>
-              </w:rPr>
-              <w:t xml:space="preserve">, </w:t>
-            </w:r>
-            <w:r>
-              <w:rPr>
-                <w:rStyle w:val="HTMLCode"/>
-                <w:rFonts w:ascii="Times New Roman" w:eastAsiaTheme="majorEastAsia" w:hAnsi="Times New Roman" w:cs="Times New Roman"/>
-                <w:sz w:val="26"/>
-                <w:szCs w:val="26"/>
-              </w:rPr>
-              <w:t>KiemTraHanSuDung()</w:t>
-            </w:r>
-            <w:r>
-              <w:rPr>
-                <w:rFonts w:cs="Times New Roman"/>
-              </w:rPr>
-              <w:t xml:space="preserve">, </w:t>
-            </w:r>
-            <w:r>
-              <w:rPr>
-                <w:rStyle w:val="HTMLCode"/>
-                <w:rFonts w:ascii="Times New Roman" w:eastAsiaTheme="majorEastAsia" w:hAnsi="Times New Roman" w:cs="Times New Roman"/>
-                <w:sz w:val="26"/>
-                <w:szCs w:val="26"/>
-              </w:rPr>
-              <w:t>CRUD qua DbContext</w:t>
-            </w:r>
-          </w:p>
-        </w:tc>
-      </w:tr>
-      <w:tr>
-        <w:trPr>
-          <w:jc w:val="center"/>
-        </w:trPr>
-        <w:tc>
-          <w:tcPr>
-            <w:tcW w:w="1947" w:type="dxa"/>
-            <w:tcMar>
-              <w:top w:w="100" w:type="dxa"/>
-              <w:left w:w="140" w:type="dxa"/>
-              <w:bottom w:w="100" w:type="dxa"/>
-              <w:right w:w="140" w:type="dxa"/>
-            </w:tcMar>
-            <w:vAlign w:val="center"/>
-          </w:tcPr>
-          <w:p>
-            <w:pPr>
-              <w:pStyle w:val="CHU"/>
-              <w:jc w:val="left"/>
-              <w:rPr>
-                <w:rFonts w:cs="Times New Roman"/>
-                <w:color w:val="000000" w:themeColor="text1"/>
-              </w:rPr>
-            </w:pPr>
-            <w:r>
-              <w:rPr>
-                <w:rFonts w:cs="Times New Roman"/>
-                <w:b/>
-                <w:bCs/>
-              </w:rPr>
-              <w:t>HoaDon</w:t>
-            </w:r>
-          </w:p>
-        </w:tc>
-        <w:tc>
-          <w:tcPr>
-            <w:tcW w:w="2367" w:type="dxa"/>
-            <w:tcMar>
-              <w:top w:w="100" w:type="dxa"/>
-              <w:left w:w="140" w:type="dxa"/>
-              <w:bottom w:w="100" w:type="dxa"/>
-              <w:right w:w="140" w:type="dxa"/>
-            </w:tcMar>
-            <w:vAlign w:val="center"/>
-          </w:tcPr>
-          <w:p>
-            <w:pPr>
-              <w:pStyle w:val="CHU"/>
-              <w:jc w:val="left"/>
-              <w:rPr>
-                <w:rFonts w:cs="Times New Roman"/>
-                <w:color w:val="000000" w:themeColor="text1"/>
-              </w:rPr>
-            </w:pPr>
-            <w:r>
-              <w:rPr>
-                <w:rFonts w:cs="Times New Roman"/>
-              </w:rPr>
-              <w:t>Quản lý thông tin hóa đơn bán hàng, hình thức thanh toán và tổng giá trị đơn</w:t>
-            </w:r>
-          </w:p>
-        </w:tc>
-        <w:tc>
-          <w:tcPr>
-            <w:tcW w:w="1883" w:type="dxa"/>
-            <w:vAlign w:val="center"/>
-          </w:tcPr>
-          <w:p>
-            <w:pPr>
-              <w:pStyle w:val="CHU"/>
-              <w:jc w:val="left"/>
-              <w:rPr>
-                <w:rFonts w:cs="Times New Roman"/>
-                <w:color w:val="000000" w:themeColor="text1"/>
-              </w:rPr>
-            </w:pPr>
-            <w:r>
-              <w:rPr>
-                <w:rFonts w:cs="Times New Roman"/>
-              </w:rPr>
-              <w:t>1–n ChiTietHoaDon</w:t>
-            </w:r>
-          </w:p>
-        </w:tc>
-        <w:tc>
-          <w:tcPr>
-            <w:tcW w:w="2865" w:type="dxa"/>
-            <w:tcMar>
-              <w:top w:w="100" w:type="dxa"/>
-              <w:left w:w="140" w:type="dxa"/>
-              <w:bottom w:w="100" w:type="dxa"/>
-              <w:right w:w="140" w:type="dxa"/>
-            </w:tcMar>
-            <w:vAlign w:val="center"/>
-          </w:tcPr>
-          <w:p>
-            <w:pPr>
-              <w:pStyle w:val="CHU"/>
-              <w:jc w:val="left"/>
-              <w:rPr>
-                <w:rFonts w:cs="Times New Roman"/>
-                <w:color w:val="000000" w:themeColor="text1"/>
-              </w:rPr>
-            </w:pPr>
-            <w:proofErr w:type="gramStart"/>
-            <w:r>
-              <w:rPr>
-                <w:rStyle w:val="HTMLCode"/>
-                <w:rFonts w:ascii="Times New Roman" w:eastAsiaTheme="majorEastAsia" w:hAnsi="Times New Roman" w:cs="Times New Roman"/>
-                <w:sz w:val="26"/>
-                <w:szCs w:val="26"/>
-              </w:rPr>
-              <w:t>TinhTongTien(</w:t>
-            </w:r>
-            <w:proofErr w:type="gramEnd"/>
-            <w:r>
-              <w:rPr>
-                <w:rStyle w:val="HTMLCode"/>
-                <w:rFonts w:ascii="Times New Roman" w:eastAsiaTheme="majorEastAsia" w:hAnsi="Times New Roman" w:cs="Times New Roman"/>
-                <w:sz w:val="26"/>
-                <w:szCs w:val="26"/>
-              </w:rPr>
-              <w:t>)</w:t>
-            </w:r>
-            <w:r>
-              <w:rPr>
-                <w:rFonts w:cs="Times New Roman"/>
-              </w:rPr>
-              <w:t xml:space="preserve">, </w:t>
-            </w:r>
-            <w:r>
-              <w:rPr>
-                <w:rStyle w:val="HTMLCode"/>
-                <w:rFonts w:ascii="Times New Roman" w:eastAsiaTheme="majorEastAsia" w:hAnsi="Times New Roman" w:cs="Times New Roman"/>
-                <w:sz w:val="26"/>
-                <w:szCs w:val="26"/>
-              </w:rPr>
-              <w:t>TaoHoaDon()</w:t>
-            </w:r>
-            <w:r>
-              <w:rPr>
-                <w:rFonts w:cs="Times New Roman"/>
-              </w:rPr>
-              <w:t xml:space="preserve">, </w:t>
-            </w:r>
-            <w:r>
-              <w:rPr>
-                <w:rStyle w:val="HTMLCode"/>
-                <w:rFonts w:ascii="Times New Roman" w:eastAsiaTheme="majorEastAsia" w:hAnsi="Times New Roman" w:cs="Times New Roman"/>
-                <w:sz w:val="26"/>
-                <w:szCs w:val="26"/>
-              </w:rPr>
-              <w:t>CRUD qua DbContext</w:t>
-            </w:r>
-          </w:p>
-        </w:tc>
-      </w:tr>
-      <w:tr>
-        <w:trPr>
-          <w:jc w:val="center"/>
-        </w:trPr>
-        <w:tc>
-          <w:tcPr>
-            <w:tcW w:w="1947" w:type="dxa"/>
-            <w:tcMar>
-              <w:top w:w="100" w:type="dxa"/>
-              <w:left w:w="140" w:type="dxa"/>
-              <w:bottom w:w="100" w:type="dxa"/>
-              <w:right w:w="140" w:type="dxa"/>
-            </w:tcMar>
-            <w:vAlign w:val="center"/>
-          </w:tcPr>
-          <w:p>
-            <w:pPr>
-              <w:pStyle w:val="CHU"/>
-              <w:jc w:val="left"/>
-              <w:rPr>
-                <w:rFonts w:cs="Times New Roman"/>
-                <w:color w:val="000000" w:themeColor="text1"/>
-              </w:rPr>
-            </w:pPr>
-            <w:r>
-              <w:rPr>
-                <w:rFonts w:cs="Times New Roman"/>
-                <w:b/>
-                <w:bCs/>
-              </w:rPr>
-              <w:lastRenderedPageBreak/>
-              <w:t>ChiTietHoaDon</w:t>
-            </w:r>
-          </w:p>
-        </w:tc>
-        <w:tc>
-          <w:tcPr>
-            <w:tcW w:w="2367" w:type="dxa"/>
-            <w:tcMar>
-              <w:top w:w="100" w:type="dxa"/>
-              <w:left w:w="140" w:type="dxa"/>
-              <w:bottom w:w="100" w:type="dxa"/>
-              <w:right w:w="140" w:type="dxa"/>
-            </w:tcMar>
-            <w:vAlign w:val="center"/>
-          </w:tcPr>
-          <w:p>
-            <w:pPr>
-              <w:pStyle w:val="CHU"/>
-              <w:jc w:val="left"/>
-              <w:rPr>
-                <w:rFonts w:cs="Times New Roman"/>
-                <w:color w:val="000000" w:themeColor="text1"/>
-              </w:rPr>
-            </w:pPr>
-            <w:r>
-              <w:rPr>
-                <w:rFonts w:cs="Times New Roman"/>
-              </w:rPr>
-              <w:t>Quản lý chi tiết các sản phẩm (theo lô thuốc) có trong mỗi hóa đơn bán hàng</w:t>
-            </w:r>
-          </w:p>
-        </w:tc>
-        <w:tc>
-          <w:tcPr>
-            <w:tcW w:w="1883" w:type="dxa"/>
-            <w:vAlign w:val="center"/>
-          </w:tcPr>
-          <w:p>
-            <w:pPr>
-              <w:pStyle w:val="CHU"/>
-              <w:jc w:val="left"/>
-              <w:rPr>
-                <w:rFonts w:cs="Times New Roman"/>
-                <w:color w:val="000000" w:themeColor="text1"/>
-              </w:rPr>
-            </w:pPr>
-            <w:r>
-              <w:rPr>
-                <w:rFonts w:cs="Times New Roman"/>
-              </w:rPr>
-              <w:t>n–1 HoaDon, n–1 LoThuoc</w:t>
-            </w:r>
-          </w:p>
-        </w:tc>
-        <w:tc>
-          <w:tcPr>
-            <w:tcW w:w="2865" w:type="dxa"/>
-            <w:tcMar>
-              <w:top w:w="100" w:type="dxa"/>
-              <w:left w:w="140" w:type="dxa"/>
-              <w:bottom w:w="100" w:type="dxa"/>
-              <w:right w:w="140" w:type="dxa"/>
-            </w:tcMar>
-            <w:vAlign w:val="center"/>
-          </w:tcPr>
-          <w:p>
-            <w:pPr>
-              <w:pStyle w:val="CHU"/>
-              <w:jc w:val="left"/>
-              <w:rPr>
-                <w:rFonts w:cs="Times New Roman"/>
-                <w:color w:val="000000" w:themeColor="text1"/>
-              </w:rPr>
-            </w:pPr>
-            <w:r>
-              <w:rPr>
-                <w:rStyle w:val="HTMLCode"/>
-                <w:rFonts w:ascii="Times New Roman" w:eastAsiaTheme="majorEastAsia" w:hAnsi="Times New Roman" w:cs="Times New Roman"/>
-                <w:sz w:val="26"/>
-                <w:szCs w:val="26"/>
-              </w:rPr>
-              <w:t>CRUD qua DbContext</w:t>
-            </w:r>
-          </w:p>
-        </w:tc>
-      </w:tr>
-    </w:tbl>
-    <w:p>
-      <w:pPr>
-        <w:pStyle w:val="Heading2"/>
-      </w:pPr>
-      <w:bookmarkStart w:id="72" w:name="_Toc242926085"/>
-      <w:r>
-        <w:t>5.3. Thiết kế cơ sở dữ liệu vật lý</w:t>
-      </w:r>
-      <w:bookmarkEnd w:id="72"/>
-    </w:p>
-    <w:p>
-      <w:pPr>
-        <w:pStyle w:val="Heading3"/>
-      </w:pPr>
-      <w:bookmarkStart w:id="73" w:name="_Toc242926086"/>
-      <w:r>
-        <w:t>5.3.1. Sơ đồ quan hệ CSDL vật lý (Physical ERD)</w:t>
-      </w:r>
-      <w:bookmarkEnd w:id="73"/>
-    </w:p>
-    <w:p>
-      <w:pPr>
-        <w:spacing w:before="160" w:after="80"/>
-        <w:jc w:val="center"/>
-        <w:rPr>
-          <w:noProof/>
-          <w:lang w:val="vi-VN"/>
-        </w:rPr>
-      </w:pPr>
-      <w:r>
-        <w:t>Cơ sở dữ liệu SQL Server mang tên PJ_NET được chuẩn hóa ở dạng chuẩn 3 (3NF) gồm đúng 7 bảng dữ liệu. Sơ đồ quan hệ thực thể (ERD) thể hiện rõ ràng các khóa chính (PK), khóa ngoại (FK), kiểu dữ liệu và lực lượng tham gia liên kết:</w:t>
-      </w:r>
-      <w:r>
-        <w:rPr>
-          <w:noProof/>
-        </w:rPr>
-        <w:t xml:space="preserve"> </w:t>
-      </w:r>
-    </w:p>
-    <w:p>
-      <w:pPr>
-        <w:spacing w:before="160" w:after="80"/>
-        <w:jc w:val="center"/>
         <w:rPr>
           <w:lang w:val="vi-VN"/>
         </w:rPr>
@@ -25803,10 +24632,10 @@
           <w:lang w:val="vi-VN"/>
         </w:rPr>
         <w:drawing>
-          <wp:inline distT="0" distB="0" distL="0" distR="0" wp14:anchorId="34939EEE" wp14:editId="5267BEBA">
-            <wp:extent cx="3779520" cy="3205426"/>
+          <wp:inline distT="0" distB="0" distL="0" distR="0" wp14:anchorId="6796071D" wp14:editId="366A8220">
+            <wp:extent cx="5760720" cy="5488940"/>
             <wp:effectExtent l="0" t="0" r="0" b="0"/>
-            <wp:docPr id="1" name="Picture 1"/>
+            <wp:docPr id="35" name="Picture 35"/>
             <wp:cNvGraphicFramePr>
               <a:graphicFrameLocks xmlns:a="http://schemas.openxmlformats.org/drawingml/2006/main" noChangeAspect="1"/>
             </wp:cNvGraphicFramePr>
@@ -25826,6 +24655,1284 @@
                   <pic:spPr>
                     <a:xfrm>
                       <a:off x="0" y="0"/>
+                      <a:ext cx="5760720" cy="5488940"/>
+                    </a:xfrm>
+                    <a:prstGeom prst="rect">
+                      <a:avLst/>
+                    </a:prstGeom>
+                  </pic:spPr>
+                </pic:pic>
+              </a:graphicData>
+            </a:graphic>
+          </wp:inline>
+        </w:drawing>
+      </w:r>
+    </w:p>
+    <w:p>
+      <w:pPr>
+        <w:spacing w:before="160" w:after="80"/>
+        <w:jc w:val="center"/>
+      </w:pPr>
+    </w:p>
+    <w:p>
+      <w:pPr>
+        <w:pStyle w:val="hnh"/>
+      </w:pPr>
+      <w:bookmarkStart w:id="70" w:name="_Toc242939773"/>
+      <w:r>
+        <w:t xml:space="preserve">Hình 14. Biểu đồ lớp thực thể (Entity Class Diagram) </w:t>
+      </w:r>
+      <w:r>
+        <w:t>-</w:t>
+      </w:r>
+      <w:r>
+        <w:t xml:space="preserve"> 7 lớp nòng cốt PJ_NET</w:t>
+      </w:r>
+      <w:bookmarkEnd w:id="70"/>
+      <w:r>
+        <w:rPr>
+          <w:color w:val="555555"/>
+        </w:rPr>
+        <w:t xml:space="preserve"> </w:t>
+      </w:r>
+    </w:p>
+    <w:p>
+      <w:pPr>
+        <w:pStyle w:val="Heading2"/>
+        <w:rPr>
+          <w:lang w:val="vi-VN"/>
+        </w:rPr>
+      </w:pPr>
+    </w:p>
+    <w:p>
+      <w:pPr>
+        <w:rPr>
+          <w:lang w:val="vi-VN"/>
+        </w:rPr>
+      </w:pPr>
+    </w:p>
+    <w:p>
+      <w:pPr>
+        <w:rPr>
+          <w:lang w:val="vi-VN"/>
+        </w:rPr>
+      </w:pPr>
+    </w:p>
+    <w:p>
+      <w:pPr>
+        <w:rPr>
+          <w:lang w:val="vi-VN"/>
+        </w:rPr>
+      </w:pPr>
+    </w:p>
+    <w:p>
+      <w:pPr>
+        <w:rPr>
+          <w:lang w:val="vi-VN"/>
+        </w:rPr>
+      </w:pPr>
+    </w:p>
+    <w:p>
+      <w:pPr>
+        <w:rPr>
+          <w:lang w:val="vi-VN"/>
+        </w:rPr>
+      </w:pPr>
+    </w:p>
+    <w:p>
+      <w:pPr>
+        <w:pStyle w:val="Heading2"/>
+      </w:pPr>
+      <w:bookmarkStart w:id="71" w:name="_Toc242939708"/>
+      <w:r>
+        <w:lastRenderedPageBreak/>
+        <w:t>5.2. Mô tả lớp</w:t>
+      </w:r>
+      <w:bookmarkEnd w:id="71"/>
+    </w:p>
+    <w:p>
+      <w:pPr>
+        <w:spacing w:after="100" w:line="293" w:lineRule="auto"/>
+        <w:jc w:val="both"/>
+      </w:pPr>
+      <w:r>
+        <w:t>Bảng tổng hợp trách nhiệm, liên kết và các phương thức nghiệp vụ của 7 lớp thực thể:</w:t>
+      </w:r>
+    </w:p>
+    <w:tbl>
+      <w:tblPr>
+        <w:tblW w:w="0" w:type="auto"/>
+        <w:jc w:val="center"/>
+        <w:tblBorders>
+          <w:top w:val="single" w:sz="4" w:space="0" w:color="000000"/>
+          <w:left w:val="single" w:sz="4" w:space="0" w:color="000000"/>
+          <w:bottom w:val="single" w:sz="4" w:space="0" w:color="000000"/>
+          <w:right w:val="single" w:sz="4" w:space="0" w:color="000000"/>
+          <w:insideH w:val="single" w:sz="4" w:space="0" w:color="000000"/>
+          <w:insideV w:val="single" w:sz="4" w:space="0" w:color="000000"/>
+        </w:tblBorders>
+        <w:tblLayout w:type="fixed"/>
+        <w:tblLook w:val="04A0" w:firstRow="1" w:lastRow="0" w:firstColumn="1" w:lastColumn="0" w:noHBand="0" w:noVBand="1"/>
+      </w:tblPr>
+      <w:tblGrid>
+        <w:gridCol w:w="2053"/>
+        <w:gridCol w:w="2762"/>
+        <w:gridCol w:w="1392"/>
+        <w:gridCol w:w="2855"/>
+      </w:tblGrid>
+      <w:tr>
+        <w:trPr>
+          <w:jc w:val="center"/>
+        </w:trPr>
+        <w:tc>
+          <w:tcPr>
+            <w:tcW w:w="2053" w:type="dxa"/>
+            <w:tcMar>
+              <w:top w:w="100" w:type="dxa"/>
+              <w:left w:w="140" w:type="dxa"/>
+              <w:bottom w:w="100" w:type="dxa"/>
+              <w:right w:w="140" w:type="dxa"/>
+            </w:tcMar>
+            <w:vAlign w:val="center"/>
+          </w:tcPr>
+          <w:p>
+            <w:pPr>
+              <w:pStyle w:val="CHU"/>
+              <w:jc w:val="left"/>
+              <w:rPr>
+                <w:rFonts w:cs="Times New Roman"/>
+                <w:color w:val="000000" w:themeColor="text1"/>
+              </w:rPr>
+            </w:pPr>
+            <w:r>
+              <w:rPr>
+                <w:rStyle w:val="Strong"/>
+                <w:rFonts w:cs="Times New Roman"/>
+              </w:rPr>
+              <w:t>Lớp (Class)</w:t>
+            </w:r>
+          </w:p>
+        </w:tc>
+        <w:tc>
+          <w:tcPr>
+            <w:tcW w:w="2762" w:type="dxa"/>
+            <w:tcMar>
+              <w:top w:w="100" w:type="dxa"/>
+              <w:left w:w="140" w:type="dxa"/>
+              <w:bottom w:w="100" w:type="dxa"/>
+              <w:right w:w="140" w:type="dxa"/>
+            </w:tcMar>
+            <w:vAlign w:val="center"/>
+          </w:tcPr>
+          <w:p>
+            <w:pPr>
+              <w:pStyle w:val="CHU"/>
+              <w:jc w:val="left"/>
+              <w:rPr>
+                <w:rFonts w:cs="Times New Roman"/>
+                <w:color w:val="000000" w:themeColor="text1"/>
+              </w:rPr>
+            </w:pPr>
+            <w:r>
+              <w:rPr>
+                <w:rStyle w:val="Strong"/>
+                <w:rFonts w:cs="Times New Roman"/>
+              </w:rPr>
+              <w:t>Trách nhiệm nghiệp vụ</w:t>
+            </w:r>
+          </w:p>
+        </w:tc>
+        <w:tc>
+          <w:tcPr>
+            <w:tcW w:w="1392" w:type="dxa"/>
+            <w:vAlign w:val="center"/>
+          </w:tcPr>
+          <w:p>
+            <w:pPr>
+              <w:pStyle w:val="CHU"/>
+              <w:jc w:val="left"/>
+              <w:rPr>
+                <w:rFonts w:cs="Times New Roman"/>
+                <w:color w:val="000000" w:themeColor="text1"/>
+              </w:rPr>
+            </w:pPr>
+            <w:r>
+              <w:rPr>
+                <w:rStyle w:val="Strong"/>
+                <w:rFonts w:cs="Times New Roman"/>
+              </w:rPr>
+              <w:t>Các liên kết chính</w:t>
+            </w:r>
+          </w:p>
+        </w:tc>
+        <w:tc>
+          <w:tcPr>
+            <w:tcW w:w="2855" w:type="dxa"/>
+            <w:tcMar>
+              <w:top w:w="100" w:type="dxa"/>
+              <w:left w:w="140" w:type="dxa"/>
+              <w:bottom w:w="100" w:type="dxa"/>
+              <w:right w:w="140" w:type="dxa"/>
+            </w:tcMar>
+            <w:vAlign w:val="center"/>
+          </w:tcPr>
+          <w:p>
+            <w:pPr>
+              <w:pStyle w:val="CHU"/>
+              <w:jc w:val="left"/>
+              <w:rPr>
+                <w:rFonts w:cs="Times New Roman"/>
+                <w:color w:val="000000" w:themeColor="text1"/>
+              </w:rPr>
+            </w:pPr>
+            <w:r>
+              <w:rPr>
+                <w:rStyle w:val="Strong"/>
+                <w:rFonts w:cs="Times New Roman"/>
+              </w:rPr>
+              <w:t>Phương thức nghiệp vụ tiêu biểu</w:t>
+            </w:r>
+          </w:p>
+        </w:tc>
+      </w:tr>
+      <w:tr>
+        <w:trPr>
+          <w:jc w:val="center"/>
+        </w:trPr>
+        <w:tc>
+          <w:tcPr>
+            <w:tcW w:w="2053" w:type="dxa"/>
+            <w:tcMar>
+              <w:top w:w="100" w:type="dxa"/>
+              <w:left w:w="140" w:type="dxa"/>
+              <w:bottom w:w="100" w:type="dxa"/>
+              <w:right w:w="140" w:type="dxa"/>
+            </w:tcMar>
+            <w:vAlign w:val="center"/>
+          </w:tcPr>
+          <w:p>
+            <w:pPr>
+              <w:pStyle w:val="CHU"/>
+              <w:jc w:val="left"/>
+              <w:rPr>
+                <w:rFonts w:cs="Times New Roman"/>
+                <w:color w:val="000000" w:themeColor="text1"/>
+              </w:rPr>
+            </w:pPr>
+            <w:r>
+              <w:rPr>
+                <w:rFonts w:cs="Times New Roman"/>
+                <w:b/>
+                <w:bCs/>
+              </w:rPr>
+              <w:t>TaiKhoan</w:t>
+            </w:r>
+          </w:p>
+        </w:tc>
+        <w:tc>
+          <w:tcPr>
+            <w:tcW w:w="2762" w:type="dxa"/>
+            <w:tcMar>
+              <w:top w:w="100" w:type="dxa"/>
+              <w:left w:w="140" w:type="dxa"/>
+              <w:bottom w:w="100" w:type="dxa"/>
+              <w:right w:w="140" w:type="dxa"/>
+            </w:tcMar>
+            <w:vAlign w:val="center"/>
+          </w:tcPr>
+          <w:p>
+            <w:pPr>
+              <w:pStyle w:val="CHU"/>
+              <w:jc w:val="left"/>
+              <w:rPr>
+                <w:rFonts w:cs="Times New Roman"/>
+                <w:color w:val="000000" w:themeColor="text1"/>
+              </w:rPr>
+            </w:pPr>
+            <w:r>
+              <w:rPr>
+                <w:rFonts w:cs="Times New Roman"/>
+              </w:rPr>
+              <w:t>Quản lý thông tin tài khoản và phân quyền người dùng trong hệ thống</w:t>
+            </w:r>
+          </w:p>
+        </w:tc>
+        <w:tc>
+          <w:tcPr>
+            <w:tcW w:w="1392" w:type="dxa"/>
+            <w:vAlign w:val="center"/>
+          </w:tcPr>
+          <w:p>
+            <w:pPr>
+              <w:pStyle w:val="CHU"/>
+              <w:jc w:val="left"/>
+              <w:rPr>
+                <w:rFonts w:cs="Times New Roman"/>
+                <w:color w:val="000000" w:themeColor="text1"/>
+              </w:rPr>
+            </w:pPr>
+            <w:r>
+              <w:rPr>
+                <w:rFonts w:cs="Times New Roman"/>
+              </w:rPr>
+              <w:t>Không có liên kết khóa ngoại trực tiếp</w:t>
+            </w:r>
+          </w:p>
+        </w:tc>
+        <w:tc>
+          <w:tcPr>
+            <w:tcW w:w="2855" w:type="dxa"/>
+            <w:tcMar>
+              <w:top w:w="100" w:type="dxa"/>
+              <w:left w:w="140" w:type="dxa"/>
+              <w:bottom w:w="100" w:type="dxa"/>
+              <w:right w:w="140" w:type="dxa"/>
+            </w:tcMar>
+            <w:vAlign w:val="center"/>
+          </w:tcPr>
+          <w:p>
+            <w:pPr>
+              <w:pStyle w:val="CHU"/>
+              <w:jc w:val="left"/>
+              <w:rPr>
+                <w:rFonts w:cs="Times New Roman"/>
+                <w:color w:val="000000" w:themeColor="text1"/>
+              </w:rPr>
+            </w:pPr>
+            <w:proofErr w:type="gramStart"/>
+            <w:r>
+              <w:rPr>
+                <w:rStyle w:val="HTMLCode"/>
+                <w:rFonts w:ascii="Times New Roman" w:eastAsiaTheme="majorEastAsia" w:hAnsi="Times New Roman" w:cs="Times New Roman"/>
+                <w:sz w:val="26"/>
+                <w:szCs w:val="26"/>
+              </w:rPr>
+              <w:t>KiemTraDangNhap(</w:t>
+            </w:r>
+            <w:proofErr w:type="gramEnd"/>
+            <w:r>
+              <w:rPr>
+                <w:rStyle w:val="HTMLCode"/>
+                <w:rFonts w:ascii="Times New Roman" w:eastAsiaTheme="majorEastAsia" w:hAnsi="Times New Roman" w:cs="Times New Roman"/>
+                <w:sz w:val="26"/>
+                <w:szCs w:val="26"/>
+              </w:rPr>
+              <w:t>)</w:t>
+            </w:r>
+            <w:r>
+              <w:rPr>
+                <w:rFonts w:cs="Times New Roman"/>
+              </w:rPr>
+              <w:t xml:space="preserve">, </w:t>
+            </w:r>
+            <w:r>
+              <w:rPr>
+                <w:rStyle w:val="HTMLCode"/>
+                <w:rFonts w:ascii="Times New Roman" w:eastAsiaTheme="majorEastAsia" w:hAnsi="Times New Roman" w:cs="Times New Roman"/>
+                <w:sz w:val="26"/>
+                <w:szCs w:val="26"/>
+              </w:rPr>
+              <w:t>DoiMatKhau()</w:t>
+            </w:r>
+            <w:r>
+              <w:rPr>
+                <w:rFonts w:cs="Times New Roman"/>
+              </w:rPr>
+              <w:t xml:space="preserve">, </w:t>
+            </w:r>
+            <w:r>
+              <w:rPr>
+                <w:rStyle w:val="HTMLCode"/>
+                <w:rFonts w:ascii="Times New Roman" w:eastAsiaTheme="majorEastAsia" w:hAnsi="Times New Roman" w:cs="Times New Roman"/>
+                <w:sz w:val="26"/>
+                <w:szCs w:val="26"/>
+              </w:rPr>
+              <w:t>CRUD qua DbContext</w:t>
+            </w:r>
+          </w:p>
+        </w:tc>
+      </w:tr>
+      <w:tr>
+        <w:trPr>
+          <w:jc w:val="center"/>
+        </w:trPr>
+        <w:tc>
+          <w:tcPr>
+            <w:tcW w:w="2053" w:type="dxa"/>
+            <w:tcMar>
+              <w:top w:w="100" w:type="dxa"/>
+              <w:left w:w="140" w:type="dxa"/>
+              <w:bottom w:w="100" w:type="dxa"/>
+              <w:right w:w="140" w:type="dxa"/>
+            </w:tcMar>
+            <w:vAlign w:val="center"/>
+          </w:tcPr>
+          <w:p>
+            <w:pPr>
+              <w:pStyle w:val="CHU"/>
+              <w:jc w:val="left"/>
+              <w:rPr>
+                <w:rFonts w:cs="Times New Roman"/>
+                <w:color w:val="000000" w:themeColor="text1"/>
+              </w:rPr>
+            </w:pPr>
+            <w:r>
+              <w:rPr>
+                <w:rFonts w:cs="Times New Roman"/>
+                <w:b/>
+                <w:bCs/>
+              </w:rPr>
+              <w:t>NhomThuoc</w:t>
+            </w:r>
+          </w:p>
+        </w:tc>
+        <w:tc>
+          <w:tcPr>
+            <w:tcW w:w="2762" w:type="dxa"/>
+            <w:tcMar>
+              <w:top w:w="100" w:type="dxa"/>
+              <w:left w:w="140" w:type="dxa"/>
+              <w:bottom w:w="100" w:type="dxa"/>
+              <w:right w:w="140" w:type="dxa"/>
+            </w:tcMar>
+            <w:vAlign w:val="center"/>
+          </w:tcPr>
+          <w:p>
+            <w:pPr>
+              <w:pStyle w:val="CHU"/>
+              <w:jc w:val="left"/>
+              <w:rPr>
+                <w:rFonts w:cs="Times New Roman"/>
+                <w:color w:val="000000" w:themeColor="text1"/>
+              </w:rPr>
+            </w:pPr>
+            <w:r>
+              <w:rPr>
+                <w:rFonts w:cs="Times New Roman"/>
+              </w:rPr>
+              <w:t>Phân loại và quản lý danh mục các nhóm thuốc</w:t>
+            </w:r>
+          </w:p>
+        </w:tc>
+        <w:tc>
+          <w:tcPr>
+            <w:tcW w:w="1392" w:type="dxa"/>
+            <w:vAlign w:val="center"/>
+          </w:tcPr>
+          <w:p>
+            <w:pPr>
+              <w:pStyle w:val="CHU"/>
+              <w:jc w:val="left"/>
+              <w:rPr>
+                <w:rFonts w:cs="Times New Roman"/>
+                <w:color w:val="000000" w:themeColor="text1"/>
+              </w:rPr>
+            </w:pPr>
+            <w:r>
+              <w:rPr>
+                <w:rFonts w:cs="Times New Roman"/>
+              </w:rPr>
+              <w:t>1–n Thuoc</w:t>
+            </w:r>
+          </w:p>
+        </w:tc>
+        <w:tc>
+          <w:tcPr>
+            <w:tcW w:w="2855" w:type="dxa"/>
+            <w:tcMar>
+              <w:top w:w="100" w:type="dxa"/>
+              <w:left w:w="140" w:type="dxa"/>
+              <w:bottom w:w="100" w:type="dxa"/>
+              <w:right w:w="140" w:type="dxa"/>
+            </w:tcMar>
+            <w:vAlign w:val="center"/>
+          </w:tcPr>
+          <w:p>
+            <w:pPr>
+              <w:pStyle w:val="CHU"/>
+              <w:jc w:val="left"/>
+              <w:rPr>
+                <w:rFonts w:cs="Times New Roman"/>
+                <w:color w:val="000000" w:themeColor="text1"/>
+              </w:rPr>
+            </w:pPr>
+            <w:r>
+              <w:rPr>
+                <w:rStyle w:val="HTMLCode"/>
+                <w:rFonts w:ascii="Times New Roman" w:eastAsiaTheme="majorEastAsia" w:hAnsi="Times New Roman" w:cs="Times New Roman"/>
+                <w:sz w:val="26"/>
+                <w:szCs w:val="26"/>
+              </w:rPr>
+              <w:t>CRUD qua DbContext</w:t>
+            </w:r>
+          </w:p>
+        </w:tc>
+      </w:tr>
+      <w:tr>
+        <w:trPr>
+          <w:jc w:val="center"/>
+        </w:trPr>
+        <w:tc>
+          <w:tcPr>
+            <w:tcW w:w="2053" w:type="dxa"/>
+            <w:tcMar>
+              <w:top w:w="100" w:type="dxa"/>
+              <w:left w:w="140" w:type="dxa"/>
+              <w:bottom w:w="100" w:type="dxa"/>
+              <w:right w:w="140" w:type="dxa"/>
+            </w:tcMar>
+            <w:vAlign w:val="center"/>
+          </w:tcPr>
+          <w:p>
+            <w:pPr>
+              <w:pStyle w:val="CHU"/>
+              <w:jc w:val="left"/>
+              <w:rPr>
+                <w:rFonts w:cs="Times New Roman"/>
+                <w:color w:val="000000" w:themeColor="text1"/>
+              </w:rPr>
+            </w:pPr>
+            <w:r>
+              <w:rPr>
+                <w:rFonts w:cs="Times New Roman"/>
+                <w:b/>
+                <w:bCs/>
+              </w:rPr>
+              <w:t>Thuoc</w:t>
+            </w:r>
+          </w:p>
+        </w:tc>
+        <w:tc>
+          <w:tcPr>
+            <w:tcW w:w="2762" w:type="dxa"/>
+            <w:tcMar>
+              <w:top w:w="100" w:type="dxa"/>
+              <w:left w:w="140" w:type="dxa"/>
+              <w:bottom w:w="100" w:type="dxa"/>
+              <w:right w:w="140" w:type="dxa"/>
+            </w:tcMar>
+            <w:vAlign w:val="center"/>
+          </w:tcPr>
+          <w:p>
+            <w:pPr>
+              <w:pStyle w:val="CHU"/>
+              <w:jc w:val="left"/>
+              <w:rPr>
+                <w:rFonts w:cs="Times New Roman"/>
+                <w:color w:val="000000" w:themeColor="text1"/>
+              </w:rPr>
+            </w:pPr>
+            <w:r>
+              <w:rPr>
+                <w:rFonts w:cs="Times New Roman"/>
+              </w:rPr>
+              <w:t>Quản lý thông tin chi tiết các loại thuốc (giá, hoạt chất, kê đơn, hướng dẫn sử dụng)</w:t>
+            </w:r>
+          </w:p>
+        </w:tc>
+        <w:tc>
+          <w:tcPr>
+            <w:tcW w:w="1392" w:type="dxa"/>
+            <w:vAlign w:val="center"/>
+          </w:tcPr>
+          <w:p>
+            <w:pPr>
+              <w:pStyle w:val="CHU"/>
+              <w:jc w:val="left"/>
+              <w:rPr>
+                <w:rFonts w:cs="Times New Roman"/>
+                <w:color w:val="000000" w:themeColor="text1"/>
+              </w:rPr>
+            </w:pPr>
+            <w:r>
+              <w:rPr>
+                <w:rFonts w:cs="Times New Roman"/>
+              </w:rPr>
+              <w:t>n–1 NhomThuoc, 1–n LoThuoc</w:t>
+            </w:r>
+          </w:p>
+        </w:tc>
+        <w:tc>
+          <w:tcPr>
+            <w:tcW w:w="2855" w:type="dxa"/>
+            <w:tcMar>
+              <w:top w:w="100" w:type="dxa"/>
+              <w:left w:w="140" w:type="dxa"/>
+              <w:bottom w:w="100" w:type="dxa"/>
+              <w:right w:w="140" w:type="dxa"/>
+            </w:tcMar>
+            <w:vAlign w:val="center"/>
+          </w:tcPr>
+          <w:p>
+            <w:pPr>
+              <w:pStyle w:val="CHU"/>
+              <w:jc w:val="left"/>
+              <w:rPr>
+                <w:rFonts w:cs="Times New Roman"/>
+                <w:color w:val="000000" w:themeColor="text1"/>
+              </w:rPr>
+            </w:pPr>
+            <w:proofErr w:type="gramStart"/>
+            <w:r>
+              <w:rPr>
+                <w:rStyle w:val="HTMLCode"/>
+                <w:rFonts w:ascii="Times New Roman" w:eastAsiaTheme="majorEastAsia" w:hAnsi="Times New Roman" w:cs="Times New Roman"/>
+                <w:sz w:val="26"/>
+                <w:szCs w:val="26"/>
+              </w:rPr>
+              <w:t>TimKiemThuoc(</w:t>
+            </w:r>
+            <w:proofErr w:type="gramEnd"/>
+            <w:r>
+              <w:rPr>
+                <w:rStyle w:val="HTMLCode"/>
+                <w:rFonts w:ascii="Times New Roman" w:eastAsiaTheme="majorEastAsia" w:hAnsi="Times New Roman" w:cs="Times New Roman"/>
+                <w:sz w:val="26"/>
+                <w:szCs w:val="26"/>
+              </w:rPr>
+              <w:t>)</w:t>
+            </w:r>
+            <w:r>
+              <w:rPr>
+                <w:rFonts w:cs="Times New Roman"/>
+              </w:rPr>
+              <w:t xml:space="preserve">, </w:t>
+            </w:r>
+            <w:r>
+              <w:rPr>
+                <w:rStyle w:val="HTMLCode"/>
+                <w:rFonts w:ascii="Times New Roman" w:eastAsiaTheme="majorEastAsia" w:hAnsi="Times New Roman" w:cs="Times New Roman"/>
+                <w:sz w:val="26"/>
+                <w:szCs w:val="26"/>
+              </w:rPr>
+              <w:t>CRUD qua DbContext</w:t>
+            </w:r>
+          </w:p>
+        </w:tc>
+      </w:tr>
+      <w:tr>
+        <w:trPr>
+          <w:jc w:val="center"/>
+        </w:trPr>
+        <w:tc>
+          <w:tcPr>
+            <w:tcW w:w="2053" w:type="dxa"/>
+            <w:tcMar>
+              <w:top w:w="100" w:type="dxa"/>
+              <w:left w:w="140" w:type="dxa"/>
+              <w:bottom w:w="100" w:type="dxa"/>
+              <w:right w:w="140" w:type="dxa"/>
+            </w:tcMar>
+            <w:vAlign w:val="center"/>
+          </w:tcPr>
+          <w:p>
+            <w:pPr>
+              <w:pStyle w:val="CHU"/>
+              <w:jc w:val="left"/>
+              <w:rPr>
+                <w:rFonts w:cs="Times New Roman"/>
+                <w:color w:val="000000" w:themeColor="text1"/>
+              </w:rPr>
+            </w:pPr>
+            <w:r>
+              <w:rPr>
+                <w:rFonts w:cs="Times New Roman"/>
+                <w:b/>
+                <w:bCs/>
+              </w:rPr>
+              <w:t>NhaCungCap</w:t>
+            </w:r>
+          </w:p>
+        </w:tc>
+        <w:tc>
+          <w:tcPr>
+            <w:tcW w:w="2762" w:type="dxa"/>
+            <w:tcMar>
+              <w:top w:w="100" w:type="dxa"/>
+              <w:left w:w="140" w:type="dxa"/>
+              <w:bottom w:w="100" w:type="dxa"/>
+              <w:right w:w="140" w:type="dxa"/>
+            </w:tcMar>
+            <w:vAlign w:val="center"/>
+          </w:tcPr>
+          <w:p>
+            <w:pPr>
+              <w:pStyle w:val="CHU"/>
+              <w:jc w:val="left"/>
+              <w:rPr>
+                <w:rFonts w:cs="Times New Roman"/>
+                <w:color w:val="000000" w:themeColor="text1"/>
+              </w:rPr>
+            </w:pPr>
+            <w:r>
+              <w:rPr>
+                <w:rFonts w:cs="Times New Roman"/>
+              </w:rPr>
+              <w:t>Quản lý thông tin các nhà cung cấp dược phẩm</w:t>
+            </w:r>
+          </w:p>
+        </w:tc>
+        <w:tc>
+          <w:tcPr>
+            <w:tcW w:w="1392" w:type="dxa"/>
+            <w:vAlign w:val="center"/>
+          </w:tcPr>
+          <w:p>
+            <w:pPr>
+              <w:pStyle w:val="CHU"/>
+              <w:jc w:val="left"/>
+              <w:rPr>
+                <w:rFonts w:cs="Times New Roman"/>
+                <w:color w:val="000000" w:themeColor="text1"/>
+              </w:rPr>
+            </w:pPr>
+            <w:r>
+              <w:rPr>
+                <w:rFonts w:cs="Times New Roman"/>
+              </w:rPr>
+              <w:t>1–n LoThuoc</w:t>
+            </w:r>
+          </w:p>
+        </w:tc>
+        <w:tc>
+          <w:tcPr>
+            <w:tcW w:w="2855" w:type="dxa"/>
+            <w:tcMar>
+              <w:top w:w="100" w:type="dxa"/>
+              <w:left w:w="140" w:type="dxa"/>
+              <w:bottom w:w="100" w:type="dxa"/>
+              <w:right w:w="140" w:type="dxa"/>
+            </w:tcMar>
+            <w:vAlign w:val="center"/>
+          </w:tcPr>
+          <w:p>
+            <w:pPr>
+              <w:pStyle w:val="CHU"/>
+              <w:jc w:val="left"/>
+              <w:rPr>
+                <w:rFonts w:cs="Times New Roman"/>
+                <w:color w:val="000000" w:themeColor="text1"/>
+              </w:rPr>
+            </w:pPr>
+            <w:r>
+              <w:rPr>
+                <w:rStyle w:val="HTMLCode"/>
+                <w:rFonts w:ascii="Times New Roman" w:eastAsiaTheme="majorEastAsia" w:hAnsi="Times New Roman" w:cs="Times New Roman"/>
+                <w:sz w:val="26"/>
+                <w:szCs w:val="26"/>
+              </w:rPr>
+              <w:t>CRUD qua DbContext</w:t>
+            </w:r>
+          </w:p>
+        </w:tc>
+      </w:tr>
+      <w:tr>
+        <w:trPr>
+          <w:jc w:val="center"/>
+        </w:trPr>
+        <w:tc>
+          <w:tcPr>
+            <w:tcW w:w="2053" w:type="dxa"/>
+            <w:tcMar>
+              <w:top w:w="100" w:type="dxa"/>
+              <w:left w:w="140" w:type="dxa"/>
+              <w:bottom w:w="100" w:type="dxa"/>
+              <w:right w:w="140" w:type="dxa"/>
+            </w:tcMar>
+            <w:vAlign w:val="center"/>
+          </w:tcPr>
+          <w:p>
+            <w:pPr>
+              <w:pStyle w:val="CHU"/>
+              <w:jc w:val="left"/>
+              <w:rPr>
+                <w:rFonts w:cs="Times New Roman"/>
+                <w:color w:val="000000" w:themeColor="text1"/>
+              </w:rPr>
+            </w:pPr>
+            <w:r>
+              <w:rPr>
+                <w:rFonts w:cs="Times New Roman"/>
+                <w:b/>
+                <w:bCs/>
+              </w:rPr>
+              <w:t>LoThuoc</w:t>
+            </w:r>
+          </w:p>
+        </w:tc>
+        <w:tc>
+          <w:tcPr>
+            <w:tcW w:w="2762" w:type="dxa"/>
+            <w:tcMar>
+              <w:top w:w="100" w:type="dxa"/>
+              <w:left w:w="140" w:type="dxa"/>
+              <w:bottom w:w="100" w:type="dxa"/>
+              <w:right w:w="140" w:type="dxa"/>
+            </w:tcMar>
+            <w:vAlign w:val="center"/>
+          </w:tcPr>
+          <w:p>
+            <w:pPr>
+              <w:pStyle w:val="CHU"/>
+              <w:jc w:val="left"/>
+              <w:rPr>
+                <w:rFonts w:cs="Times New Roman"/>
+                <w:color w:val="000000" w:themeColor="text1"/>
+              </w:rPr>
+            </w:pPr>
+            <w:r>
+              <w:rPr>
+                <w:rFonts w:cs="Times New Roman"/>
+              </w:rPr>
+              <w:t>Quản lý thông tin lô hàng nhập về, hạn sử dụng và số lượng tồn kho</w:t>
+            </w:r>
+          </w:p>
+        </w:tc>
+        <w:tc>
+          <w:tcPr>
+            <w:tcW w:w="1392" w:type="dxa"/>
+            <w:vAlign w:val="center"/>
+          </w:tcPr>
+          <w:p>
+            <w:pPr>
+              <w:pStyle w:val="CHU"/>
+              <w:jc w:val="left"/>
+              <w:rPr>
+                <w:rFonts w:cs="Times New Roman"/>
+                <w:color w:val="000000" w:themeColor="text1"/>
+              </w:rPr>
+            </w:pPr>
+            <w:r>
+              <w:rPr>
+                <w:rFonts w:cs="Times New Roman"/>
+              </w:rPr>
+              <w:t>n–1 Thuoc, n–1 NhaCungCap, 1–n ChiTietHoaDon</w:t>
+            </w:r>
+          </w:p>
+        </w:tc>
+        <w:tc>
+          <w:tcPr>
+            <w:tcW w:w="2855" w:type="dxa"/>
+            <w:tcMar>
+              <w:top w:w="100" w:type="dxa"/>
+              <w:left w:w="140" w:type="dxa"/>
+              <w:bottom w:w="100" w:type="dxa"/>
+              <w:right w:w="140" w:type="dxa"/>
+            </w:tcMar>
+            <w:vAlign w:val="center"/>
+          </w:tcPr>
+          <w:p>
+            <w:pPr>
+              <w:pStyle w:val="CHU"/>
+              <w:jc w:val="left"/>
+              <w:rPr>
+                <w:rFonts w:cs="Times New Roman"/>
+                <w:color w:val="000000" w:themeColor="text1"/>
+              </w:rPr>
+            </w:pPr>
+            <w:proofErr w:type="gramStart"/>
+            <w:r>
+              <w:rPr>
+                <w:rStyle w:val="HTMLCode"/>
+                <w:rFonts w:ascii="Times New Roman" w:eastAsiaTheme="majorEastAsia" w:hAnsi="Times New Roman" w:cs="Times New Roman"/>
+                <w:sz w:val="26"/>
+                <w:szCs w:val="26"/>
+              </w:rPr>
+              <w:t>KiemTraTonKho(</w:t>
+            </w:r>
+            <w:proofErr w:type="gramEnd"/>
+            <w:r>
+              <w:rPr>
+                <w:rStyle w:val="HTMLCode"/>
+                <w:rFonts w:ascii="Times New Roman" w:eastAsiaTheme="majorEastAsia" w:hAnsi="Times New Roman" w:cs="Times New Roman"/>
+                <w:sz w:val="26"/>
+                <w:szCs w:val="26"/>
+              </w:rPr>
+              <w:t>)</w:t>
+            </w:r>
+            <w:r>
+              <w:rPr>
+                <w:rFonts w:cs="Times New Roman"/>
+              </w:rPr>
+              <w:t xml:space="preserve">, </w:t>
+            </w:r>
+            <w:r>
+              <w:rPr>
+                <w:rStyle w:val="HTMLCode"/>
+                <w:rFonts w:ascii="Times New Roman" w:eastAsiaTheme="majorEastAsia" w:hAnsi="Times New Roman" w:cs="Times New Roman"/>
+                <w:sz w:val="26"/>
+                <w:szCs w:val="26"/>
+              </w:rPr>
+              <w:t>KiemTraHanSuDung()</w:t>
+            </w:r>
+            <w:r>
+              <w:rPr>
+                <w:rFonts w:cs="Times New Roman"/>
+              </w:rPr>
+              <w:t xml:space="preserve">, </w:t>
+            </w:r>
+            <w:r>
+              <w:rPr>
+                <w:rStyle w:val="HTMLCode"/>
+                <w:rFonts w:ascii="Times New Roman" w:eastAsiaTheme="majorEastAsia" w:hAnsi="Times New Roman" w:cs="Times New Roman"/>
+                <w:sz w:val="26"/>
+                <w:szCs w:val="26"/>
+              </w:rPr>
+              <w:t>CRUD qua DbContext</w:t>
+            </w:r>
+          </w:p>
+        </w:tc>
+      </w:tr>
+      <w:tr>
+        <w:trPr>
+          <w:jc w:val="center"/>
+        </w:trPr>
+        <w:tc>
+          <w:tcPr>
+            <w:tcW w:w="2053" w:type="dxa"/>
+            <w:tcMar>
+              <w:top w:w="100" w:type="dxa"/>
+              <w:left w:w="140" w:type="dxa"/>
+              <w:bottom w:w="100" w:type="dxa"/>
+              <w:right w:w="140" w:type="dxa"/>
+            </w:tcMar>
+            <w:vAlign w:val="center"/>
+          </w:tcPr>
+          <w:p>
+            <w:pPr>
+              <w:pStyle w:val="CHU"/>
+              <w:jc w:val="left"/>
+              <w:rPr>
+                <w:rFonts w:cs="Times New Roman"/>
+                <w:color w:val="000000" w:themeColor="text1"/>
+              </w:rPr>
+            </w:pPr>
+            <w:r>
+              <w:rPr>
+                <w:rFonts w:cs="Times New Roman"/>
+                <w:b/>
+                <w:bCs/>
+              </w:rPr>
+              <w:t>HoaDon</w:t>
+            </w:r>
+          </w:p>
+        </w:tc>
+        <w:tc>
+          <w:tcPr>
+            <w:tcW w:w="2762" w:type="dxa"/>
+            <w:tcMar>
+              <w:top w:w="100" w:type="dxa"/>
+              <w:left w:w="140" w:type="dxa"/>
+              <w:bottom w:w="100" w:type="dxa"/>
+              <w:right w:w="140" w:type="dxa"/>
+            </w:tcMar>
+            <w:vAlign w:val="center"/>
+          </w:tcPr>
+          <w:p>
+            <w:pPr>
+              <w:pStyle w:val="CHU"/>
+              <w:jc w:val="left"/>
+              <w:rPr>
+                <w:rFonts w:cs="Times New Roman"/>
+                <w:color w:val="000000" w:themeColor="text1"/>
+              </w:rPr>
+            </w:pPr>
+            <w:r>
+              <w:rPr>
+                <w:rFonts w:cs="Times New Roman"/>
+              </w:rPr>
+              <w:t>Quản lý thông tin hóa đơn bán hàng, hình thức thanh toán và tổng giá trị đơn</w:t>
+            </w:r>
+          </w:p>
+        </w:tc>
+        <w:tc>
+          <w:tcPr>
+            <w:tcW w:w="1392" w:type="dxa"/>
+            <w:vAlign w:val="center"/>
+          </w:tcPr>
+          <w:p>
+            <w:pPr>
+              <w:pStyle w:val="CHU"/>
+              <w:jc w:val="left"/>
+              <w:rPr>
+                <w:rFonts w:cs="Times New Roman"/>
+                <w:color w:val="000000" w:themeColor="text1"/>
+              </w:rPr>
+            </w:pPr>
+            <w:r>
+              <w:rPr>
+                <w:rFonts w:cs="Times New Roman"/>
+              </w:rPr>
+              <w:t>1–n ChiTietHoaDon</w:t>
+            </w:r>
+          </w:p>
+        </w:tc>
+        <w:tc>
+          <w:tcPr>
+            <w:tcW w:w="2855" w:type="dxa"/>
+            <w:tcMar>
+              <w:top w:w="100" w:type="dxa"/>
+              <w:left w:w="140" w:type="dxa"/>
+              <w:bottom w:w="100" w:type="dxa"/>
+              <w:right w:w="140" w:type="dxa"/>
+            </w:tcMar>
+            <w:vAlign w:val="center"/>
+          </w:tcPr>
+          <w:p>
+            <w:pPr>
+              <w:pStyle w:val="CHU"/>
+              <w:jc w:val="left"/>
+              <w:rPr>
+                <w:rFonts w:cs="Times New Roman"/>
+                <w:color w:val="000000" w:themeColor="text1"/>
+              </w:rPr>
+            </w:pPr>
+            <w:proofErr w:type="gramStart"/>
+            <w:r>
+              <w:rPr>
+                <w:rStyle w:val="HTMLCode"/>
+                <w:rFonts w:ascii="Times New Roman" w:eastAsiaTheme="majorEastAsia" w:hAnsi="Times New Roman" w:cs="Times New Roman"/>
+                <w:sz w:val="26"/>
+                <w:szCs w:val="26"/>
+              </w:rPr>
+              <w:t>TinhTongTien(</w:t>
+            </w:r>
+            <w:proofErr w:type="gramEnd"/>
+            <w:r>
+              <w:rPr>
+                <w:rStyle w:val="HTMLCode"/>
+                <w:rFonts w:ascii="Times New Roman" w:eastAsiaTheme="majorEastAsia" w:hAnsi="Times New Roman" w:cs="Times New Roman"/>
+                <w:sz w:val="26"/>
+                <w:szCs w:val="26"/>
+              </w:rPr>
+              <w:t>)</w:t>
+            </w:r>
+            <w:r>
+              <w:rPr>
+                <w:rFonts w:cs="Times New Roman"/>
+              </w:rPr>
+              <w:t xml:space="preserve">, </w:t>
+            </w:r>
+            <w:r>
+              <w:rPr>
+                <w:rStyle w:val="HTMLCode"/>
+                <w:rFonts w:ascii="Times New Roman" w:eastAsiaTheme="majorEastAsia" w:hAnsi="Times New Roman" w:cs="Times New Roman"/>
+                <w:sz w:val="26"/>
+                <w:szCs w:val="26"/>
+              </w:rPr>
+              <w:t>TaoHoaDon()</w:t>
+            </w:r>
+            <w:r>
+              <w:rPr>
+                <w:rFonts w:cs="Times New Roman"/>
+              </w:rPr>
+              <w:t xml:space="preserve">, </w:t>
+            </w:r>
+            <w:r>
+              <w:rPr>
+                <w:rStyle w:val="HTMLCode"/>
+                <w:rFonts w:ascii="Times New Roman" w:eastAsiaTheme="majorEastAsia" w:hAnsi="Times New Roman" w:cs="Times New Roman"/>
+                <w:sz w:val="26"/>
+                <w:szCs w:val="26"/>
+              </w:rPr>
+              <w:t>CRUD qua DbContext</w:t>
+            </w:r>
+          </w:p>
+        </w:tc>
+      </w:tr>
+      <w:tr>
+        <w:trPr>
+          <w:jc w:val="center"/>
+        </w:trPr>
+        <w:tc>
+          <w:tcPr>
+            <w:tcW w:w="2053" w:type="dxa"/>
+            <w:tcMar>
+              <w:top w:w="100" w:type="dxa"/>
+              <w:left w:w="140" w:type="dxa"/>
+              <w:bottom w:w="100" w:type="dxa"/>
+              <w:right w:w="140" w:type="dxa"/>
+            </w:tcMar>
+            <w:vAlign w:val="center"/>
+          </w:tcPr>
+          <w:p>
+            <w:pPr>
+              <w:pStyle w:val="CHU"/>
+              <w:jc w:val="left"/>
+              <w:rPr>
+                <w:rFonts w:cs="Times New Roman"/>
+                <w:color w:val="000000" w:themeColor="text1"/>
+              </w:rPr>
+            </w:pPr>
+            <w:r>
+              <w:rPr>
+                <w:rFonts w:cs="Times New Roman"/>
+                <w:b/>
+                <w:bCs/>
+              </w:rPr>
+              <w:t>ChiTietHoaDon</w:t>
+            </w:r>
+          </w:p>
+        </w:tc>
+        <w:tc>
+          <w:tcPr>
+            <w:tcW w:w="2762" w:type="dxa"/>
+            <w:tcMar>
+              <w:top w:w="100" w:type="dxa"/>
+              <w:left w:w="140" w:type="dxa"/>
+              <w:bottom w:w="100" w:type="dxa"/>
+              <w:right w:w="140" w:type="dxa"/>
+            </w:tcMar>
+            <w:vAlign w:val="center"/>
+          </w:tcPr>
+          <w:p>
+            <w:pPr>
+              <w:pStyle w:val="CHU"/>
+              <w:jc w:val="left"/>
+              <w:rPr>
+                <w:rFonts w:cs="Times New Roman"/>
+                <w:color w:val="000000" w:themeColor="text1"/>
+              </w:rPr>
+            </w:pPr>
+            <w:r>
+              <w:rPr>
+                <w:rFonts w:cs="Times New Roman"/>
+              </w:rPr>
+              <w:t>Quản lý chi tiết các sản phẩm (theo lô thuốc) có trong mỗi hóa đơn bán hàng</w:t>
+            </w:r>
+          </w:p>
+        </w:tc>
+        <w:tc>
+          <w:tcPr>
+            <w:tcW w:w="1392" w:type="dxa"/>
+            <w:vAlign w:val="center"/>
+          </w:tcPr>
+          <w:p>
+            <w:pPr>
+              <w:pStyle w:val="CHU"/>
+              <w:jc w:val="left"/>
+              <w:rPr>
+                <w:rFonts w:cs="Times New Roman"/>
+                <w:color w:val="000000" w:themeColor="text1"/>
+              </w:rPr>
+            </w:pPr>
+            <w:r>
+              <w:rPr>
+                <w:rFonts w:cs="Times New Roman"/>
+              </w:rPr>
+              <w:t>n–1 HoaDon, n–1 LoThuoc</w:t>
+            </w:r>
+          </w:p>
+        </w:tc>
+        <w:tc>
+          <w:tcPr>
+            <w:tcW w:w="2855" w:type="dxa"/>
+            <w:tcMar>
+              <w:top w:w="100" w:type="dxa"/>
+              <w:left w:w="140" w:type="dxa"/>
+              <w:bottom w:w="100" w:type="dxa"/>
+              <w:right w:w="140" w:type="dxa"/>
+            </w:tcMar>
+            <w:vAlign w:val="center"/>
+          </w:tcPr>
+          <w:p>
+            <w:pPr>
+              <w:pStyle w:val="CHU"/>
+              <w:jc w:val="left"/>
+              <w:rPr>
+                <w:rFonts w:cs="Times New Roman"/>
+                <w:color w:val="000000" w:themeColor="text1"/>
+              </w:rPr>
+            </w:pPr>
+            <w:r>
+              <w:rPr>
+                <w:rStyle w:val="HTMLCode"/>
+                <w:rFonts w:ascii="Times New Roman" w:eastAsiaTheme="majorEastAsia" w:hAnsi="Times New Roman" w:cs="Times New Roman"/>
+                <w:sz w:val="26"/>
+                <w:szCs w:val="26"/>
+              </w:rPr>
+              <w:t>CRUD qua DbContext</w:t>
+            </w:r>
+          </w:p>
+        </w:tc>
+      </w:tr>
+    </w:tbl>
+    <w:p>
+      <w:pPr>
+        <w:pStyle w:val="Heading2"/>
+      </w:pPr>
+      <w:bookmarkStart w:id="72" w:name="_Toc242939709"/>
+      <w:r>
+        <w:t>5.3. Thiết kế cơ sở dữ liệu vật lý</w:t>
+      </w:r>
+      <w:bookmarkEnd w:id="72"/>
+    </w:p>
+    <w:p>
+      <w:pPr>
+        <w:pStyle w:val="Heading3"/>
+      </w:pPr>
+      <w:bookmarkStart w:id="73" w:name="_Toc242939710"/>
+      <w:r>
+        <w:t>5.3.1. Sơ đồ quan hệ CSDL vật lý (Physical ERD)</w:t>
+      </w:r>
+      <w:bookmarkEnd w:id="73"/>
+    </w:p>
+    <w:p>
+      <w:pPr>
+        <w:spacing w:before="160" w:after="80"/>
+        <w:jc w:val="center"/>
+        <w:rPr>
+          <w:noProof/>
+          <w:lang w:val="vi-VN"/>
+        </w:rPr>
+      </w:pPr>
+      <w:r>
+        <w:t>Cơ sở dữ liệu SQL Server mang tên PJ_NET được chuẩn hóa ở dạng chuẩn 3 (3NF) gồm đúng 7 bảng dữ liệu. Sơ đồ quan hệ thực thể (ERD) thể hiện rõ ràng các khóa chính (PK), khóa ngoại (FK), kiểu dữ liệu và lực lượng tham gia liên kết:</w:t>
+      </w:r>
+      <w:r>
+        <w:rPr>
+          <w:noProof/>
+        </w:rPr>
+        <w:t xml:space="preserve"> </w:t>
+      </w:r>
+    </w:p>
+    <w:p>
+      <w:pPr>
+        <w:spacing w:before="160" w:after="80"/>
+        <w:jc w:val="center"/>
+        <w:rPr>
+          <w:lang w:val="vi-VN"/>
+        </w:rPr>
+      </w:pPr>
+      <w:r>
+        <w:rPr>
+          <w:lang w:val="vi-VN"/>
+        </w:rPr>
+        <w:lastRenderedPageBreak/>
+        <w:drawing>
+          <wp:inline distT="0" distB="0" distL="0" distR="0" wp14:anchorId="34939EEE" wp14:editId="5267BEBA">
+            <wp:extent cx="3779520" cy="3205426"/>
+            <wp:effectExtent l="0" t="0" r="0" b="0"/>
+            <wp:docPr id="1" name="Picture 1"/>
+            <wp:cNvGraphicFramePr>
+              <a:graphicFrameLocks xmlns:a="http://schemas.openxmlformats.org/drawingml/2006/main" noChangeAspect="1"/>
+            </wp:cNvGraphicFramePr>
+            <a:graphic xmlns:a="http://schemas.openxmlformats.org/drawingml/2006/main">
+              <a:graphicData uri="http://schemas.openxmlformats.org/drawingml/2006/picture">
+                <pic:pic xmlns:pic="http://schemas.openxmlformats.org/drawingml/2006/picture">
+                  <pic:nvPicPr>
+                    <pic:cNvPr id="1" name=""/>
+                    <pic:cNvPicPr/>
+                  </pic:nvPicPr>
+                  <pic:blipFill>
+                    <a:blip r:embed="rId27"/>
+                    <a:stretch>
+                      <a:fillRect/>
+                    </a:stretch>
+                  </pic:blipFill>
+                  <pic:spPr>
+                    <a:xfrm>
+                      <a:off x="0" y="0"/>
                       <a:ext cx="3779520" cy="3205426"/>
                     </a:xfrm>
                     <a:prstGeom prst="rect">
@@ -25843,7 +25950,7 @@
       <w:pPr>
         <w:pStyle w:val="hnh"/>
       </w:pPr>
-      <w:bookmarkStart w:id="74" w:name="_Toc242925964"/>
+      <w:bookmarkStart w:id="74" w:name="_Toc242939774"/>
       <w:r>
         <w:t xml:space="preserve">Hình </w:t>
       </w:r>
@@ -25865,7 +25972,7 @@
       <w:pPr>
         <w:pStyle w:val="Heading3"/>
       </w:pPr>
-      <w:bookmarkStart w:id="75" w:name="_Toc242926087"/>
+      <w:bookmarkStart w:id="75" w:name="_Toc242939711"/>
       <w:r>
         <w:t>5.3.2. Từ điển dữ liệu chi tiết 7 bảng</w:t>
       </w:r>
@@ -26222,7 +26329,6 @@
               <w:rPr>
                 <w:rFonts w:cs="Times New Roman"/>
               </w:rPr>
-              <w:lastRenderedPageBreak/>
               <w:t>TenDangNhap</w:t>
             </w:r>
           </w:p>
@@ -26844,8 +26950,9 @@
       <w:pPr>
         <w:pStyle w:val="Bngbiu"/>
       </w:pPr>
-      <w:bookmarkStart w:id="76" w:name="_Toc242926040"/>
-      <w:r>
+      <w:bookmarkStart w:id="76" w:name="_Toc242939797"/>
+      <w:r>
+        <w:lastRenderedPageBreak/>
         <w:t>bảng:5</w:t>
       </w:r>
       <w:r>
@@ -27419,7 +27526,7 @@
       <w:pPr>
         <w:pStyle w:val="Bngbiu"/>
       </w:pPr>
-      <w:bookmarkStart w:id="77" w:name="_Toc242926041"/>
+      <w:bookmarkStart w:id="77" w:name="_Toc242939798"/>
       <w:r>
         <w:t xml:space="preserve">Từ điển bảng: 3. Bảng Thuoc </w:t>
       </w:r>
@@ -28130,7 +28237,6 @@
               <w:rPr>
                 <w:rFonts w:cs="Times New Roman"/>
               </w:rPr>
-              <w:lastRenderedPageBreak/>
               <w:t>DonViTinh</w:t>
             </w:r>
           </w:p>
@@ -28765,6 +28871,7 @@
               <w:rPr>
                 <w:rFonts w:cs="Times New Roman"/>
               </w:rPr>
+              <w:lastRenderedPageBreak/>
               <w:t>MaNhom</w:t>
             </w:r>
           </w:p>
@@ -28871,7 +28978,7 @@
       <w:pPr>
         <w:pStyle w:val="Bngbiu"/>
       </w:pPr>
-      <w:bookmarkStart w:id="78" w:name="_Toc242926042"/>
+      <w:bookmarkStart w:id="78" w:name="_Toc242939799"/>
       <w:r>
         <w:t xml:space="preserve">Bảng: 4. Bảng NhaCungCap </w:t>
       </w:r>
@@ -29560,7 +29667,7 @@
       <w:pPr>
         <w:pStyle w:val="Bngbiu"/>
       </w:pPr>
-      <w:bookmarkStart w:id="79" w:name="_Toc242926043"/>
+      <w:bookmarkStart w:id="79" w:name="_Toc242939800"/>
       <w:r>
         <w:rPr>
           <w:bCs/>
@@ -30144,7 +30251,6 @@
               <w:rPr>
                 <w:rFonts w:cs="Times New Roman"/>
               </w:rPr>
-              <w:lastRenderedPageBreak/>
               <w:t>SoLo</w:t>
             </w:r>
           </w:p>
@@ -30749,7 +30855,7 @@
       <w:pPr>
         <w:pStyle w:val="Bngbiu"/>
       </w:pPr>
-      <w:bookmarkStart w:id="80" w:name="_Toc242926044"/>
+      <w:bookmarkStart w:id="80" w:name="_Toc242939801"/>
       <w:r>
         <w:rPr>
           <w:lang w:val="vi-VN"/>
@@ -30816,6 +30922,7 @@
                 <w:rStyle w:val="Strong"/>
                 <w:rFonts w:cs="Times New Roman"/>
               </w:rPr>
+              <w:lastRenderedPageBreak/>
               <w:t>Cột</w:t>
             </w:r>
           </w:p>
@@ -31970,7 +32077,6 @@
               <w:rPr>
                 <w:rFonts w:cs="Times New Roman"/>
               </w:rPr>
-              <w:lastRenderedPageBreak/>
               <w:t>GhiChuKhachHang</w:t>
             </w:r>
           </w:p>
@@ -32209,7 +32315,7 @@
       <w:pPr>
         <w:pStyle w:val="Bngbiu"/>
       </w:pPr>
-      <w:bookmarkStart w:id="81" w:name="_Toc242926045"/>
+      <w:bookmarkStart w:id="81" w:name="_Toc242939802"/>
       <w:r>
         <w:t xml:space="preserve">Bảng: 7. Bảng ChiTietHoaDon </w:t>
       </w:r>
@@ -32658,6 +32764,7 @@
               <w:rPr>
                 <w:rFonts w:cs="Times New Roman"/>
               </w:rPr>
+              <w:lastRenderedPageBreak/>
               <w:t>SoLuong</w:t>
             </w:r>
           </w:p>
@@ -32888,7 +32995,7 @@
       <w:pPr>
         <w:pStyle w:val="Heading2"/>
       </w:pPr>
-      <w:bookmarkStart w:id="82" w:name="_Toc242926088"/>
+      <w:bookmarkStart w:id="82" w:name="_Toc242939712"/>
       <w:r>
         <w:t>5.4. Biểu đồ gói (Package Diagram)</w:t>
       </w:r>
@@ -32930,7 +33037,7 @@
                     </pic:cNvPicPr>
                   </pic:nvPicPr>
                   <pic:blipFill>
-                    <a:blip r:embed="rId27">
+                    <a:blip r:embed="rId28">
                       <a:extLst>
                         <a:ext uri="{28A0092B-C50C-407E-A947-70E740481C1C}">
                           <a14:useLocalDpi xmlns:a14="http://schemas.microsoft.com/office/drawing/2010/main" val="0"/>
@@ -32966,9 +33073,8 @@
       <w:pPr>
         <w:pStyle w:val="hnh"/>
       </w:pPr>
-      <w:bookmarkStart w:id="83" w:name="_Toc242925965"/>
-      <w:r>
-        <w:lastRenderedPageBreak/>
+      <w:bookmarkStart w:id="83" w:name="_Toc242939775"/>
+      <w:r>
         <w:t xml:space="preserve">Hình </w:t>
       </w:r>
       <w:r>
@@ -33142,6 +33248,7 @@
           <w:b/>
           <w:sz w:val="26"/>
         </w:rPr>
+        <w:lastRenderedPageBreak/>
         <w:t xml:space="preserve">5. Gói Models (Domain Entities): </w:t>
       </w:r>
       <w:r>
@@ -33156,7 +33263,7 @@
       <w:pPr>
         <w:pStyle w:val="Heading2"/>
       </w:pPr>
-      <w:bookmarkStart w:id="84" w:name="_Toc242926089"/>
+      <w:bookmarkStart w:id="84" w:name="_Toc242939713"/>
       <w:r>
         <w:t>5.5. Biểu đồ triển khai (Deployment Diagram)</w:t>
       </w:r>
@@ -33198,7 +33305,7 @@
                     </pic:cNvPicPr>
                   </pic:nvPicPr>
                   <pic:blipFill>
-                    <a:blip r:embed="rId28" cstate="print">
+                    <a:blip r:embed="rId29" cstate="print">
                       <a:extLst>
                         <a:ext uri="{28A0092B-C50C-407E-A947-70E740481C1C}">
                           <a14:useLocalDpi xmlns:a14="http://schemas.microsoft.com/office/drawing/2010/main" val="0"/>
@@ -33237,7 +33344,7 @@
           <w:lang w:val="vi-VN"/>
         </w:rPr>
       </w:pPr>
-      <w:bookmarkStart w:id="85" w:name="_Toc242925966"/>
+      <w:bookmarkStart w:id="85" w:name="_Toc242939776"/>
       <w:r>
         <w:t xml:space="preserve">Hình </w:t>
       </w:r>
@@ -33344,7 +33451,6 @@
           <w:b/>
           <w:sz w:val="26"/>
         </w:rPr>
-        <w:lastRenderedPageBreak/>
         <w:t xml:space="preserve">3. Nút Database Server: </w:t>
       </w:r>
       <w:r>
@@ -33360,7 +33466,7 @@
         <w:pStyle w:val="Heading1"/>
         <w:jc w:val="left"/>
       </w:pPr>
-      <w:bookmarkStart w:id="86" w:name="_Toc242926090"/>
+      <w:bookmarkStart w:id="86" w:name="_Toc242939714"/>
       <w:r>
         <w:t>6. THIẾT KẾ GIAO DIỆN</w:t>
       </w:r>
@@ -33370,7 +33476,7 @@
       <w:pPr>
         <w:pStyle w:val="Heading2"/>
       </w:pPr>
-      <w:bookmarkStart w:id="87" w:name="_Toc242926091"/>
+      <w:bookmarkStart w:id="87" w:name="_Toc242939715"/>
       <w:r>
         <w:t>6.1. Sitemap (Sơ đồ điều hướng các trang)</w:t>
       </w:r>
@@ -33394,6 +33500,7 @@
         <w:rPr>
           <w:noProof/>
         </w:rPr>
+        <w:lastRenderedPageBreak/>
         <w:drawing>
           <wp:inline distT="0" distB="0" distL="0" distR="0" wp14:anchorId="58153AAD" wp14:editId="4178E2BA">
             <wp:extent cx="5486400" cy="3093004"/>
@@ -33410,7 +33517,7 @@
                     <pic:cNvPicPr/>
                   </pic:nvPicPr>
                   <pic:blipFill>
-                    <a:blip r:embed="rId29"/>
+                    <a:blip r:embed="rId30"/>
                     <a:stretch>
                       <a:fillRect/>
                     </a:stretch>
@@ -33435,7 +33542,7 @@
       <w:pPr>
         <w:pStyle w:val="hnh"/>
       </w:pPr>
-      <w:bookmarkStart w:id="88" w:name="_Toc242925967"/>
+      <w:bookmarkStart w:id="88" w:name="_Toc242939777"/>
       <w:r>
         <w:t xml:space="preserve">Hình </w:t>
       </w:r>
@@ -33463,7 +33570,7 @@
       <w:pPr>
         <w:pStyle w:val="Heading2"/>
       </w:pPr>
-      <w:bookmarkStart w:id="89" w:name="_Toc242926092"/>
+      <w:bookmarkStart w:id="89" w:name="_Toc242939716"/>
       <w:r>
         <w:t>6.2. Danh sách màn hình chức năng</w:t>
       </w:r>
@@ -33473,7 +33580,7 @@
       <w:pPr>
         <w:pStyle w:val="Bngbiu"/>
       </w:pPr>
-      <w:bookmarkStart w:id="90" w:name="_Toc242926046"/>
+      <w:bookmarkStart w:id="90" w:name="_Toc242939803"/>
       <w:r>
         <w:t>Bảng tổng hợp danh mục màn hình chính từ MH01 đến MH09:</w:t>
       </w:r>
@@ -33847,7 +33954,6 @@
               <w:rPr>
                 <w:color w:val="000000" w:themeColor="text1"/>
               </w:rPr>
-              <w:lastRenderedPageBreak/>
               <w:t>MH03</w:t>
             </w:r>
           </w:p>
@@ -34163,6 +34269,7 @@
               <w:rPr>
                 <w:color w:val="000000" w:themeColor="text1"/>
               </w:rPr>
+              <w:lastRenderedPageBreak/>
               <w:t>MH06</w:t>
             </w:r>
           </w:p>
@@ -34591,8 +34698,8 @@
       <w:pPr>
         <w:pStyle w:val="Heading2"/>
       </w:pPr>
-      <w:bookmarkStart w:id="91" w:name="_Toc242926093"/>
-      <w:bookmarkStart w:id="92" w:name="_Toc242481105"/>
+      <w:bookmarkStart w:id="91" w:name="_Toc242481105"/>
+      <w:bookmarkStart w:id="92" w:name="_Toc242939717"/>
       <w:r>
         <w:t xml:space="preserve">6.3. THIẾT KẾ GIAO DIỆN VÀ CÁC CHỨC NĂNG WEB CỤ THỂ </w:t>
       </w:r>
@@ -34605,7 +34712,7 @@
       <w:r>
         <w:t xml:space="preserve"> MÀN HÌNH DANH SÁCH THUỐC VÀ BỘ LỌC TÌM KIẾM</w:t>
       </w:r>
-      <w:bookmarkEnd w:id="91"/>
+      <w:bookmarkEnd w:id="92"/>
     </w:p>
     <w:p>
       <w:pPr>
@@ -34665,15 +34772,7 @@
           <w:rFonts w:ascii="Times New Roman" w:hAnsi="Times New Roman"/>
           <w:sz w:val="26"/>
         </w:rPr>
-        <w:t xml:space="preserve">Nằm ở vị trí trên cùng của trang, bao gồm huy hiệu nhận diện thương hiệu "Nhà thuốc An Tâm", tiêu đề trang, khẩu hiệu cam kết 100% thuốc chính hãng kiểm duyệt bởi Dược sĩ chuyên </w:t>
-      </w:r>
-      <w:r>
-        <w:rPr>
-          <w:rFonts w:ascii="Times New Roman" w:hAnsi="Times New Roman"/>
-          <w:sz w:val="26"/>
-        </w:rPr>
-        <w:lastRenderedPageBreak/>
-        <w:t>môn, và thanh tìm kiếm lớn. Thanh tìm kiếm cho phép người dùng gõ từ khóa tự do; hệ thống sẽ tự động tìm kiếm mờ (Contains) đồng thời trên cả 3 thuộc tính của thuốc: Tên thương mại (TenThuoc), Tên hoạt chất chính (HoatChat), và Dạng bào chế (DangBaoChe). Khi bấm "Tìm kiếm", form gửi yêu cầu HTTP GET kèm theo việc giữ nguyên các giá trị lọc nhóm thuốc và khoảng giá hiện tại.</w:t>
+        <w:t>Nằm ở vị trí trên cùng của trang, bao gồm huy hiệu nhận diện thương hiệu "Nhà thuốc An Tâm", tiêu đề trang, khẩu hiệu cam kết 100% thuốc chính hãng kiểm duyệt bởi Dược sĩ chuyên môn, và thanh tìm kiếm lớn. Thanh tìm kiếm cho phép người dùng gõ từ khóa tự do; hệ thống sẽ tự động tìm kiếm mờ (Contains) đồng thời trên cả 3 thuộc tính của thuốc: Tên thương mại (TenThuoc), Tên hoạt chất chính (HoatChat), và Dạng bào chế (DangBaoChe). Khi bấm "Tìm kiếm", form gửi yêu cầu HTTP GET kèm theo việc giữ nguyên các giá trị lọc nhóm thuốc và khoảng giá hiện tại.</w:t>
       </w:r>
     </w:p>
     <w:p>
@@ -34699,7 +34798,15 @@
           <w:rFonts w:ascii="Times New Roman" w:hAnsi="Times New Roman"/>
           <w:sz w:val="26"/>
         </w:rPr>
-        <w:t>Được thiết kế cố định khi cuộn trang (Sticky Sidebar ở độ phân giải máy tính để bàn), nằm ở cột bên trái (chiếm 3/12 cột lưới Bootstrap). Khối này bao gồm: (1) Bộ lọc theo Nhóm thuốc: hiển thị danh sách động được lấy từ bảng CSDL NhomThuoc (như Kháng sinh, Giảm đau hạ sốt, Tim mạch, Vitamin...), mục đang chọn được đánh dấu nổi bật với màu xanh lá đặc trưng (bg-success text-white); (2) Bộ lọc theo Khoảng giá bán (VNĐ): gồm 2 ô nhập minGia ("Từ") và maxGia ("Đến") kèm nút "Áp dụng giá"; (3) Nút "Xóa lọc" màu đỏ xuất hiện tự động khi người dùng kích hoạt bất kỳ tiêu chí lọc nào, giúp làm mới về trạng thái ban đầu chỉ bằng một thao tác.</w:t>
+        <w:t xml:space="preserve">Được thiết kế cố định khi cuộn trang (Sticky Sidebar ở độ phân giải máy tính để bàn), nằm ở cột bên trái (chiếm 3/12 cột lưới Bootstrap). Khối này bao gồm: (1) Bộ lọc theo Nhóm thuốc: hiển thị danh sách động được lấy từ bảng CSDL NhomThuoc (như Kháng sinh, Giảm đau hạ sốt, Tim mạch, Vitamin...), mục đang chọn được đánh dấu nổi bật với màu xanh lá </w:t>
+      </w:r>
+      <w:r>
+        <w:rPr>
+          <w:rFonts w:ascii="Times New Roman" w:hAnsi="Times New Roman"/>
+          <w:sz w:val="26"/>
+        </w:rPr>
+        <w:lastRenderedPageBreak/>
+        <w:t>đặc trưng (bg-success text-white); (2) Bộ lọc theo Khoảng giá bán (VNĐ): gồm 2 ô nhập minGia ("Từ") và maxGia ("Đến") kèm nút "Áp dụng giá"; (3) Nút "Xóa lọc" màu đỏ xuất hiện tự động khi người dùng kích hoạt bất kỳ tiêu chí lọc nào, giúp làm mới về trạng thái ban đầu chỉ bằng một thao tác.</w:t>
       </w:r>
     </w:p>
     <w:p>
@@ -34912,7 +35019,6 @@
                 <w:color w:val="000000" w:themeColor="text1"/>
                 <w:sz w:val="22"/>
               </w:rPr>
-              <w:lastRenderedPageBreak/>
               <w:t>1</w:t>
             </w:r>
           </w:p>
@@ -35249,6 +35355,7 @@
                 <w:color w:val="000000" w:themeColor="text1"/>
                 <w:sz w:val="22"/>
               </w:rPr>
+              <w:lastRenderedPageBreak/>
               <w:t>4</w:t>
             </w:r>
           </w:p>
@@ -35801,12 +35908,11 @@
       <w:pPr>
         <w:pStyle w:val="hnh"/>
       </w:pPr>
-      <w:bookmarkStart w:id="93" w:name="_Toc242925968"/>
+      <w:bookmarkStart w:id="93" w:name="_Toc242939778"/>
       <w:r>
         <w:rPr>
           <w:noProof/>
         </w:rPr>
-        <w:lastRenderedPageBreak/>
         <w:drawing>
           <wp:inline distT="0" distB="0" distL="0" distR="0" wp14:anchorId="1B050AE0" wp14:editId="2489A1D0">
             <wp:extent cx="5760720" cy="3382645"/>
@@ -35823,7 +35929,7 @@
                     <pic:cNvPicPr/>
                   </pic:nvPicPr>
                   <pic:blipFill>
-                    <a:blip r:embed="rId30"/>
+                    <a:blip r:embed="rId31"/>
                     <a:stretch>
                       <a:fillRect/>
                     </a:stretch>
@@ -35858,7 +35964,7 @@
       <w:pPr>
         <w:pStyle w:val="Heading2"/>
       </w:pPr>
-      <w:bookmarkStart w:id="94" w:name="_Toc242926094"/>
+      <w:bookmarkStart w:id="94" w:name="_Toc242939718"/>
       <w:r>
         <w:t xml:space="preserve">6.4. THIẾT KẾ GIAO DIỆN VÀ CÁC CHỨC NĂNG WEB CỤ THỂ </w:t>
       </w:r>
@@ -35876,14 +35982,18 @@
         <w:jc w:val="both"/>
       </w:pPr>
       <w:r>
-        <w:t>Trong hệ thống quản lý nhà thuốc trực tuyến, hai luồng nghiệp vụ giao dịch quan trọng nhất là Form Đặt thuốc trực tuyến (phía Khách hàng) và Form Bán thuốc tại quầy POS theo hạn dùng FEFO (phía Dược sĩ). Cả hai giao diện đều được tích hợp sâu các quy tắc nghiệp vụ BR01 (FEFO), BR02 (Thuốc kê đơn) và BR03 (Tồn kho).</w:t>
+        <w:t xml:space="preserve">Trong hệ thống quản lý nhà thuốc trực tuyến, hai luồng nghiệp vụ giao dịch quan trọng nhất là Form Đặt thuốc trực tuyến (phía Khách hàng) và Form Bán thuốc tại quầy POS </w:t>
+      </w:r>
+      <w:r>
+        <w:lastRenderedPageBreak/>
+        <w:t>theo hạn dùng FEFO (phía Dược sĩ). Cả hai giao diện đều được tích hợp sâu các quy tắc nghiệp vụ BR01 (FEFO), BR02 (Thuốc kê đơn) và BR03 (Tồn kho).</w:t>
       </w:r>
     </w:p>
     <w:p>
       <w:pPr>
         <w:pStyle w:val="Heading3"/>
       </w:pPr>
-      <w:bookmarkStart w:id="95" w:name="_Toc242926095"/>
+      <w:bookmarkStart w:id="95" w:name="_Toc242939719"/>
       <w:r>
         <w:t>6.4.1. Giao diện Form Đặt thuốc trực tuyến &amp; Thanh toán Checkout (/Cart/Checkout)</w:t>
       </w:r>
@@ -35963,15 +36073,7 @@
           <w:rFonts w:ascii="Times New Roman" w:hAnsi="Times New Roman"/>
           <w:sz w:val="26"/>
         </w:rPr>
-        <w:t xml:space="preserve">Hệ thống tự động quét toàn bộ giỏ hàng, nếu phát hiện có ít nhất một mặt hàng thuốc kê đơn (CoThuocKeDon == true), một khung cảnh báo viền đỏ (border-start border-4 border-danger) mang tiêu đề "Bắt buộc theo Luật Dược: Cung cấp Đơn thuốc Bác sĩ (Rx)" sẽ lập tức hiển thị. Khách hàng bắt buộc phải lựa chọn 1 trong 2 phương thức </w:t>
-      </w:r>
-      <w:r>
-        <w:rPr>
-          <w:rFonts w:ascii="Times New Roman" w:hAnsi="Times New Roman"/>
-          <w:sz w:val="26"/>
-        </w:rPr>
-        <w:lastRenderedPageBreak/>
-        <w:t>xác thực: (1) Tải ảnh chụp đơn thuốc của Bác sĩ (hỗ trợ upload định dạng .jpg, .png, .pdf với dung lượng tối đa 10MB); hoặc (2) Nhập Mã đơn thuốc điện tử quốc gia (do Cổng đơn thuốc điện tử quốc gia của Bộ Y tế cấp, ví dụ DT-2026-981248). Nếu khách hàng bỏ trống cả hai tùy chọn này, hệ thống sẽ chặn gửi đơn và báo lỗi xác thực ModelState.</w:t>
+        <w:t>Hệ thống tự động quét toàn bộ giỏ hàng, nếu phát hiện có ít nhất một mặt hàng thuốc kê đơn (CoThuocKeDon == true), một khung cảnh báo viền đỏ (border-start border-4 border-danger) mang tiêu đề "Bắt buộc theo Luật Dược: Cung cấp Đơn thuốc Bác sĩ (Rx)" sẽ lập tức hiển thị. Khách hàng bắt buộc phải lựa chọn 1 trong 2 phương thức xác thực: (1) Tải ảnh chụp đơn thuốc của Bác sĩ (hỗ trợ upload định dạng .jpg, .png, .pdf với dung lượng tối đa 10MB); hoặc (2) Nhập Mã đơn thuốc điện tử quốc gia (do Cổng đơn thuốc điện tử quốc gia của Bộ Y tế cấp, ví dụ DT-2026-981248). Nếu khách hàng bỏ trống cả hai tùy chọn này, hệ thống sẽ chặn gửi đơn và báo lỗi xác thực ModelState.</w:t>
       </w:r>
     </w:p>
     <w:p>
@@ -36023,6 +36125,7 @@
           <w:noProof/>
           <w:lang w:val="vi-VN"/>
         </w:rPr>
+        <w:lastRenderedPageBreak/>
         <w:drawing>
           <wp:inline distT="0" distB="0" distL="0" distR="0" wp14:anchorId="0CDD7713" wp14:editId="41FE8613">
             <wp:extent cx="5760720" cy="3356610"/>
@@ -36039,7 +36142,7 @@
                     <pic:cNvPicPr/>
                   </pic:nvPicPr>
                   <pic:blipFill>
-                    <a:blip r:embed="rId31"/>
+                    <a:blip r:embed="rId32"/>
                     <a:stretch>
                       <a:fillRect/>
                     </a:stretch>
@@ -36064,7 +36167,7 @@
       <w:pPr>
         <w:pStyle w:val="hnh"/>
       </w:pPr>
-      <w:bookmarkStart w:id="96" w:name="_Toc242925969"/>
+      <w:bookmarkStart w:id="96" w:name="_Toc242939779"/>
       <w:r>
         <w:t xml:space="preserve">Hình </w:t>
       </w:r>
@@ -36080,7 +36183,7 @@
       <w:pPr>
         <w:pStyle w:val="Heading3"/>
       </w:pPr>
-      <w:bookmarkStart w:id="97" w:name="_Toc242926096"/>
+      <w:bookmarkStart w:id="97" w:name="_Toc242939720"/>
       <w:r>
         <w:t>6.4.2. Giao diện Form Bán thuốc tại quầy POS gợi ý Lô FEFO dành cho Dược sĩ (/DuocSi/BanHang)</w:t>
       </w:r>
@@ -36144,15 +36247,7 @@
           <w:rFonts w:ascii="Times New Roman" w:hAnsi="Times New Roman"/>
           <w:sz w:val="26"/>
         </w:rPr>
-        <w:t xml:space="preserve">Mô phỏng phiếu thanh toán bán lẻ (Bill POS). Khi Dược sĩ chọn một lô thuốc, hệ thống sẽ thêm một dòng vào hóa đơn, hiển thị tên thuốc, số lô, hạn sử dụng, đơn giá và ô nhập số lượng bán. Ô </w:t>
-      </w:r>
-      <w:r>
-        <w:rPr>
-          <w:rFonts w:ascii="Times New Roman" w:hAnsi="Times New Roman"/>
-          <w:sz w:val="26"/>
-        </w:rPr>
-        <w:lastRenderedPageBreak/>
-        <w:t>số lượng có cơ chế kiểm tra tức thời (Validation), không cho phép nhập vượt quá số lượng tồn khả dụng của lô (BR03). Phía dưới có ô nhập tên khách hàng lẻ (khách vãng lai), ô nhập tiền khách đưa, tự động tính tiền thừa trả lại khách. Đặc biệt, nếu trong đơn có bất kỳ thuốc kê đơn nào (Rx), hệ thống sẽ hiển thị một Checkbox bắt buộc: "Dược sĩ xác nhận có đơn Bác sĩ hợp lệ tại quầy"; Dược sĩ phải kiểm tra đơn giấy của khách và tích vào ô này thì nút "Thanh toán &amp; Xuất hóa đơn" mới được kích hoạt.</w:t>
+        <w:t>Mô phỏng phiếu thanh toán bán lẻ (Bill POS). Khi Dược sĩ chọn một lô thuốc, hệ thống sẽ thêm một dòng vào hóa đơn, hiển thị tên thuốc, số lô, hạn sử dụng, đơn giá và ô nhập số lượng bán. Ô số lượng có cơ chế kiểm tra tức thời (Validation), không cho phép nhập vượt quá số lượng tồn khả dụng của lô (BR03). Phía dưới có ô nhập tên khách hàng lẻ (khách vãng lai), ô nhập tiền khách đưa, tự động tính tiền thừa trả lại khách. Đặc biệt, nếu trong đơn có bất kỳ thuốc kê đơn nào (Rx), hệ thống sẽ hiển thị một Checkbox bắt buộc: "Dược sĩ xác nhận có đơn Bác sĩ hợp lệ tại quầy"; Dược sĩ phải kiểm tra đơn giấy của khách và tích vào ô này thì nút "Thanh toán &amp; Xuất hóa đơn" mới được kích hoạt.</w:t>
       </w:r>
     </w:p>
     <w:p>
@@ -36171,6 +36266,7 @@
           <w:b/>
           <w:sz w:val="26"/>
         </w:rPr>
+        <w:lastRenderedPageBreak/>
         <w:t xml:space="preserve">Chức năng </w:t>
       </w:r>
       <w:proofErr w:type="gramStart"/>
@@ -36203,7 +36299,7 @@
       <w:pPr>
         <w:pStyle w:val="hnh"/>
       </w:pPr>
-      <w:bookmarkStart w:id="98" w:name="_Toc242925970"/>
+      <w:bookmarkStart w:id="98" w:name="_Toc242939780"/>
       <w:r>
         <w:rPr>
           <w:noProof/>
@@ -36224,7 +36320,7 @@
                     <pic:cNvPicPr/>
                   </pic:nvPicPr>
                   <pic:blipFill>
-                    <a:blip r:embed="rId32"/>
+                    <a:blip r:embed="rId33"/>
                     <a:stretch>
                       <a:fillRect/>
                     </a:stretch>
@@ -36259,7 +36355,7 @@
       <w:pPr>
         <w:pStyle w:val="Heading3"/>
       </w:pPr>
-      <w:bookmarkStart w:id="99" w:name="_Toc242926097"/>
+      <w:bookmarkStart w:id="99" w:name="_Toc242939721"/>
       <w:r>
         <w:t>6.4.3. Giao diện Thẩm định Đơn thuốc Bác sĩ &amp; Duyệt đơn trực tuyến (/DuocSi/DonHang/ThamDinh)</w:t>
       </w:r>
@@ -36347,7 +36443,6 @@
           <w:b/>
           <w:sz w:val="26"/>
         </w:rPr>
-        <w:lastRenderedPageBreak/>
         <w:t xml:space="preserve">3. Bảng điều khiển Duyệt đơn &amp; Ghi chú thẩm định: </w:t>
       </w:r>
       <w:r>
@@ -36376,6 +36471,7 @@
           <w:noProof/>
           <w:lang w:val="vi-VN"/>
         </w:rPr>
+        <w:lastRenderedPageBreak/>
         <w:drawing>
           <wp:inline distT="0" distB="0" distL="0" distR="0" wp14:anchorId="7BDC4767" wp14:editId="049E62C5">
             <wp:extent cx="5760720" cy="3314065"/>
@@ -36392,7 +36488,7 @@
                     <pic:cNvPicPr/>
                   </pic:nvPicPr>
                   <pic:blipFill>
-                    <a:blip r:embed="rId33"/>
+                    <a:blip r:embed="rId34"/>
                     <a:stretch>
                       <a:fillRect/>
                     </a:stretch>
@@ -36417,7 +36513,7 @@
       <w:pPr>
         <w:pStyle w:val="hnh"/>
       </w:pPr>
-      <w:bookmarkStart w:id="100" w:name="_Toc242925971"/>
+      <w:bookmarkStart w:id="100" w:name="_Toc242939781"/>
       <w:r>
         <w:t xml:space="preserve">Hình </w:t>
       </w:r>
@@ -36433,7 +36529,7 @@
       <w:pPr>
         <w:pStyle w:val="Heading3"/>
       </w:pPr>
-      <w:bookmarkStart w:id="101" w:name="_Toc242926098"/>
+      <w:bookmarkStart w:id="101" w:name="_Toc242939722"/>
       <w:r>
         <w:t>6.4.4. Giao diện Quản lý Nhập lô thuốc và Cảnh báo Kho dược (/Admin/LoThuoc và /Admin/CanhBao)</w:t>
       </w:r>
@@ -36540,7 +36636,7 @@
                     <pic:cNvPicPr/>
                   </pic:nvPicPr>
                   <pic:blipFill>
-                    <a:blip r:embed="rId34"/>
+                    <a:blip r:embed="rId35"/>
                     <a:stretch>
                       <a:fillRect/>
                     </a:stretch>
@@ -36595,7 +36691,7 @@
       <w:pPr>
         <w:pStyle w:val="Heading1"/>
       </w:pPr>
-      <w:bookmarkStart w:id="102" w:name="_Toc242926099"/>
+      <w:bookmarkStart w:id="102" w:name="_Toc242939723"/>
       <w:r>
         <w:t>7</w:t>
       </w:r>
@@ -36629,7 +36725,7 @@
       <w:pPr>
         <w:pStyle w:val="Heading2"/>
       </w:pPr>
-      <w:bookmarkStart w:id="103" w:name="_Toc242926100"/>
+      <w:bookmarkStart w:id="103" w:name="_Toc242939724"/>
       <w:r>
         <w:t>7.1. Ánh xạ từ Mô hình Thiết kế sang Kiến trúc ASP.NET Core MVC 8</w:t>
       </w:r>
@@ -37107,7 +37203,7 @@
           <w:lang w:val="vi-VN"/>
         </w:rPr>
       </w:pPr>
-      <w:bookmarkStart w:id="104" w:name="_Toc242926101"/>
+      <w:bookmarkStart w:id="104" w:name="_Toc242939725"/>
       <w:r>
         <w:t>7.2. Cấu trúc thư mục giải pháp và Phân tầng Kiến trúc</w:t>
       </w:r>
@@ -37258,7 +37354,7 @@
                     <pic:cNvPicPr/>
                   </pic:nvPicPr>
                   <pic:blipFill>
-                    <a:blip r:embed="rId35">
+                    <a:blip r:embed="rId36">
                       <a:extLst>
                         <a:ext uri="{28A0092B-C50C-407E-A947-70E740481C1C}">
                           <a14:useLocalDpi xmlns:a14="http://schemas.microsoft.com/office/drawing/2010/main" val="0"/>
@@ -37293,8 +37389,8 @@
           <w:lang w:val="vi-VN"/>
         </w:rPr>
       </w:pPr>
-      <w:bookmarkStart w:id="105" w:name="_Toc242925972"/>
-      <w:bookmarkEnd w:id="92"/>
+      <w:bookmarkStart w:id="105" w:name="_Toc242939782"/>
+      <w:bookmarkEnd w:id="91"/>
       <w:r>
         <w:rPr>
           <w:lang w:val="vi-VN"/>
@@ -37325,7 +37421,7 @@
                     <pic:cNvPicPr/>
                   </pic:nvPicPr>
                   <pic:blipFill>
-                    <a:blip r:embed="rId36">
+                    <a:blip r:embed="rId37">
                       <a:extLst>
                         <a:ext uri="{28A0092B-C50C-407E-A947-70E740481C1C}">
                           <a14:useLocalDpi xmlns:a14="http://schemas.microsoft.com/office/drawing/2010/main" val="0"/>
@@ -37360,7 +37456,7 @@
           <w:lang w:val="vi-VN"/>
         </w:rPr>
       </w:pPr>
-      <w:bookmarkStart w:id="106" w:name="_Toc242925973"/>
+      <w:bookmarkStart w:id="106" w:name="_Toc242939783"/>
       <w:r>
         <w:rPr>
           <w:lang w:val="vi-VN"/>
@@ -37397,7 +37493,7 @@
                     <pic:cNvPicPr/>
                   </pic:nvPicPr>
                   <pic:blipFill>
-                    <a:blip r:embed="rId37">
+                    <a:blip r:embed="rId38">
                       <a:extLst>
                         <a:ext uri="{28A0092B-C50C-407E-A947-70E740481C1C}">
                           <a14:useLocalDpi xmlns:a14="http://schemas.microsoft.com/office/drawing/2010/main" val="0"/>
@@ -37432,7 +37528,7 @@
           <w:lang w:val="vi-VN"/>
         </w:rPr>
       </w:pPr>
-      <w:bookmarkStart w:id="107" w:name="_Toc242925974"/>
+      <w:bookmarkStart w:id="107" w:name="_Toc242939784"/>
       <w:r>
         <w:rPr>
           <w:lang w:val="vi-VN"/>
@@ -37450,7 +37546,7 @@
       <w:pPr>
         <w:pStyle w:val="Heading2"/>
       </w:pPr>
-      <w:bookmarkStart w:id="108" w:name="_Toc242926102"/>
+      <w:bookmarkStart w:id="108" w:name="_Toc242939726"/>
       <w:r>
         <w:t>7.3. Danh mục Controller và Action thực tế trong mã nguồn</w:t>
       </w:r>
@@ -38647,8 +38743,14 @@
             <w:vAlign w:val="center"/>
           </w:tcPr>
           <w:p>
-            <w:r>
-              <w:rPr>
+            <w:pPr>
+              <w:rPr>
+                <w:rFonts w:cs="Times New Roman"/>
+              </w:rPr>
+            </w:pPr>
+            <w:r>
+              <w:rPr>
+                <w:rFonts w:cs="Times New Roman"/>
                 <w:sz w:val="22"/>
               </w:rPr>
               <w:lastRenderedPageBreak/>
@@ -38662,8 +38764,14 @@
             <w:vAlign w:val="center"/>
           </w:tcPr>
           <w:p>
-            <w:r>
-              <w:rPr>
+            <w:pPr>
+              <w:rPr>
+                <w:rFonts w:cs="Times New Roman"/>
+              </w:rPr>
+            </w:pPr>
+            <w:r>
+              <w:rPr>
+                <w:rFonts w:cs="Times New Roman"/>
                 <w:sz w:val="22"/>
               </w:rPr>
               <w:t>N6TaiKhoanController</w:t>
@@ -38676,8 +38784,14 @@
             <w:vAlign w:val="center"/>
           </w:tcPr>
           <w:p>
-            <w:r>
-              <w:rPr>
+            <w:pPr>
+              <w:rPr>
+                <w:rFonts w:cs="Times New Roman"/>
+              </w:rPr>
+            </w:pPr>
+            <w:r>
+              <w:rPr>
+                <w:rFonts w:cs="Times New Roman"/>
                 <w:sz w:val="22"/>
               </w:rPr>
               <w:t>DoiMatKhau (GET, POST)</w:t>
@@ -38690,8 +38804,14 @@
             <w:vAlign w:val="center"/>
           </w:tcPr>
           <w:p>
-            <w:r>
-              <w:rPr>
+            <w:pPr>
+              <w:rPr>
+                <w:rFonts w:cs="Times New Roman"/>
+              </w:rPr>
+            </w:pPr>
+            <w:r>
+              <w:rPr>
+                <w:rFonts w:cs="Times New Roman"/>
                 <w:sz w:val="22"/>
               </w:rPr>
               <w:t>GET / POST</w:t>
@@ -38704,8 +38824,14 @@
             <w:vAlign w:val="center"/>
           </w:tcPr>
           <w:p>
-            <w:r>
-              <w:rPr>
+            <w:pPr>
+              <w:rPr>
+                <w:rFonts w:cs="Times New Roman"/>
+              </w:rPr>
+            </w:pPr>
+            <w:r>
+              <w:rPr>
+                <w:rFonts w:cs="Times New Roman"/>
                 <w:sz w:val="22"/>
               </w:rPr>
               <w:t>Đã đăng nhập</w:t>
@@ -38718,8 +38844,14 @@
             <w:vAlign w:val="center"/>
           </w:tcPr>
           <w:p>
-            <w:r>
-              <w:rPr>
+            <w:pPr>
+              <w:rPr>
+                <w:rFonts w:cs="Times New Roman"/>
+              </w:rPr>
+            </w:pPr>
+            <w:r>
+              <w:rPr>
+                <w:rFonts w:cs="Times New Roman"/>
                 <w:sz w:val="22"/>
               </w:rPr>
               <w:t>UC18: Đổi mật khẩu tài khoản cá nhân.</w:t>
@@ -38734,8 +38866,14 @@
             <w:vAlign w:val="center"/>
           </w:tcPr>
           <w:p>
-            <w:r>
-              <w:rPr>
+            <w:pPr>
+              <w:rPr>
+                <w:rFonts w:cs="Times New Roman"/>
+              </w:rPr>
+            </w:pPr>
+            <w:r>
+              <w:rPr>
+                <w:rFonts w:cs="Times New Roman"/>
                 <w:sz w:val="22"/>
               </w:rPr>
               <w:t>Root</w:t>
@@ -38748,8 +38886,14 @@
             <w:vAlign w:val="center"/>
           </w:tcPr>
           <w:p>
-            <w:r>
-              <w:rPr>
+            <w:pPr>
+              <w:rPr>
+                <w:rFonts w:cs="Times New Roman"/>
+              </w:rPr>
+            </w:pPr>
+            <w:r>
+              <w:rPr>
+                <w:rFonts w:cs="Times New Roman"/>
                 <w:sz w:val="22"/>
               </w:rPr>
               <w:t>N6TaiKhoanController</w:t>
@@ -38762,8 +38906,14 @@
             <w:vAlign w:val="center"/>
           </w:tcPr>
           <w:p>
-            <w:r>
-              <w:rPr>
+            <w:pPr>
+              <w:rPr>
+                <w:rFonts w:cs="Times New Roman"/>
+              </w:rPr>
+            </w:pPr>
+            <w:r>
+              <w:rPr>
+                <w:rFonts w:cs="Times New Roman"/>
                 <w:sz w:val="22"/>
               </w:rPr>
               <w:t>ThongTin (GET, POST)</w:t>
@@ -38776,8 +38926,14 @@
             <w:vAlign w:val="center"/>
           </w:tcPr>
           <w:p>
-            <w:r>
-              <w:rPr>
+            <w:pPr>
+              <w:rPr>
+                <w:rFonts w:cs="Times New Roman"/>
+              </w:rPr>
+            </w:pPr>
+            <w:r>
+              <w:rPr>
+                <w:rFonts w:cs="Times New Roman"/>
                 <w:sz w:val="22"/>
               </w:rPr>
               <w:t>GET / POST</w:t>
@@ -38790,8 +38946,14 @@
             <w:vAlign w:val="center"/>
           </w:tcPr>
           <w:p>
-            <w:r>
-              <w:rPr>
+            <w:pPr>
+              <w:rPr>
+                <w:rFonts w:cs="Times New Roman"/>
+              </w:rPr>
+            </w:pPr>
+            <w:r>
+              <w:rPr>
+                <w:rFonts w:cs="Times New Roman"/>
                 <w:sz w:val="22"/>
               </w:rPr>
               <w:t>Đã đăng nhập</w:t>
@@ -38804,8 +38966,14 @@
             <w:vAlign w:val="center"/>
           </w:tcPr>
           <w:p>
-            <w:r>
-              <w:rPr>
+            <w:pPr>
+              <w:rPr>
+                <w:rFonts w:cs="Times New Roman"/>
+              </w:rPr>
+            </w:pPr>
+            <w:r>
+              <w:rPr>
+                <w:rFonts w:cs="Times New Roman"/>
                 <w:sz w:val="22"/>
               </w:rPr>
               <w:t>UC06: Cập nhật thông tin cá nhân (Họ tên, SĐT).</w:t>
@@ -38820,8 +38988,14 @@
             <w:vAlign w:val="center"/>
           </w:tcPr>
           <w:p>
-            <w:r>
-              <w:rPr>
+            <w:pPr>
+              <w:rPr>
+                <w:rFonts w:cs="Times New Roman"/>
+              </w:rPr>
+            </w:pPr>
+            <w:r>
+              <w:rPr>
+                <w:rFonts w:cs="Times New Roman"/>
                 <w:sz w:val="22"/>
               </w:rPr>
               <w:t>DuocSi</w:t>
@@ -38834,8 +39008,14 @@
             <w:vAlign w:val="center"/>
           </w:tcPr>
           <w:p>
-            <w:r>
-              <w:rPr>
+            <w:pPr>
+              <w:rPr>
+                <w:rFonts w:cs="Times New Roman"/>
+              </w:rPr>
+            </w:pPr>
+            <w:r>
+              <w:rPr>
+                <w:rFonts w:cs="Times New Roman"/>
                 <w:sz w:val="22"/>
               </w:rPr>
               <w:t>N6BanHangController</w:t>
@@ -38848,8 +39028,14 @@
             <w:vAlign w:val="center"/>
           </w:tcPr>
           <w:p>
-            <w:r>
-              <w:rPr>
+            <w:pPr>
+              <w:rPr>
+                <w:rFonts w:cs="Times New Roman"/>
+              </w:rPr>
+            </w:pPr>
+            <w:r>
+              <w:rPr>
+                <w:rFonts w:cs="Times New Roman"/>
                 <w:sz w:val="22"/>
               </w:rPr>
               <w:t>Index</w:t>
@@ -38862,8 +39048,14 @@
             <w:vAlign w:val="center"/>
           </w:tcPr>
           <w:p>
-            <w:r>
-              <w:rPr>
+            <w:pPr>
+              <w:rPr>
+                <w:rFonts w:cs="Times New Roman"/>
+              </w:rPr>
+            </w:pPr>
+            <w:r>
+              <w:rPr>
+                <w:rFonts w:cs="Times New Roman"/>
                 <w:sz w:val="22"/>
               </w:rPr>
               <w:t>GET</w:t>
@@ -38876,8 +39068,14 @@
             <w:vAlign w:val="center"/>
           </w:tcPr>
           <w:p>
-            <w:r>
-              <w:rPr>
+            <w:pPr>
+              <w:rPr>
+                <w:rFonts w:cs="Times New Roman"/>
+              </w:rPr>
+            </w:pPr>
+            <w:r>
+              <w:rPr>
+                <w:rFonts w:cs="Times New Roman"/>
                 <w:sz w:val="22"/>
               </w:rPr>
               <w:t>Roles = "2,3"</w:t>
@@ -38890,8 +39088,14 @@
             <w:vAlign w:val="center"/>
           </w:tcPr>
           <w:p>
-            <w:r>
-              <w:rPr>
+            <w:pPr>
+              <w:rPr>
+                <w:rFonts w:cs="Times New Roman"/>
+              </w:rPr>
+            </w:pPr>
+            <w:r>
+              <w:rPr>
+                <w:rFonts w:cs="Times New Roman"/>
                 <w:sz w:val="22"/>
               </w:rPr>
               <w:t>UC07: Màn hình POS bán hàng quầy, gợi ý lô thuốc theo FEFO.</w:t>
@@ -38906,8 +39110,14 @@
             <w:vAlign w:val="center"/>
           </w:tcPr>
           <w:p>
-            <w:r>
-              <w:rPr>
+            <w:pPr>
+              <w:rPr>
+                <w:rFonts w:cs="Times New Roman"/>
+              </w:rPr>
+            </w:pPr>
+            <w:r>
+              <w:rPr>
+                <w:rFonts w:cs="Times New Roman"/>
                 <w:sz w:val="22"/>
               </w:rPr>
               <w:t>DuocSi</w:t>
@@ -38920,8 +39130,14 @@
             <w:vAlign w:val="center"/>
           </w:tcPr>
           <w:p>
-            <w:r>
-              <w:rPr>
+            <w:pPr>
+              <w:rPr>
+                <w:rFonts w:cs="Times New Roman"/>
+              </w:rPr>
+            </w:pPr>
+            <w:r>
+              <w:rPr>
+                <w:rFonts w:cs="Times New Roman"/>
                 <w:sz w:val="22"/>
               </w:rPr>
               <w:t>N6BanHangController</w:t>
@@ -38934,8 +39150,14 @@
             <w:vAlign w:val="center"/>
           </w:tcPr>
           <w:p>
-            <w:r>
-              <w:rPr>
+            <w:pPr>
+              <w:rPr>
+                <w:rFonts w:cs="Times New Roman"/>
+              </w:rPr>
+            </w:pPr>
+            <w:r>
+              <w:rPr>
+                <w:rFonts w:cs="Times New Roman"/>
                 <w:sz w:val="22"/>
               </w:rPr>
               <w:t>LapHoaDon</w:t>
@@ -38948,8 +39170,14 @@
             <w:vAlign w:val="center"/>
           </w:tcPr>
           <w:p>
-            <w:r>
-              <w:rPr>
+            <w:pPr>
+              <w:rPr>
+                <w:rFonts w:cs="Times New Roman"/>
+              </w:rPr>
+            </w:pPr>
+            <w:r>
+              <w:rPr>
+                <w:rFonts w:cs="Times New Roman"/>
                 <w:sz w:val="22"/>
               </w:rPr>
               <w:t>POST</w:t>
@@ -38962,8 +39190,14 @@
             <w:vAlign w:val="center"/>
           </w:tcPr>
           <w:p>
-            <w:r>
-              <w:rPr>
+            <w:pPr>
+              <w:rPr>
+                <w:rFonts w:cs="Times New Roman"/>
+              </w:rPr>
+            </w:pPr>
+            <w:r>
+              <w:rPr>
+                <w:rFonts w:cs="Times New Roman"/>
                 <w:sz w:val="22"/>
               </w:rPr>
               <w:t>Roles = "2,3"</w:t>
@@ -38976,8 +39210,14 @@
             <w:vAlign w:val="center"/>
           </w:tcPr>
           <w:p>
-            <w:r>
-              <w:rPr>
+            <w:pPr>
+              <w:rPr>
+                <w:rFonts w:cs="Times New Roman"/>
+              </w:rPr>
+            </w:pPr>
+            <w:r>
+              <w:rPr>
+                <w:rFonts w:cs="Times New Roman"/>
                 <w:sz w:val="22"/>
               </w:rPr>
               <w:t>Lập hóa đơn quầy, trừ tồn kho lô FEFO, kiểm tra xác nhận đơn Rx.</w:t>
@@ -38992,8 +39232,14 @@
             <w:vAlign w:val="center"/>
           </w:tcPr>
           <w:p>
-            <w:r>
-              <w:rPr>
+            <w:pPr>
+              <w:rPr>
+                <w:rFonts w:cs="Times New Roman"/>
+              </w:rPr>
+            </w:pPr>
+            <w:r>
+              <w:rPr>
+                <w:rFonts w:cs="Times New Roman"/>
                 <w:sz w:val="22"/>
               </w:rPr>
               <w:t>DuocSi</w:t>
@@ -39006,8 +39252,14 @@
             <w:vAlign w:val="center"/>
           </w:tcPr>
           <w:p>
-            <w:r>
-              <w:rPr>
+            <w:pPr>
+              <w:rPr>
+                <w:rFonts w:cs="Times New Roman"/>
+              </w:rPr>
+            </w:pPr>
+            <w:r>
+              <w:rPr>
+                <w:rFonts w:cs="Times New Roman"/>
                 <w:sz w:val="22"/>
               </w:rPr>
               <w:t>N6BanHangController</w:t>
@@ -39020,8 +39272,14 @@
             <w:vAlign w:val="center"/>
           </w:tcPr>
           <w:p>
-            <w:r>
-              <w:rPr>
+            <w:pPr>
+              <w:rPr>
+                <w:rFonts w:cs="Times New Roman"/>
+              </w:rPr>
+            </w:pPr>
+            <w:r>
+              <w:rPr>
+                <w:rFonts w:cs="Times New Roman"/>
                 <w:sz w:val="22"/>
               </w:rPr>
               <w:t>InHoaDon</w:t>
@@ -39034,8 +39292,14 @@
             <w:vAlign w:val="center"/>
           </w:tcPr>
           <w:p>
-            <w:r>
-              <w:rPr>
+            <w:pPr>
+              <w:rPr>
+                <w:rFonts w:cs="Times New Roman"/>
+              </w:rPr>
+            </w:pPr>
+            <w:r>
+              <w:rPr>
+                <w:rFonts w:cs="Times New Roman"/>
                 <w:sz w:val="22"/>
               </w:rPr>
               <w:t>GET</w:t>
@@ -39048,8 +39312,14 @@
             <w:vAlign w:val="center"/>
           </w:tcPr>
           <w:p>
-            <w:r>
-              <w:rPr>
+            <w:pPr>
+              <w:rPr>
+                <w:rFonts w:cs="Times New Roman"/>
+              </w:rPr>
+            </w:pPr>
+            <w:r>
+              <w:rPr>
+                <w:rFonts w:cs="Times New Roman"/>
                 <w:sz w:val="22"/>
               </w:rPr>
               <w:t>Roles = "2,3"</w:t>
@@ -39062,8 +39332,14 @@
             <w:vAlign w:val="center"/>
           </w:tcPr>
           <w:p>
-            <w:r>
-              <w:rPr>
+            <w:pPr>
+              <w:rPr>
+                <w:rFonts w:cs="Times New Roman"/>
+              </w:rPr>
+            </w:pPr>
+            <w:r>
+              <w:rPr>
+                <w:rFonts w:cs="Times New Roman"/>
                 <w:sz w:val="22"/>
               </w:rPr>
               <w:t>Xem và in phiếu hóa đơn bán lẻ trực tiếp khổ K80/A5.</w:t>
@@ -39078,8 +39354,14 @@
             <w:vAlign w:val="center"/>
           </w:tcPr>
           <w:p>
-            <w:r>
-              <w:rPr>
+            <w:pPr>
+              <w:rPr>
+                <w:rFonts w:cs="Times New Roman"/>
+              </w:rPr>
+            </w:pPr>
+            <w:r>
+              <w:rPr>
+                <w:rFonts w:cs="Times New Roman"/>
                 <w:sz w:val="22"/>
               </w:rPr>
               <w:t>DuocSi</w:t>
@@ -39092,8 +39374,14 @@
             <w:vAlign w:val="center"/>
           </w:tcPr>
           <w:p>
-            <w:r>
-              <w:rPr>
+            <w:pPr>
+              <w:rPr>
+                <w:rFonts w:cs="Times New Roman"/>
+              </w:rPr>
+            </w:pPr>
+            <w:r>
+              <w:rPr>
+                <w:rFonts w:cs="Times New Roman"/>
                 <w:sz w:val="22"/>
               </w:rPr>
               <w:t>N6DonHangController</w:t>
@@ -39106,8 +39394,14 @@
             <w:vAlign w:val="center"/>
           </w:tcPr>
           <w:p>
-            <w:r>
-              <w:rPr>
+            <w:pPr>
+              <w:rPr>
+                <w:rFonts w:cs="Times New Roman"/>
+              </w:rPr>
+            </w:pPr>
+            <w:r>
+              <w:rPr>
+                <w:rFonts w:cs="Times New Roman"/>
                 <w:sz w:val="22"/>
               </w:rPr>
               <w:t>Index</w:t>
@@ -39120,8 +39414,14 @@
             <w:vAlign w:val="center"/>
           </w:tcPr>
           <w:p>
-            <w:r>
-              <w:rPr>
+            <w:pPr>
+              <w:rPr>
+                <w:rFonts w:cs="Times New Roman"/>
+              </w:rPr>
+            </w:pPr>
+            <w:r>
+              <w:rPr>
+                <w:rFonts w:cs="Times New Roman"/>
                 <w:sz w:val="22"/>
               </w:rPr>
               <w:t>GET</w:t>
@@ -39134,8 +39434,14 @@
             <w:vAlign w:val="center"/>
           </w:tcPr>
           <w:p>
-            <w:r>
-              <w:rPr>
+            <w:pPr>
+              <w:rPr>
+                <w:rFonts w:cs="Times New Roman"/>
+              </w:rPr>
+            </w:pPr>
+            <w:r>
+              <w:rPr>
+                <w:rFonts w:cs="Times New Roman"/>
                 <w:sz w:val="22"/>
               </w:rPr>
               <w:t>Roles = "2,3"</w:t>
@@ -39148,8 +39454,14 @@
             <w:vAlign w:val="center"/>
           </w:tcPr>
           <w:p>
-            <w:r>
-              <w:rPr>
+            <w:pPr>
+              <w:rPr>
+                <w:rFonts w:cs="Times New Roman"/>
+              </w:rPr>
+            </w:pPr>
+            <w:r>
+              <w:rPr>
+                <w:rFonts w:cs="Times New Roman"/>
                 <w:sz w:val="22"/>
               </w:rPr>
               <w:t>Danh sách đơn hàng online, lọc trạng thái ChoXacNhan.</w:t>
@@ -39164,8 +39476,14 @@
             <w:vAlign w:val="center"/>
           </w:tcPr>
           <w:p>
-            <w:r>
-              <w:rPr>
+            <w:pPr>
+              <w:rPr>
+                <w:rFonts w:cs="Times New Roman"/>
+              </w:rPr>
+            </w:pPr>
+            <w:r>
+              <w:rPr>
+                <w:rFonts w:cs="Times New Roman"/>
                 <w:sz w:val="22"/>
               </w:rPr>
               <w:t>DuocSi</w:t>
@@ -39178,8 +39496,14 @@
             <w:vAlign w:val="center"/>
           </w:tcPr>
           <w:p>
-            <w:r>
-              <w:rPr>
+            <w:pPr>
+              <w:rPr>
+                <w:rFonts w:cs="Times New Roman"/>
+              </w:rPr>
+            </w:pPr>
+            <w:r>
+              <w:rPr>
+                <w:rFonts w:cs="Times New Roman"/>
                 <w:sz w:val="22"/>
               </w:rPr>
               <w:t>N6DonHangController</w:t>
@@ -39192,8 +39516,14 @@
             <w:vAlign w:val="center"/>
           </w:tcPr>
           <w:p>
-            <w:r>
-              <w:rPr>
+            <w:pPr>
+              <w:rPr>
+                <w:rFonts w:cs="Times New Roman"/>
+              </w:rPr>
+            </w:pPr>
+            <w:r>
+              <w:rPr>
+                <w:rFonts w:cs="Times New Roman"/>
                 <w:sz w:val="22"/>
               </w:rPr>
               <w:t>ThamDinh</w:t>
@@ -39206,8 +39536,14 @@
             <w:vAlign w:val="center"/>
           </w:tcPr>
           <w:p>
-            <w:r>
-              <w:rPr>
+            <w:pPr>
+              <w:rPr>
+                <w:rFonts w:cs="Times New Roman"/>
+              </w:rPr>
+            </w:pPr>
+            <w:r>
+              <w:rPr>
+                <w:rFonts w:cs="Times New Roman"/>
                 <w:sz w:val="22"/>
               </w:rPr>
               <w:t>GET</w:t>
@@ -39220,8 +39556,14 @@
             <w:vAlign w:val="center"/>
           </w:tcPr>
           <w:p>
-            <w:r>
-              <w:rPr>
+            <w:pPr>
+              <w:rPr>
+                <w:rFonts w:cs="Times New Roman"/>
+              </w:rPr>
+            </w:pPr>
+            <w:r>
+              <w:rPr>
+                <w:rFonts w:cs="Times New Roman"/>
                 <w:sz w:val="22"/>
               </w:rPr>
               <w:t>Roles = "2,3"</w:t>
@@ -39234,8 +39576,14 @@
             <w:vAlign w:val="center"/>
           </w:tcPr>
           <w:p>
-            <w:r>
-              <w:rPr>
+            <w:pPr>
+              <w:rPr>
+                <w:rFonts w:cs="Times New Roman"/>
+              </w:rPr>
+            </w:pPr>
+            <w:r>
+              <w:rPr>
+                <w:rFonts w:cs="Times New Roman"/>
                 <w:sz w:val="22"/>
               </w:rPr>
               <w:t>UC09: Thẩm định ảnh đơn thuốc Bác sĩ, tra cứu cổng đơn quốc gia.</w:t>
@@ -39250,8 +39598,14 @@
             <w:vAlign w:val="center"/>
           </w:tcPr>
           <w:p>
-            <w:r>
-              <w:rPr>
+            <w:pPr>
+              <w:rPr>
+                <w:rFonts w:cs="Times New Roman"/>
+              </w:rPr>
+            </w:pPr>
+            <w:r>
+              <w:rPr>
+                <w:rFonts w:cs="Times New Roman"/>
                 <w:sz w:val="22"/>
               </w:rPr>
               <w:t>DuocSi</w:t>
@@ -39264,8 +39618,14 @@
             <w:vAlign w:val="center"/>
           </w:tcPr>
           <w:p>
-            <w:r>
-              <w:rPr>
+            <w:pPr>
+              <w:rPr>
+                <w:rFonts w:cs="Times New Roman"/>
+              </w:rPr>
+            </w:pPr>
+            <w:r>
+              <w:rPr>
+                <w:rFonts w:cs="Times New Roman"/>
                 <w:sz w:val="22"/>
               </w:rPr>
               <w:t>N6DonHangController</w:t>
@@ -39278,8 +39638,14 @@
             <w:vAlign w:val="center"/>
           </w:tcPr>
           <w:p>
-            <w:r>
-              <w:rPr>
+            <w:pPr>
+              <w:rPr>
+                <w:rFonts w:cs="Times New Roman"/>
+              </w:rPr>
+            </w:pPr>
+            <w:r>
+              <w:rPr>
+                <w:rFonts w:cs="Times New Roman"/>
                 <w:sz w:val="22"/>
               </w:rPr>
               <w:t>CapNhatTrangThai</w:t>
@@ -39292,8 +39658,14 @@
             <w:vAlign w:val="center"/>
           </w:tcPr>
           <w:p>
-            <w:r>
-              <w:rPr>
+            <w:pPr>
+              <w:rPr>
+                <w:rFonts w:cs="Times New Roman"/>
+              </w:rPr>
+            </w:pPr>
+            <w:r>
+              <w:rPr>
+                <w:rFonts w:cs="Times New Roman"/>
                 <w:sz w:val="22"/>
               </w:rPr>
               <w:t>POST</w:t>
@@ -39306,8 +39678,14 @@
             <w:vAlign w:val="center"/>
           </w:tcPr>
           <w:p>
-            <w:r>
-              <w:rPr>
+            <w:pPr>
+              <w:rPr>
+                <w:rFonts w:cs="Times New Roman"/>
+              </w:rPr>
+            </w:pPr>
+            <w:r>
+              <w:rPr>
+                <w:rFonts w:cs="Times New Roman"/>
                 <w:sz w:val="22"/>
               </w:rPr>
               <w:t>Roles = "2,3"</w:t>
@@ -39320,8 +39698,14 @@
             <w:vAlign w:val="center"/>
           </w:tcPr>
           <w:p>
-            <w:r>
-              <w:rPr>
+            <w:pPr>
+              <w:rPr>
+                <w:rFonts w:cs="Times New Roman"/>
+              </w:rPr>
+            </w:pPr>
+            <w:r>
+              <w:rPr>
+                <w:rFonts w:cs="Times New Roman"/>
                 <w:sz w:val="22"/>
               </w:rPr>
               <w:t>UC10: Duyệt đơn, chuyển trạng thái giao hàng, hoàn kho nếu hủy đơn.</w:t>
@@ -39336,8 +39720,14 @@
             <w:vAlign w:val="center"/>
           </w:tcPr>
           <w:p>
-            <w:r>
-              <w:rPr>
+            <w:pPr>
+              <w:rPr>
+                <w:rFonts w:cs="Times New Roman"/>
+              </w:rPr>
+            </w:pPr>
+            <w:r>
+              <w:rPr>
+                <w:rFonts w:cs="Times New Roman"/>
                 <w:sz w:val="22"/>
               </w:rPr>
               <w:t>DuocSi</w:t>
@@ -39350,8 +39740,14 @@
             <w:vAlign w:val="center"/>
           </w:tcPr>
           <w:p>
-            <w:r>
-              <w:rPr>
+            <w:pPr>
+              <w:rPr>
+                <w:rFonts w:cs="Times New Roman"/>
+              </w:rPr>
+            </w:pPr>
+            <w:r>
+              <w:rPr>
+                <w:rFonts w:cs="Times New Roman"/>
                 <w:sz w:val="22"/>
               </w:rPr>
               <w:t>N6LoThuocController</w:t>
@@ -39364,8 +39760,14 @@
             <w:vAlign w:val="center"/>
           </w:tcPr>
           <w:p>
-            <w:r>
-              <w:rPr>
+            <w:pPr>
+              <w:rPr>
+                <w:rFonts w:cs="Times New Roman"/>
+              </w:rPr>
+            </w:pPr>
+            <w:r>
+              <w:rPr>
+                <w:rFonts w:cs="Times New Roman"/>
                 <w:sz w:val="22"/>
               </w:rPr>
               <w:t>Index</w:t>
@@ -39378,8 +39780,14 @@
             <w:vAlign w:val="center"/>
           </w:tcPr>
           <w:p>
-            <w:r>
-              <w:rPr>
+            <w:pPr>
+              <w:rPr>
+                <w:rFonts w:cs="Times New Roman"/>
+              </w:rPr>
+            </w:pPr>
+            <w:r>
+              <w:rPr>
+                <w:rFonts w:cs="Times New Roman"/>
                 <w:sz w:val="22"/>
               </w:rPr>
               <w:t>GET</w:t>
@@ -39392,8 +39800,14 @@
             <w:vAlign w:val="center"/>
           </w:tcPr>
           <w:p>
-            <w:r>
-              <w:rPr>
+            <w:pPr>
+              <w:rPr>
+                <w:rFonts w:cs="Times New Roman"/>
+              </w:rPr>
+            </w:pPr>
+            <w:r>
+              <w:rPr>
+                <w:rFonts w:cs="Times New Roman"/>
                 <w:sz w:val="22"/>
               </w:rPr>
               <w:t>Roles = "2,3"</w:t>
@@ -39406,8 +39820,14 @@
             <w:vAlign w:val="center"/>
           </w:tcPr>
           <w:p>
-            <w:r>
-              <w:rPr>
+            <w:pPr>
+              <w:rPr>
+                <w:rFonts w:cs="Times New Roman"/>
+              </w:rPr>
+            </w:pPr>
+            <w:r>
+              <w:rPr>
+                <w:rFonts w:cs="Times New Roman"/>
                 <w:sz w:val="22"/>
               </w:rPr>
               <w:t>UC08: Tra cứu hàng tồn kho theo lô, số lô, hạn dùng, giá nhập.</w:t>
@@ -39422,8 +39842,14 @@
             <w:vAlign w:val="center"/>
           </w:tcPr>
           <w:p>
-            <w:r>
-              <w:rPr>
+            <w:pPr>
+              <w:rPr>
+                <w:rFonts w:cs="Times New Roman"/>
+              </w:rPr>
+            </w:pPr>
+            <w:r>
+              <w:rPr>
+                <w:rFonts w:cs="Times New Roman"/>
                 <w:sz w:val="22"/>
               </w:rPr>
               <w:t>Admin</w:t>
@@ -39436,8 +39862,14 @@
             <w:vAlign w:val="center"/>
           </w:tcPr>
           <w:p>
-            <w:r>
-              <w:rPr>
+            <w:pPr>
+              <w:rPr>
+                <w:rFonts w:cs="Times New Roman"/>
+              </w:rPr>
+            </w:pPr>
+            <w:r>
+              <w:rPr>
+                <w:rFonts w:cs="Times New Roman"/>
                 <w:sz w:val="22"/>
               </w:rPr>
               <w:t>N6ThuocController</w:t>
@@ -39450,8 +39882,14 @@
             <w:vAlign w:val="center"/>
           </w:tcPr>
           <w:p>
-            <w:r>
-              <w:rPr>
+            <w:pPr>
+              <w:rPr>
+                <w:rFonts w:cs="Times New Roman"/>
+              </w:rPr>
+            </w:pPr>
+            <w:r>
+              <w:rPr>
+                <w:rFonts w:cs="Times New Roman"/>
                 <w:sz w:val="22"/>
               </w:rPr>
               <w:t>Index, Details, Create, Edit, Delete</w:t>
@@ -39464,8 +39902,14 @@
             <w:vAlign w:val="center"/>
           </w:tcPr>
           <w:p>
-            <w:r>
-              <w:rPr>
+            <w:pPr>
+              <w:rPr>
+                <w:rFonts w:cs="Times New Roman"/>
+              </w:rPr>
+            </w:pPr>
+            <w:r>
+              <w:rPr>
+                <w:rFonts w:cs="Times New Roman"/>
                 <w:sz w:val="22"/>
               </w:rPr>
               <w:t>GET / POST</w:t>
@@ -39478,8 +39922,14 @@
             <w:vAlign w:val="center"/>
           </w:tcPr>
           <w:p>
-            <w:r>
-              <w:rPr>
+            <w:pPr>
+              <w:rPr>
+                <w:rFonts w:cs="Times New Roman"/>
+              </w:rPr>
+            </w:pPr>
+            <w:r>
+              <w:rPr>
+                <w:rFonts w:cs="Times New Roman"/>
                 <w:sz w:val="22"/>
               </w:rPr>
               <w:t>Roles = "3"</w:t>
@@ -39492,8 +39942,14 @@
             <w:vAlign w:val="center"/>
           </w:tcPr>
           <w:p>
-            <w:r>
-              <w:rPr>
+            <w:pPr>
+              <w:rPr>
+                <w:rFonts w:cs="Times New Roman"/>
+              </w:rPr>
+            </w:pPr>
+            <w:r>
+              <w:rPr>
+                <w:rFonts w:cs="Times New Roman"/>
                 <w:sz w:val="22"/>
               </w:rPr>
               <w:t>UC11: Quản lý danh mục thuốc, chặn xóa thuốc vi phạm toàn vẹn BR04.</w:t>
@@ -39508,8 +39964,14 @@
             <w:vAlign w:val="center"/>
           </w:tcPr>
           <w:p>
-            <w:r>
-              <w:rPr>
+            <w:pPr>
+              <w:rPr>
+                <w:rFonts w:cs="Times New Roman"/>
+              </w:rPr>
+            </w:pPr>
+            <w:r>
+              <w:rPr>
+                <w:rFonts w:cs="Times New Roman"/>
                 <w:sz w:val="22"/>
               </w:rPr>
               <w:t>Admin</w:t>
@@ -39522,8 +39984,14 @@
             <w:vAlign w:val="center"/>
           </w:tcPr>
           <w:p>
-            <w:r>
-              <w:rPr>
+            <w:pPr>
+              <w:rPr>
+                <w:rFonts w:cs="Times New Roman"/>
+              </w:rPr>
+            </w:pPr>
+            <w:r>
+              <w:rPr>
+                <w:rFonts w:cs="Times New Roman"/>
                 <w:sz w:val="22"/>
               </w:rPr>
               <w:t>N6LoThuocController</w:t>
@@ -39536,8 +40004,14 @@
             <w:vAlign w:val="center"/>
           </w:tcPr>
           <w:p>
-            <w:r>
-              <w:rPr>
+            <w:pPr>
+              <w:rPr>
+                <w:rFonts w:cs="Times New Roman"/>
+              </w:rPr>
+            </w:pPr>
+            <w:r>
+              <w:rPr>
+                <w:rFonts w:cs="Times New Roman"/>
                 <w:sz w:val="22"/>
               </w:rPr>
               <w:t>Index, Create</w:t>
@@ -39550,8 +40024,14 @@
             <w:vAlign w:val="center"/>
           </w:tcPr>
           <w:p>
-            <w:r>
-              <w:rPr>
+            <w:pPr>
+              <w:rPr>
+                <w:rFonts w:cs="Times New Roman"/>
+              </w:rPr>
+            </w:pPr>
+            <w:r>
+              <w:rPr>
+                <w:rFonts w:cs="Times New Roman"/>
                 <w:sz w:val="22"/>
               </w:rPr>
               <w:t>GET / POST</w:t>
@@ -39564,8 +40044,14 @@
             <w:vAlign w:val="center"/>
           </w:tcPr>
           <w:p>
-            <w:r>
-              <w:rPr>
+            <w:pPr>
+              <w:rPr>
+                <w:rFonts w:cs="Times New Roman"/>
+              </w:rPr>
+            </w:pPr>
+            <w:r>
+              <w:rPr>
+                <w:rFonts w:cs="Times New Roman"/>
                 <w:sz w:val="22"/>
               </w:rPr>
               <w:t>Roles = "3"</w:t>
@@ -39578,8 +40064,14 @@
             <w:vAlign w:val="center"/>
           </w:tcPr>
           <w:p>
-            <w:r>
-              <w:rPr>
+            <w:pPr>
+              <w:rPr>
+                <w:rFonts w:cs="Times New Roman"/>
+              </w:rPr>
+            </w:pPr>
+            <w:r>
+              <w:rPr>
+                <w:rFonts w:cs="Times New Roman"/>
                 <w:sz w:val="22"/>
               </w:rPr>
               <w:t>UC12: Quản lý lô và Nhập hàng mới, kiểm tra NgaySx &lt; HanSuDung BR05.</w:t>
@@ -39594,8 +40086,14 @@
             <w:vAlign w:val="center"/>
           </w:tcPr>
           <w:p>
-            <w:r>
-              <w:rPr>
+            <w:pPr>
+              <w:rPr>
+                <w:rFonts w:cs="Times New Roman"/>
+              </w:rPr>
+            </w:pPr>
+            <w:r>
+              <w:rPr>
+                <w:rFonts w:cs="Times New Roman"/>
                 <w:sz w:val="22"/>
               </w:rPr>
               <w:t>Admin</w:t>
@@ -39608,8 +40106,14 @@
             <w:vAlign w:val="center"/>
           </w:tcPr>
           <w:p>
-            <w:r>
-              <w:rPr>
+            <w:pPr>
+              <w:rPr>
+                <w:rFonts w:cs="Times New Roman"/>
+              </w:rPr>
+            </w:pPr>
+            <w:r>
+              <w:rPr>
+                <w:rFonts w:cs="Times New Roman"/>
                 <w:sz w:val="22"/>
               </w:rPr>
               <w:t>N6CanhBaoController</w:t>
@@ -39622,8 +40126,14 @@
             <w:vAlign w:val="center"/>
           </w:tcPr>
           <w:p>
-            <w:r>
-              <w:rPr>
+            <w:pPr>
+              <w:rPr>
+                <w:rFonts w:cs="Times New Roman"/>
+              </w:rPr>
+            </w:pPr>
+            <w:r>
+              <w:rPr>
+                <w:rFonts w:cs="Times New Roman"/>
                 <w:sz w:val="22"/>
               </w:rPr>
               <w:t>Index</w:t>
@@ -39636,8 +40146,14 @@
             <w:vAlign w:val="center"/>
           </w:tcPr>
           <w:p>
-            <w:r>
-              <w:rPr>
+            <w:pPr>
+              <w:rPr>
+                <w:rFonts w:cs="Times New Roman"/>
+              </w:rPr>
+            </w:pPr>
+            <w:r>
+              <w:rPr>
+                <w:rFonts w:cs="Times New Roman"/>
                 <w:sz w:val="22"/>
               </w:rPr>
               <w:t>GET</w:t>
@@ -39650,8 +40166,14 @@
             <w:vAlign w:val="center"/>
           </w:tcPr>
           <w:p>
-            <w:r>
-              <w:rPr>
+            <w:pPr>
+              <w:rPr>
+                <w:rFonts w:cs="Times New Roman"/>
+              </w:rPr>
+            </w:pPr>
+            <w:r>
+              <w:rPr>
+                <w:rFonts w:cs="Times New Roman"/>
                 <w:sz w:val="22"/>
               </w:rPr>
               <w:t>Roles = "3"</w:t>
@@ -39664,8 +40186,14 @@
             <w:vAlign w:val="center"/>
           </w:tcPr>
           <w:p>
-            <w:r>
-              <w:rPr>
+            <w:pPr>
+              <w:rPr>
+                <w:rFonts w:cs="Times New Roman"/>
+              </w:rPr>
+            </w:pPr>
+            <w:r>
+              <w:rPr>
+                <w:rFonts w:cs="Times New Roman"/>
                 <w:sz w:val="22"/>
               </w:rPr>
               <w:t>UC13: Cảnh báo thời gian thực: hết hạn, cận hạn &lt; 60 ngày, tồn &lt;= 10.</w:t>
@@ -39680,8 +40208,14 @@
             <w:vAlign w:val="center"/>
           </w:tcPr>
           <w:p>
-            <w:r>
-              <w:rPr>
+            <w:pPr>
+              <w:rPr>
+                <w:rFonts w:cs="Times New Roman"/>
+              </w:rPr>
+            </w:pPr>
+            <w:r>
+              <w:rPr>
+                <w:rFonts w:cs="Times New Roman"/>
                 <w:sz w:val="22"/>
               </w:rPr>
               <w:t>Admin</w:t>
@@ -39694,8 +40228,14 @@
             <w:vAlign w:val="center"/>
           </w:tcPr>
           <w:p>
-            <w:r>
-              <w:rPr>
+            <w:pPr>
+              <w:rPr>
+                <w:rFonts w:cs="Times New Roman"/>
+              </w:rPr>
+            </w:pPr>
+            <w:r>
+              <w:rPr>
+                <w:rFonts w:cs="Times New Roman"/>
                 <w:sz w:val="22"/>
               </w:rPr>
               <w:t>N6ThongKeController</w:t>
@@ -39708,8 +40248,14 @@
             <w:vAlign w:val="center"/>
           </w:tcPr>
           <w:p>
-            <w:r>
-              <w:rPr>
+            <w:pPr>
+              <w:rPr>
+                <w:rFonts w:cs="Times New Roman"/>
+              </w:rPr>
+            </w:pPr>
+            <w:r>
+              <w:rPr>
+                <w:rFonts w:cs="Times New Roman"/>
                 <w:sz w:val="22"/>
               </w:rPr>
               <w:t>Index</w:t>
@@ -39722,8 +40268,14 @@
             <w:vAlign w:val="center"/>
           </w:tcPr>
           <w:p>
-            <w:r>
-              <w:rPr>
+            <w:pPr>
+              <w:rPr>
+                <w:rFonts w:cs="Times New Roman"/>
+              </w:rPr>
+            </w:pPr>
+            <w:r>
+              <w:rPr>
+                <w:rFonts w:cs="Times New Roman"/>
                 <w:sz w:val="22"/>
               </w:rPr>
               <w:t>GET</w:t>
@@ -39736,8 +40288,14 @@
             <w:vAlign w:val="center"/>
           </w:tcPr>
           <w:p>
-            <w:r>
-              <w:rPr>
+            <w:pPr>
+              <w:rPr>
+                <w:rFonts w:cs="Times New Roman"/>
+              </w:rPr>
+            </w:pPr>
+            <w:r>
+              <w:rPr>
+                <w:rFonts w:cs="Times New Roman"/>
                 <w:sz w:val="22"/>
               </w:rPr>
               <w:t>Roles = "3"</w:t>
@@ -39750,8 +40308,14 @@
             <w:vAlign w:val="center"/>
           </w:tcPr>
           <w:p>
-            <w:r>
-              <w:rPr>
+            <w:pPr>
+              <w:rPr>
+                <w:rFonts w:cs="Times New Roman"/>
+              </w:rPr>
+            </w:pPr>
+            <w:r>
+              <w:rPr>
+                <w:rFonts w:cs="Times New Roman"/>
                 <w:sz w:val="22"/>
               </w:rPr>
               <w:t>UC15: Thống kê doanh thu bán lẻ/online, top 5 thuốc bán chạy.</w:t>
@@ -39766,8 +40330,14 @@
             <w:vAlign w:val="center"/>
           </w:tcPr>
           <w:p>
-            <w:r>
-              <w:rPr>
+            <w:pPr>
+              <w:rPr>
+                <w:rFonts w:cs="Times New Roman"/>
+              </w:rPr>
+            </w:pPr>
+            <w:r>
+              <w:rPr>
+                <w:rFonts w:cs="Times New Roman"/>
                 <w:sz w:val="22"/>
               </w:rPr>
               <w:t>Admin</w:t>
@@ -39780,8 +40350,14 @@
             <w:vAlign w:val="center"/>
           </w:tcPr>
           <w:p>
-            <w:r>
-              <w:rPr>
+            <w:pPr>
+              <w:rPr>
+                <w:rFonts w:cs="Times New Roman"/>
+              </w:rPr>
+            </w:pPr>
+            <w:r>
+              <w:rPr>
+                <w:rFonts w:cs="Times New Roman"/>
                 <w:sz w:val="22"/>
               </w:rPr>
               <w:t>N6NhomThuocController</w:t>
@@ -39794,8 +40370,14 @@
             <w:vAlign w:val="center"/>
           </w:tcPr>
           <w:p>
-            <w:r>
-              <w:rPr>
+            <w:pPr>
+              <w:rPr>
+                <w:rFonts w:cs="Times New Roman"/>
+              </w:rPr>
+            </w:pPr>
+            <w:r>
+              <w:rPr>
+                <w:rFonts w:cs="Times New Roman"/>
                 <w:sz w:val="22"/>
               </w:rPr>
               <w:t>Index, Create, Edit, Delete</w:t>
@@ -39808,8 +40390,14 @@
             <w:vAlign w:val="center"/>
           </w:tcPr>
           <w:p>
-            <w:r>
-              <w:rPr>
+            <w:pPr>
+              <w:rPr>
+                <w:rFonts w:cs="Times New Roman"/>
+              </w:rPr>
+            </w:pPr>
+            <w:r>
+              <w:rPr>
+                <w:rFonts w:cs="Times New Roman"/>
                 <w:sz w:val="22"/>
               </w:rPr>
               <w:t>GET / POST</w:t>
@@ -39822,8 +40410,14 @@
             <w:vAlign w:val="center"/>
           </w:tcPr>
           <w:p>
-            <w:r>
-              <w:rPr>
+            <w:pPr>
+              <w:rPr>
+                <w:rFonts w:cs="Times New Roman"/>
+              </w:rPr>
+            </w:pPr>
+            <w:r>
+              <w:rPr>
+                <w:rFonts w:cs="Times New Roman"/>
                 <w:sz w:val="22"/>
               </w:rPr>
               <w:t>Roles = "3"</w:t>
@@ -39836,8 +40430,14 @@
             <w:vAlign w:val="center"/>
           </w:tcPr>
           <w:p>
-            <w:r>
-              <w:rPr>
+            <w:pPr>
+              <w:rPr>
+                <w:rFonts w:cs="Times New Roman"/>
+              </w:rPr>
+            </w:pPr>
+            <w:r>
+              <w:rPr>
+                <w:rFonts w:cs="Times New Roman"/>
                 <w:sz w:val="22"/>
               </w:rPr>
               <w:t>Quản lý danh mục các nhóm dược phẩm.</w:t>
@@ -39852,8 +40452,14 @@
             <w:vAlign w:val="center"/>
           </w:tcPr>
           <w:p>
-            <w:r>
-              <w:rPr>
+            <w:pPr>
+              <w:rPr>
+                <w:rFonts w:cs="Times New Roman"/>
+              </w:rPr>
+            </w:pPr>
+            <w:r>
+              <w:rPr>
+                <w:rFonts w:cs="Times New Roman"/>
                 <w:sz w:val="22"/>
               </w:rPr>
               <w:t>Admin</w:t>
@@ -39866,8 +40472,14 @@
             <w:vAlign w:val="center"/>
           </w:tcPr>
           <w:p>
-            <w:r>
-              <w:rPr>
+            <w:pPr>
+              <w:rPr>
+                <w:rFonts w:cs="Times New Roman"/>
+              </w:rPr>
+            </w:pPr>
+            <w:r>
+              <w:rPr>
+                <w:rFonts w:cs="Times New Roman"/>
                 <w:sz w:val="22"/>
               </w:rPr>
               <w:t>N6NhaCungCapController</w:t>
@@ -39880,8 +40492,14 @@
             <w:vAlign w:val="center"/>
           </w:tcPr>
           <w:p>
-            <w:r>
-              <w:rPr>
+            <w:pPr>
+              <w:rPr>
+                <w:rFonts w:cs="Times New Roman"/>
+              </w:rPr>
+            </w:pPr>
+            <w:r>
+              <w:rPr>
+                <w:rFonts w:cs="Times New Roman"/>
                 <w:sz w:val="22"/>
               </w:rPr>
               <w:t>Index, Create, Edit, Delete</w:t>
@@ -39894,8 +40512,14 @@
             <w:vAlign w:val="center"/>
           </w:tcPr>
           <w:p>
-            <w:r>
-              <w:rPr>
+            <w:pPr>
+              <w:rPr>
+                <w:rFonts w:cs="Times New Roman"/>
+              </w:rPr>
+            </w:pPr>
+            <w:r>
+              <w:rPr>
+                <w:rFonts w:cs="Times New Roman"/>
                 <w:sz w:val="22"/>
               </w:rPr>
               <w:t>GET / POST</w:t>
@@ -39908,8 +40532,14 @@
             <w:vAlign w:val="center"/>
           </w:tcPr>
           <w:p>
-            <w:r>
-              <w:rPr>
+            <w:pPr>
+              <w:rPr>
+                <w:rFonts w:cs="Times New Roman"/>
+              </w:rPr>
+            </w:pPr>
+            <w:r>
+              <w:rPr>
+                <w:rFonts w:cs="Times New Roman"/>
                 <w:sz w:val="22"/>
               </w:rPr>
               <w:t>Roles = "3"</w:t>
@@ -39922,8 +40552,14 @@
             <w:vAlign w:val="center"/>
           </w:tcPr>
           <w:p>
-            <w:r>
-              <w:rPr>
+            <w:pPr>
+              <w:rPr>
+                <w:rFonts w:cs="Times New Roman"/>
+              </w:rPr>
+            </w:pPr>
+            <w:r>
+              <w:rPr>
+                <w:rFonts w:cs="Times New Roman"/>
                 <w:sz w:val="22"/>
               </w:rPr>
               <w:t>Quản lý đối tác và thông tin nhà cung cấp thuốc.</w:t>
@@ -39936,7 +40572,7 @@
       <w:pPr>
         <w:pStyle w:val="Heading2"/>
       </w:pPr>
-      <w:bookmarkStart w:id="109" w:name="_Toc242926103"/>
+      <w:bookmarkStart w:id="109" w:name="_Toc242939727"/>
       <w:r>
         <w:t>7.4. Cấu hình lõi hệ thống trong Program.cs</w:t>
       </w:r>
@@ -42068,7 +42704,7 @@
       <w:pPr>
         <w:pStyle w:val="Heading2"/>
       </w:pPr>
-      <w:bookmarkStart w:id="110" w:name="_Toc242926104"/>
+      <w:bookmarkStart w:id="110" w:name="_Toc242939728"/>
       <w:r>
         <w:t>7.5. Cài đặt các Lớp Thực thể (Entity Models) và ViewModels</w:t>
       </w:r>
@@ -42089,7 +42725,7 @@
       <w:r>
         <w:t xml:space="preserve"> </w:t>
       </w:r>
-      <w:bookmarkStart w:id="111" w:name="_Toc242926047"/>
+      <w:bookmarkStart w:id="111" w:name="_Toc242939804"/>
       <w:r>
         <w:t>File: Models/N6Thuoc.cs - Thực thể Thuốc và Dược phẩm</w:t>
       </w:r>
@@ -42471,7 +43107,7 @@
           <w:lang w:val="vi-VN"/>
         </w:rPr>
       </w:pPr>
-      <w:bookmarkStart w:id="112" w:name="_Toc242926048"/>
+      <w:bookmarkStart w:id="112" w:name="_Toc242939805"/>
       <w:r>
         <w:t>File: Models/N6LoThuoc.cs - Thực thể Quản lý Lô thuốc và Hạn sử dụng (FEFO)</w:t>
       </w:r>
@@ -42775,7 +43411,7 @@
           <w:lang w:val="vi-VN"/>
         </w:rPr>
       </w:pPr>
-      <w:bookmarkStart w:id="113" w:name="_Toc242926049"/>
+      <w:bookmarkStart w:id="113" w:name="_Toc242939806"/>
       <w:r>
         <w:t>File: Models/N6HoaDon.cs - Thực thể Hóa đơn bán lẻ &amp; Đơn tư vấn trực tuyến</w:t>
       </w:r>
@@ -43182,7 +43818,7 @@
       <w:pPr>
         <w:pStyle w:val="Bngbiu"/>
       </w:pPr>
-      <w:bookmarkStart w:id="114" w:name="_Toc242926050"/>
+      <w:bookmarkStart w:id="114" w:name="_Toc242939807"/>
       <w:r>
         <w:t>File: Models/N6ChiTietHoaDon.cs - Thực thể Chi tiết hóa đơn theo từng lô thuốc</w:t>
       </w:r>
@@ -43350,7 +43986,7 @@
       <w:pPr>
         <w:pStyle w:val="Heading2"/>
       </w:pPr>
-      <w:bookmarkStart w:id="115" w:name="_Toc242926105"/>
+      <w:bookmarkStart w:id="115" w:name="_Toc242939729"/>
       <w:r>
         <w:t>7.6. Thiết kế cài đặt Phân trang, Bộ lọc và các thao tác CRUD</w:t>
       </w:r>
@@ -43369,7 +44005,7 @@
       <w:pPr>
         <w:pStyle w:val="Heading3"/>
       </w:pPr>
-      <w:bookmarkStart w:id="116" w:name="_Toc242926106"/>
+      <w:bookmarkStart w:id="116" w:name="_Toc242939730"/>
       <w:r>
         <w:t>7.6.1. Thuật toán Phân trang và Bộ lọc tìm kiếm đa tiêu chí (N6ThuocController.cs)</w:t>
       </w:r>
@@ -43397,7 +44033,7 @@
       <w:r>
         <w:t xml:space="preserve"> </w:t>
       </w:r>
-      <w:bookmarkStart w:id="117" w:name="_Toc242926051"/>
+      <w:bookmarkStart w:id="117" w:name="_Toc242939808"/>
       <w:r>
         <w:t>Trích xuất từ Controllers/N6ThuocController.cs (Hàm Index)</w:t>
       </w:r>
@@ -44127,7 +44763,7 @@
       <w:pPr>
         <w:pStyle w:val="Heading2"/>
       </w:pPr>
-      <w:bookmarkStart w:id="118" w:name="_Toc242926107"/>
+      <w:bookmarkStart w:id="118" w:name="_Toc242939731"/>
       <w:r>
         <w:rPr>
           <w:rStyle w:val="Heading2Char"/>
@@ -44556,7 +45192,7 @@
       <w:pPr>
         <w:pStyle w:val="Heading2"/>
       </w:pPr>
-      <w:bookmarkStart w:id="119" w:name="_Toc242926108"/>
+      <w:bookmarkStart w:id="119" w:name="_Toc242939732"/>
       <w:r>
         <w:lastRenderedPageBreak/>
         <w:t>7.6.3. Thao tác CRUD Nhập lô và Quản lý Hạn dùng (Areas/Admin/Controllers/N6LoThuocController.cs)</w:t>
@@ -44885,7 +45521,7 @@
       <w:r>
         <w:t xml:space="preserve"> </w:t>
       </w:r>
-      <w:bookmarkStart w:id="120" w:name="_Toc242926109"/>
+      <w:bookmarkStart w:id="120" w:name="_Toc242939733"/>
       <w:r>
         <w:t>8: KẾ HOẠCH VÀ NGHIỆM THU DỰ ÁN</w:t>
       </w:r>
@@ -44911,7 +45547,7 @@
           <w:lang w:val="vi-VN"/>
         </w:rPr>
       </w:pPr>
-      <w:bookmarkStart w:id="121" w:name="_Toc242926110"/>
+      <w:bookmarkStart w:id="121" w:name="_Toc242939734"/>
       <w:r>
         <w:rPr>
           <w:lang w:val="vi-VN"/>
@@ -45890,7 +46526,7 @@
       <w:pPr>
         <w:pStyle w:val="Heading2"/>
       </w:pPr>
-      <w:bookmarkStart w:id="122" w:name="_Toc242926111"/>
+      <w:bookmarkStart w:id="122" w:name="_Toc242939735"/>
       <w:r>
         <w:t>8.</w:t>
       </w:r>
@@ -46036,7 +46672,7 @@
         <w:jc w:val="left"/>
       </w:pPr>
       <w:bookmarkStart w:id="123" w:name="_Toc242278325"/>
-      <w:bookmarkStart w:id="124" w:name="_Toc242926112"/>
+      <w:bookmarkStart w:id="124" w:name="_Toc242939736"/>
       <w:r>
         <w:lastRenderedPageBreak/>
         <w:t>10. BẢNG PHÂN CÔNG CÔNG VIỆC</w:t>
@@ -46582,8 +47218,8 @@
     </w:tbl>
     <w:p/>
     <w:sectPr>
-      <w:headerReference w:type="default" r:id="rId38"/>
-      <w:footerReference w:type="default" r:id="rId39"/>
+      <w:headerReference w:type="default" r:id="rId39"/>
+      <w:footerReference w:type="default" r:id="rId40"/>
       <w:pgSz w:w="11907" w:h="16840" w:code="9"/>
       <w:pgMar w:top="1418" w:right="1134" w:bottom="1418" w:left="1701" w:header="567" w:footer="567" w:gutter="0"/>
       <w:pgNumType w:start="1"/>
